--- a/1_sem/RPAOIiAS/ИКМО_03_25_ФомичевРА.docx
+++ b/1_sem/RPAOIiAS/ИКМО_03_25_ФомичевРА.docx
@@ -1162,7 +1162,7 @@
         </w:rPr>
         <w:fldChar w:fldCharType="separate"/>
       </w:r>
-      <w:hyperlink w:anchor="_Toc217298386" w:history="1">
+      <w:hyperlink w:anchor="_Toc217745446" w:history="1">
         <w:r>
           <w:rPr>
             <w:rStyle w:val="af"/>
@@ -1210,7 +1210,7 @@
             <w:noProof/>
             <w:webHidden/>
           </w:rPr>
-          <w:instrText xml:space="preserve"> PAGEREF _Toc217298386 \h </w:instrText>
+          <w:instrText xml:space="preserve"> PAGEREF _Toc217745446 \h </w:instrText>
         </w:r>
         <w:r>
           <w:rPr>
@@ -1258,7 +1258,7 @@
           <w14:ligatures w14:val="standardContextual"/>
         </w:rPr>
       </w:pPr>
-      <w:hyperlink w:anchor="_Toc217298387" w:history="1">
+      <w:hyperlink w:anchor="_Toc217745447" w:history="1">
         <w:r>
           <w:rPr>
             <w:rStyle w:val="af"/>
@@ -1306,7 +1306,7 @@
             <w:noProof/>
             <w:webHidden/>
           </w:rPr>
-          <w:instrText xml:space="preserve"> PAGEREF _Toc217298387 \h </w:instrText>
+          <w:instrText xml:space="preserve"> PAGEREF _Toc217745447 \h </w:instrText>
         </w:r>
         <w:r>
           <w:rPr>
@@ -1354,7 +1354,7 @@
           <w14:ligatures w14:val="standardContextual"/>
         </w:rPr>
       </w:pPr>
-      <w:hyperlink w:anchor="_Toc217298388" w:history="1">
+      <w:hyperlink w:anchor="_Toc217745448" w:history="1">
         <w:r>
           <w:rPr>
             <w:rStyle w:val="af"/>
@@ -1402,7 +1402,7 @@
             <w:noProof/>
             <w:webHidden/>
           </w:rPr>
-          <w:instrText xml:space="preserve"> PAGEREF _Toc217298388 \h </w:instrText>
+          <w:instrText xml:space="preserve"> PAGEREF _Toc217745448 \h </w:instrText>
         </w:r>
         <w:r>
           <w:rPr>
@@ -1450,7 +1450,7 @@
           <w14:ligatures w14:val="standardContextual"/>
         </w:rPr>
       </w:pPr>
-      <w:hyperlink w:anchor="_Toc217298389" w:history="1">
+      <w:hyperlink w:anchor="_Toc217745449" w:history="1">
         <w:r>
           <w:rPr>
             <w:rStyle w:val="af"/>
@@ -1498,7 +1498,7 @@
             <w:noProof/>
             <w:webHidden/>
           </w:rPr>
-          <w:instrText xml:space="preserve"> PAGEREF _Toc217298389 \h </w:instrText>
+          <w:instrText xml:space="preserve"> PAGEREF _Toc217745449 \h </w:instrText>
         </w:r>
         <w:r>
           <w:rPr>
@@ -1546,14 +1546,14 @@
           <w14:ligatures w14:val="standardContextual"/>
         </w:rPr>
       </w:pPr>
-      <w:hyperlink w:anchor="_Toc217298390" w:history="1">
+      <w:hyperlink w:anchor="_Toc217745450" w:history="1">
         <w:r>
           <w:rPr>
             <w:rStyle w:val="af"/>
             <w:noProof/>
             <w:lang w:val="ru-RU"/>
           </w:rPr>
-          <w:t>4.</w:t>
+          <w:t>5.</w:t>
         </w:r>
         <w:r>
           <w:rPr>
@@ -1594,7 +1594,7 @@
             <w:noProof/>
             <w:webHidden/>
           </w:rPr>
-          <w:instrText xml:space="preserve"> PAGEREF _Toc217298390 \h </w:instrText>
+          <w:instrText xml:space="preserve"> PAGEREF _Toc217745450 \h </w:instrText>
         </w:r>
         <w:r>
           <w:rPr>
@@ -1641,7 +1641,7 @@
           <w14:ligatures w14:val="standardContextual"/>
         </w:rPr>
       </w:pPr>
-      <w:hyperlink w:anchor="_Toc217298391" w:history="1">
+      <w:hyperlink w:anchor="_Toc217745451" w:history="1">
         <w:r>
           <w:rPr>
             <w:rStyle w:val="af"/>
@@ -1669,7 +1669,7 @@
             <w:noProof/>
             <w:webHidden/>
           </w:rPr>
-          <w:instrText xml:space="preserve"> PAGEREF _Toc217298391 \h </w:instrText>
+          <w:instrText xml:space="preserve"> PAGEREF _Toc217745451 \h </w:instrText>
         </w:r>
         <w:r>
           <w:rPr>
@@ -1702,6 +1702,81 @@
     </w:p>
     <w:p>
       <w:pPr>
+        <w:pStyle w:val="12"/>
+        <w:tabs>
+          <w:tab w:val="right" w:leader="dot" w:pos="9628"/>
+        </w:tabs>
+        <w:rPr>
+          <w:rFonts w:asciiTheme="minorHAnsi" w:hAnsiTheme="minorHAnsi"/>
+          <w:noProof/>
+          <w:kern w:val="2"/>
+          <w:sz w:val="24"/>
+          <w:szCs w:val="24"/>
+          <w:lang w:val="ru-RU" w:eastAsia="ru-RU"/>
+          <w14:ligatures w14:val="standardContextual"/>
+        </w:rPr>
+      </w:pPr>
+      <w:hyperlink w:anchor="_Toc217745452" w:history="1">
+        <w:r>
+          <w:rPr>
+            <w:rStyle w:val="af"/>
+            <w:noProof/>
+            <w:lang w:val="ru-RU"/>
+          </w:rPr>
+          <w:t>Приложение</w:t>
+        </w:r>
+        <w:r>
+          <w:rPr>
+            <w:noProof/>
+            <w:webHidden/>
+          </w:rPr>
+          <w:tab/>
+        </w:r>
+        <w:r>
+          <w:rPr>
+            <w:noProof/>
+            <w:webHidden/>
+          </w:rPr>
+          <w:fldChar w:fldCharType="begin"/>
+        </w:r>
+        <w:r>
+          <w:rPr>
+            <w:noProof/>
+            <w:webHidden/>
+          </w:rPr>
+          <w:instrText xml:space="preserve"> PAGEREF _Toc217745452 \h </w:instrText>
+        </w:r>
+        <w:r>
+          <w:rPr>
+            <w:noProof/>
+            <w:webHidden/>
+          </w:rPr>
+        </w:r>
+        <w:r>
+          <w:rPr>
+            <w:noProof/>
+            <w:webHidden/>
+          </w:rPr>
+          <w:fldChar w:fldCharType="separate"/>
+        </w:r>
+        <w:r>
+          <w:rPr>
+            <w:noProof/>
+            <w:webHidden/>
+          </w:rPr>
+          <w:t>9</w:t>
+        </w:r>
+        <w:r>
+          <w:rPr>
+            <w:noProof/>
+            <w:webHidden/>
+          </w:rPr>
+          <w:fldChar w:fldCharType="end"/>
+        </w:r>
+      </w:hyperlink>
+    </w:p>
+    <w:p>
+      <w:pPr>
         <w:spacing w:after="160" w:line="259" w:lineRule="auto"/>
         <w:jc w:val="left"/>
         <w:rPr>
@@ -1749,7 +1824,7 @@
           <w:lang w:val="ru-RU"/>
         </w:rPr>
       </w:pPr>
-      <w:bookmarkStart w:id="0" w:name="_Toc217298386"/>
+      <w:bookmarkStart w:id="0" w:name="_Toc217745446"/>
       <w:r>
         <w:rPr>
           <w:lang w:val="ru-RU"/>
@@ -1805,7 +1880,7 @@
           <w:lang w:val="ru-RU"/>
         </w:rPr>
       </w:pPr>
-      <w:bookmarkStart w:id="1" w:name="_Toc217298387"/>
+      <w:bookmarkStart w:id="1" w:name="_Toc217745447"/>
       <w:r>
         <w:rPr>
           <w:lang w:val="ru-RU"/>
@@ -2154,7 +2229,7 @@
           <w:lang w:val="ru-RU"/>
         </w:rPr>
       </w:pPr>
-      <w:bookmarkStart w:id="2" w:name="_Toc217298388"/>
+      <w:bookmarkStart w:id="2" w:name="_Toc217745448"/>
       <w:r>
         <w:rPr>
           <w:lang w:val="ru-RU"/>
@@ -3029,7 +3104,7 @@
           <w:lang w:val="ru-RU"/>
         </w:rPr>
       </w:pPr>
-      <w:bookmarkStart w:id="3" w:name="_Toc217298389"/>
+      <w:bookmarkStart w:id="3" w:name="_Toc217745449"/>
       <w:r>
         <w:rPr>
           <w:lang w:val="ru-RU"/>
@@ -3624,8 +3699,6 @@
         <w:spacing w:after="160" w:line="259" w:lineRule="auto"/>
         <w:jc w:val="left"/>
         <w:rPr>
-          <w:rFonts w:eastAsia="Arial" w:cs="Arial"/>
-          <w:b/>
           <w:lang w:val="ru-RU"/>
         </w:rPr>
       </w:pPr>
@@ -3641,13 +3714,13 @@
         <w:pStyle w:val="2"/>
         <w:numPr>
           <w:ilvl w:val="0"/>
-          <w:numId w:val="9"/>
+          <w:numId w:val="14"/>
         </w:numPr>
         <w:rPr>
           <w:lang w:val="ru-RU"/>
         </w:rPr>
       </w:pPr>
-      <w:bookmarkStart w:id="4" w:name="_Toc217298390"/>
+      <w:bookmarkStart w:id="4" w:name="_Toc217745450"/>
       <w:r>
         <w:rPr>
           <w:lang w:val="ru-RU"/>
@@ -3739,6 +3812,7 @@
       </w:pPr>
       <w:r>
         <w:rPr>
+          <w:noProof/>
           <w:lang w:val="ru-RU"/>
         </w:rPr>
         <w:drawing>
@@ -4124,7 +4198,7 @@
           <w:lang w:val="ru-RU"/>
         </w:rPr>
       </w:pPr>
-      <w:bookmarkStart w:id="5" w:name="_Toc217298391"/>
+      <w:bookmarkStart w:id="5" w:name="_Toc217745451"/>
       <w:r>
         <w:rPr>
           <w:lang w:val="ru-RU"/>
@@ -4232,6 +4306,7163 @@
           <w:lang w:val="ru-RU"/>
         </w:rPr>
         <w:t>достигнута поставленная цель работы.</w:t>
+      </w:r>
+    </w:p>
+    <w:p>
+      <w:pPr>
+        <w:spacing w:after="160" w:line="259" w:lineRule="auto"/>
+        <w:jc w:val="left"/>
+        <w:rPr>
+          <w:lang w:val="ru-RU"/>
+        </w:rPr>
+      </w:pPr>
+      <w:r>
+        <w:rPr>
+          <w:lang w:val="ru-RU"/>
+        </w:rPr>
+        <w:br w:type="page"/>
+      </w:r>
+    </w:p>
+    <w:p>
+      <w:pPr>
+        <w:pStyle w:val="2"/>
+        <w:ind w:left="360"/>
+        <w:rPr>
+          <w:lang w:val="ru-RU"/>
+        </w:rPr>
+      </w:pPr>
+      <w:bookmarkStart w:id="6" w:name="_Toc217745452"/>
+      <w:r>
+        <w:rPr>
+          <w:lang w:val="ru-RU"/>
+        </w:rPr>
+        <w:lastRenderedPageBreak/>
+        <w:t>Приложение</w:t>
+      </w:r>
+      <w:bookmarkEnd w:id="6"/>
+    </w:p>
+    <w:p>
+      <w:pPr>
+        <w:ind w:firstLine="709"/>
+        <w:rPr>
+          <w:lang w:val="ru-RU"/>
+        </w:rPr>
+      </w:pPr>
+      <w:r>
+        <w:rPr>
+          <w:lang w:val="ru-RU"/>
+        </w:rPr>
+        <w:t xml:space="preserve">Листинг 1 – Класс </w:t>
+      </w:r>
+      <w:r>
+        <w:t>CPU</w:t>
+      </w:r>
+    </w:p>
+    <w:p>
+      <w:pPr>
+        <w:pBdr>
+          <w:top w:val="single" w:sz="4" w:space="1" w:color="auto"/>
+          <w:left w:val="single" w:sz="4" w:space="1" w:color="auto"/>
+          <w:bottom w:val="single" w:sz="4" w:space="1" w:color="auto"/>
+          <w:right w:val="single" w:sz="4" w:space="1" w:color="auto"/>
+        </w:pBdr>
+        <w:ind w:firstLine="709"/>
+        <w:rPr>
+          <w:rFonts w:cs="Times New Roman"/>
+          <w:sz w:val="24"/>
+          <w:szCs w:val="24"/>
+          <w:lang w:val="ru-RU"/>
+        </w:rPr>
+      </w:pPr>
+      <w:r>
+        <w:rPr>
+          <w:rFonts w:cs="Times New Roman"/>
+          <w:sz w:val="24"/>
+          <w:szCs w:val="24"/>
+        </w:rPr>
+        <w:t>class</w:t>
+      </w:r>
+      <w:r>
+        <w:rPr>
+          <w:rFonts w:cs="Times New Roman"/>
+          <w:sz w:val="24"/>
+          <w:szCs w:val="24"/>
+          <w:lang w:val="ru-RU"/>
+        </w:rPr>
+        <w:t xml:space="preserve"> </w:t>
+      </w:r>
+      <w:r>
+        <w:rPr>
+          <w:rFonts w:cs="Times New Roman"/>
+          <w:sz w:val="24"/>
+          <w:szCs w:val="24"/>
+        </w:rPr>
+        <w:t>CPU</w:t>
+      </w:r>
+      <w:r>
+        <w:rPr>
+          <w:rFonts w:cs="Times New Roman"/>
+          <w:sz w:val="24"/>
+          <w:szCs w:val="24"/>
+          <w:lang w:val="ru-RU"/>
+        </w:rPr>
+        <w:t>:</w:t>
+      </w:r>
+    </w:p>
+    <w:p>
+      <w:pPr>
+        <w:pBdr>
+          <w:top w:val="single" w:sz="4" w:space="1" w:color="auto"/>
+          <w:left w:val="single" w:sz="4" w:space="1" w:color="auto"/>
+          <w:bottom w:val="single" w:sz="4" w:space="1" w:color="auto"/>
+          <w:right w:val="single" w:sz="4" w:space="1" w:color="auto"/>
+        </w:pBdr>
+        <w:ind w:firstLine="709"/>
+        <w:rPr>
+          <w:rFonts w:cs="Times New Roman"/>
+          <w:sz w:val="24"/>
+          <w:szCs w:val="24"/>
+        </w:rPr>
+      </w:pPr>
+      <w:r>
+        <w:rPr>
+          <w:rFonts w:cs="Times New Roman"/>
+          <w:sz w:val="24"/>
+          <w:szCs w:val="24"/>
+        </w:rPr>
+        <w:t> </w:t>
+      </w:r>
+      <w:r>
+        <w:rPr>
+          <w:rFonts w:cs="Times New Roman"/>
+          <w:sz w:val="24"/>
+          <w:szCs w:val="24"/>
+          <w:lang w:val="ru-RU"/>
+        </w:rPr>
+        <w:t xml:space="preserve"> </w:t>
+      </w:r>
+      <w:r>
+        <w:rPr>
+          <w:rFonts w:cs="Times New Roman"/>
+          <w:sz w:val="24"/>
+          <w:szCs w:val="24"/>
+        </w:rPr>
+        <w:t> </w:t>
+      </w:r>
+      <w:r>
+        <w:rPr>
+          <w:rFonts w:cs="Times New Roman"/>
+          <w:sz w:val="24"/>
+          <w:szCs w:val="24"/>
+          <w:lang w:val="ru-RU"/>
+        </w:rPr>
+        <w:t xml:space="preserve"> </w:t>
+      </w:r>
+      <w:r>
+        <w:rPr>
+          <w:rFonts w:cs="Times New Roman"/>
+          <w:sz w:val="24"/>
+          <w:szCs w:val="24"/>
+        </w:rPr>
+        <w:t>def __</w:t>
+      </w:r>
+      <w:proofErr w:type="spellStart"/>
+      <w:r>
+        <w:rPr>
+          <w:rFonts w:cs="Times New Roman"/>
+          <w:sz w:val="24"/>
+          <w:szCs w:val="24"/>
+        </w:rPr>
+        <w:t>init</w:t>
+      </w:r>
+      <w:proofErr w:type="spellEnd"/>
+      <w:r>
+        <w:rPr>
+          <w:rFonts w:cs="Times New Roman"/>
+          <w:sz w:val="24"/>
+          <w:szCs w:val="24"/>
+        </w:rPr>
+        <w:t>_</w:t>
+      </w:r>
+      <w:proofErr w:type="gramStart"/>
+      <w:r>
+        <w:rPr>
+          <w:rFonts w:cs="Times New Roman"/>
+          <w:sz w:val="24"/>
+          <w:szCs w:val="24"/>
+        </w:rPr>
+        <w:t>_(</w:t>
+      </w:r>
+      <w:proofErr w:type="gramEnd"/>
+      <w:r>
+        <w:rPr>
+          <w:rFonts w:cs="Times New Roman"/>
+          <w:sz w:val="24"/>
+          <w:szCs w:val="24"/>
+        </w:rPr>
+        <w:t xml:space="preserve">self, </w:t>
+      </w:r>
+      <w:proofErr w:type="spellStart"/>
+      <w:r>
+        <w:rPr>
+          <w:rFonts w:cs="Times New Roman"/>
+          <w:sz w:val="24"/>
+          <w:szCs w:val="24"/>
+        </w:rPr>
+        <w:t>ram_size</w:t>
+      </w:r>
+      <w:proofErr w:type="spellEnd"/>
+      <w:r>
+        <w:rPr>
+          <w:rFonts w:cs="Times New Roman"/>
+          <w:sz w:val="24"/>
+          <w:szCs w:val="24"/>
+        </w:rPr>
+        <w:t>=512):</w:t>
+      </w:r>
+    </w:p>
+    <w:p>
+      <w:pPr>
+        <w:pBdr>
+          <w:top w:val="single" w:sz="4" w:space="1" w:color="auto"/>
+          <w:left w:val="single" w:sz="4" w:space="1" w:color="auto"/>
+          <w:bottom w:val="single" w:sz="4" w:space="1" w:color="auto"/>
+          <w:right w:val="single" w:sz="4" w:space="1" w:color="auto"/>
+        </w:pBdr>
+        <w:ind w:firstLine="709"/>
+        <w:rPr>
+          <w:rFonts w:cs="Times New Roman"/>
+          <w:sz w:val="24"/>
+          <w:szCs w:val="24"/>
+        </w:rPr>
+      </w:pPr>
+      <w:r>
+        <w:rPr>
+          <w:rFonts w:cs="Times New Roman"/>
+          <w:sz w:val="24"/>
+          <w:szCs w:val="24"/>
+        </w:rPr>
+        <w:t xml:space="preserve">        </w:t>
+      </w:r>
+      <w:proofErr w:type="spellStart"/>
+      <w:r>
+        <w:rPr>
+          <w:rFonts w:cs="Times New Roman"/>
+          <w:sz w:val="24"/>
+          <w:szCs w:val="24"/>
+        </w:rPr>
+        <w:t>self.ram_size</w:t>
+      </w:r>
+      <w:proofErr w:type="spellEnd"/>
+      <w:r>
+        <w:rPr>
+          <w:rFonts w:cs="Times New Roman"/>
+          <w:sz w:val="24"/>
+          <w:szCs w:val="24"/>
+        </w:rPr>
+        <w:t xml:space="preserve"> = </w:t>
+      </w:r>
+      <w:proofErr w:type="spellStart"/>
+      <w:r>
+        <w:rPr>
+          <w:rFonts w:cs="Times New Roman"/>
+          <w:sz w:val="24"/>
+          <w:szCs w:val="24"/>
+        </w:rPr>
+        <w:t>ram_size</w:t>
+      </w:r>
+      <w:proofErr w:type="spellEnd"/>
+    </w:p>
+    <w:p>
+      <w:pPr>
+        <w:pBdr>
+          <w:top w:val="single" w:sz="4" w:space="1" w:color="auto"/>
+          <w:left w:val="single" w:sz="4" w:space="1" w:color="auto"/>
+          <w:bottom w:val="single" w:sz="4" w:space="1" w:color="auto"/>
+          <w:right w:val="single" w:sz="4" w:space="1" w:color="auto"/>
+        </w:pBdr>
+        <w:ind w:firstLine="709"/>
+        <w:rPr>
+          <w:rFonts w:cs="Times New Roman"/>
+          <w:sz w:val="24"/>
+          <w:szCs w:val="24"/>
+        </w:rPr>
+      </w:pPr>
+      <w:r>
+        <w:rPr>
+          <w:rFonts w:cs="Times New Roman"/>
+          <w:sz w:val="24"/>
+          <w:szCs w:val="24"/>
+        </w:rPr>
+        <w:t xml:space="preserve">        </w:t>
+      </w:r>
+      <w:proofErr w:type="spellStart"/>
+      <w:proofErr w:type="gramStart"/>
+      <w:r>
+        <w:rPr>
+          <w:rFonts w:cs="Times New Roman"/>
+          <w:sz w:val="24"/>
+          <w:szCs w:val="24"/>
+        </w:rPr>
+        <w:t>self.reset</w:t>
+      </w:r>
+      <w:proofErr w:type="spellEnd"/>
+      <w:proofErr w:type="gramEnd"/>
+      <w:r>
+        <w:rPr>
+          <w:rFonts w:cs="Times New Roman"/>
+          <w:sz w:val="24"/>
+          <w:szCs w:val="24"/>
+        </w:rPr>
+        <w:t>()</w:t>
+      </w:r>
+    </w:p>
+    <w:p>
+      <w:pPr>
+        <w:pBdr>
+          <w:top w:val="single" w:sz="4" w:space="1" w:color="auto"/>
+          <w:left w:val="single" w:sz="4" w:space="1" w:color="auto"/>
+          <w:bottom w:val="single" w:sz="4" w:space="1" w:color="auto"/>
+          <w:right w:val="single" w:sz="4" w:space="1" w:color="auto"/>
+        </w:pBdr>
+        <w:ind w:firstLine="709"/>
+        <w:rPr>
+          <w:rFonts w:cs="Times New Roman"/>
+          <w:sz w:val="24"/>
+          <w:szCs w:val="24"/>
+        </w:rPr>
+      </w:pPr>
+    </w:p>
+    <w:p>
+      <w:pPr>
+        <w:pBdr>
+          <w:top w:val="single" w:sz="4" w:space="1" w:color="auto"/>
+          <w:left w:val="single" w:sz="4" w:space="1" w:color="auto"/>
+          <w:bottom w:val="single" w:sz="4" w:space="1" w:color="auto"/>
+          <w:right w:val="single" w:sz="4" w:space="1" w:color="auto"/>
+        </w:pBdr>
+        <w:ind w:firstLine="709"/>
+        <w:rPr>
+          <w:rFonts w:cs="Times New Roman"/>
+          <w:sz w:val="24"/>
+          <w:szCs w:val="24"/>
+        </w:rPr>
+      </w:pPr>
+      <w:r>
+        <w:rPr>
+          <w:rFonts w:cs="Times New Roman"/>
+          <w:sz w:val="24"/>
+          <w:szCs w:val="24"/>
+        </w:rPr>
+        <w:t>    def reset(self):</w:t>
+      </w:r>
+    </w:p>
+    <w:p>
+      <w:pPr>
+        <w:pBdr>
+          <w:top w:val="single" w:sz="4" w:space="1" w:color="auto"/>
+          <w:left w:val="single" w:sz="4" w:space="1" w:color="auto"/>
+          <w:bottom w:val="single" w:sz="4" w:space="1" w:color="auto"/>
+          <w:right w:val="single" w:sz="4" w:space="1" w:color="auto"/>
+        </w:pBdr>
+        <w:ind w:firstLine="709"/>
+        <w:rPr>
+          <w:rFonts w:cs="Times New Roman"/>
+          <w:sz w:val="24"/>
+          <w:szCs w:val="24"/>
+        </w:rPr>
+      </w:pPr>
+      <w:r>
+        <w:rPr>
+          <w:rFonts w:cs="Times New Roman"/>
+          <w:sz w:val="24"/>
+          <w:szCs w:val="24"/>
+        </w:rPr>
+        <w:t xml:space="preserve">        </w:t>
+      </w:r>
+      <w:proofErr w:type="spellStart"/>
+      <w:r>
+        <w:rPr>
+          <w:rFonts w:cs="Times New Roman"/>
+          <w:sz w:val="24"/>
+          <w:szCs w:val="24"/>
+        </w:rPr>
+        <w:t>self.RAM</w:t>
+      </w:r>
+      <w:proofErr w:type="spellEnd"/>
+      <w:r>
+        <w:rPr>
+          <w:rFonts w:cs="Times New Roman"/>
+          <w:sz w:val="24"/>
+          <w:szCs w:val="24"/>
+        </w:rPr>
+        <w:t xml:space="preserve"> = [0] * </w:t>
+      </w:r>
+      <w:proofErr w:type="spellStart"/>
+      <w:r>
+        <w:rPr>
+          <w:rFonts w:cs="Times New Roman"/>
+          <w:sz w:val="24"/>
+          <w:szCs w:val="24"/>
+        </w:rPr>
+        <w:t>self.ram_size</w:t>
+      </w:r>
+      <w:proofErr w:type="spellEnd"/>
+    </w:p>
+    <w:p>
+      <w:pPr>
+        <w:pBdr>
+          <w:top w:val="single" w:sz="4" w:space="1" w:color="auto"/>
+          <w:left w:val="single" w:sz="4" w:space="1" w:color="auto"/>
+          <w:bottom w:val="single" w:sz="4" w:space="1" w:color="auto"/>
+          <w:right w:val="single" w:sz="4" w:space="1" w:color="auto"/>
+        </w:pBdr>
+        <w:ind w:firstLine="709"/>
+        <w:rPr>
+          <w:rFonts w:cs="Times New Roman"/>
+          <w:sz w:val="24"/>
+          <w:szCs w:val="24"/>
+        </w:rPr>
+      </w:pPr>
+      <w:r>
+        <w:rPr>
+          <w:rFonts w:cs="Times New Roman"/>
+          <w:sz w:val="24"/>
+          <w:szCs w:val="24"/>
+        </w:rPr>
+        <w:t xml:space="preserve">        </w:t>
+      </w:r>
+      <w:proofErr w:type="spellStart"/>
+      <w:proofErr w:type="gramStart"/>
+      <w:r>
+        <w:rPr>
+          <w:rFonts w:cs="Times New Roman"/>
+          <w:sz w:val="24"/>
+          <w:szCs w:val="24"/>
+        </w:rPr>
+        <w:t>self.PC</w:t>
+      </w:r>
+      <w:proofErr w:type="spellEnd"/>
+      <w:proofErr w:type="gramEnd"/>
+      <w:r>
+        <w:rPr>
+          <w:rFonts w:cs="Times New Roman"/>
+          <w:sz w:val="24"/>
+          <w:szCs w:val="24"/>
+        </w:rPr>
+        <w:t xml:space="preserve"> = 0</w:t>
+      </w:r>
+    </w:p>
+    <w:p>
+      <w:pPr>
+        <w:pBdr>
+          <w:top w:val="single" w:sz="4" w:space="1" w:color="auto"/>
+          <w:left w:val="single" w:sz="4" w:space="1" w:color="auto"/>
+          <w:bottom w:val="single" w:sz="4" w:space="1" w:color="auto"/>
+          <w:right w:val="single" w:sz="4" w:space="1" w:color="auto"/>
+        </w:pBdr>
+        <w:ind w:firstLine="709"/>
+        <w:rPr>
+          <w:rFonts w:cs="Times New Roman"/>
+          <w:sz w:val="24"/>
+          <w:szCs w:val="24"/>
+        </w:rPr>
+      </w:pPr>
+      <w:r>
+        <w:rPr>
+          <w:rFonts w:cs="Times New Roman"/>
+          <w:sz w:val="24"/>
+          <w:szCs w:val="24"/>
+        </w:rPr>
+        <w:t>        self.IR = None</w:t>
+      </w:r>
+    </w:p>
+    <w:p>
+      <w:pPr>
+        <w:pBdr>
+          <w:top w:val="single" w:sz="4" w:space="1" w:color="auto"/>
+          <w:left w:val="single" w:sz="4" w:space="1" w:color="auto"/>
+          <w:bottom w:val="single" w:sz="4" w:space="1" w:color="auto"/>
+          <w:right w:val="single" w:sz="4" w:space="1" w:color="auto"/>
+        </w:pBdr>
+        <w:ind w:firstLine="709"/>
+        <w:rPr>
+          <w:rFonts w:cs="Times New Roman"/>
+          <w:sz w:val="24"/>
+          <w:szCs w:val="24"/>
+        </w:rPr>
+      </w:pPr>
+      <w:r>
+        <w:rPr>
+          <w:rFonts w:cs="Times New Roman"/>
+          <w:sz w:val="24"/>
+          <w:szCs w:val="24"/>
+        </w:rPr>
+        <w:t xml:space="preserve">        </w:t>
+      </w:r>
+      <w:proofErr w:type="spellStart"/>
+      <w:proofErr w:type="gramStart"/>
+      <w:r>
+        <w:rPr>
+          <w:rFonts w:cs="Times New Roman"/>
+          <w:sz w:val="24"/>
+          <w:szCs w:val="24"/>
+        </w:rPr>
+        <w:t>self.STACK</w:t>
+      </w:r>
+      <w:proofErr w:type="spellEnd"/>
+      <w:proofErr w:type="gramEnd"/>
+      <w:r>
+        <w:rPr>
+          <w:rFonts w:cs="Times New Roman"/>
+          <w:sz w:val="24"/>
+          <w:szCs w:val="24"/>
+        </w:rPr>
+        <w:t xml:space="preserve"> = []</w:t>
+      </w:r>
+    </w:p>
+    <w:p>
+      <w:pPr>
+        <w:pBdr>
+          <w:top w:val="single" w:sz="4" w:space="1" w:color="auto"/>
+          <w:left w:val="single" w:sz="4" w:space="1" w:color="auto"/>
+          <w:bottom w:val="single" w:sz="4" w:space="1" w:color="auto"/>
+          <w:right w:val="single" w:sz="4" w:space="1" w:color="auto"/>
+        </w:pBdr>
+        <w:ind w:firstLine="709"/>
+        <w:rPr>
+          <w:rFonts w:cs="Times New Roman"/>
+          <w:sz w:val="24"/>
+          <w:szCs w:val="24"/>
+        </w:rPr>
+      </w:pPr>
+      <w:r>
+        <w:rPr>
+          <w:rFonts w:cs="Times New Roman"/>
+          <w:sz w:val="24"/>
+          <w:szCs w:val="24"/>
+        </w:rPr>
+        <w:t xml:space="preserve">        </w:t>
+      </w:r>
+      <w:proofErr w:type="spellStart"/>
+      <w:proofErr w:type="gramStart"/>
+      <w:r>
+        <w:rPr>
+          <w:rFonts w:cs="Times New Roman"/>
+          <w:sz w:val="24"/>
+          <w:szCs w:val="24"/>
+        </w:rPr>
+        <w:t>self.FLAGS</w:t>
+      </w:r>
+      <w:proofErr w:type="spellEnd"/>
+      <w:proofErr w:type="gramEnd"/>
+      <w:r>
+        <w:rPr>
+          <w:rFonts w:cs="Times New Roman"/>
+          <w:sz w:val="24"/>
+          <w:szCs w:val="24"/>
+        </w:rPr>
+        <w:t xml:space="preserve"> = {"Z": 0}</w:t>
+      </w:r>
+    </w:p>
+    <w:p>
+      <w:pPr>
+        <w:pBdr>
+          <w:top w:val="single" w:sz="4" w:space="1" w:color="auto"/>
+          <w:left w:val="single" w:sz="4" w:space="1" w:color="auto"/>
+          <w:bottom w:val="single" w:sz="4" w:space="1" w:color="auto"/>
+          <w:right w:val="single" w:sz="4" w:space="1" w:color="auto"/>
+        </w:pBdr>
+        <w:ind w:firstLine="709"/>
+        <w:rPr>
+          <w:rFonts w:cs="Times New Roman"/>
+          <w:sz w:val="24"/>
+          <w:szCs w:val="24"/>
+        </w:rPr>
+      </w:pPr>
+      <w:r>
+        <w:rPr>
+          <w:rFonts w:cs="Times New Roman"/>
+          <w:sz w:val="24"/>
+          <w:szCs w:val="24"/>
+        </w:rPr>
+        <w:t xml:space="preserve">        </w:t>
+      </w:r>
+      <w:proofErr w:type="spellStart"/>
+      <w:proofErr w:type="gramStart"/>
+      <w:r>
+        <w:rPr>
+          <w:rFonts w:cs="Times New Roman"/>
+          <w:sz w:val="24"/>
+          <w:szCs w:val="24"/>
+        </w:rPr>
+        <w:t>self.running</w:t>
+      </w:r>
+      <w:proofErr w:type="spellEnd"/>
+      <w:proofErr w:type="gramEnd"/>
+      <w:r>
+        <w:rPr>
+          <w:rFonts w:cs="Times New Roman"/>
+          <w:sz w:val="24"/>
+          <w:szCs w:val="24"/>
+        </w:rPr>
+        <w:t xml:space="preserve"> = True</w:t>
+      </w:r>
+    </w:p>
+    <w:p>
+      <w:pPr>
+        <w:pBdr>
+          <w:top w:val="single" w:sz="4" w:space="1" w:color="auto"/>
+          <w:left w:val="single" w:sz="4" w:space="1" w:color="auto"/>
+          <w:bottom w:val="single" w:sz="4" w:space="1" w:color="auto"/>
+          <w:right w:val="single" w:sz="4" w:space="1" w:color="auto"/>
+        </w:pBdr>
+        <w:ind w:firstLine="709"/>
+        <w:rPr>
+          <w:rFonts w:cs="Times New Roman"/>
+          <w:sz w:val="24"/>
+          <w:szCs w:val="24"/>
+        </w:rPr>
+      </w:pPr>
+    </w:p>
+    <w:p>
+      <w:pPr>
+        <w:pBdr>
+          <w:top w:val="single" w:sz="4" w:space="1" w:color="auto"/>
+          <w:left w:val="single" w:sz="4" w:space="1" w:color="auto"/>
+          <w:bottom w:val="single" w:sz="4" w:space="1" w:color="auto"/>
+          <w:right w:val="single" w:sz="4" w:space="1" w:color="auto"/>
+        </w:pBdr>
+        <w:ind w:firstLine="709"/>
+        <w:rPr>
+          <w:rFonts w:cs="Times New Roman"/>
+          <w:sz w:val="24"/>
+          <w:szCs w:val="24"/>
+        </w:rPr>
+      </w:pPr>
+      <w:r>
+        <w:rPr>
+          <w:rFonts w:cs="Times New Roman"/>
+          <w:sz w:val="24"/>
+          <w:szCs w:val="24"/>
+        </w:rPr>
+        <w:t>    def step(self):</w:t>
+      </w:r>
+    </w:p>
+    <w:p>
+      <w:pPr>
+        <w:pBdr>
+          <w:top w:val="single" w:sz="4" w:space="1" w:color="auto"/>
+          <w:left w:val="single" w:sz="4" w:space="1" w:color="auto"/>
+          <w:bottom w:val="single" w:sz="4" w:space="1" w:color="auto"/>
+          <w:right w:val="single" w:sz="4" w:space="1" w:color="auto"/>
+        </w:pBdr>
+        <w:ind w:firstLine="709"/>
+        <w:rPr>
+          <w:rFonts w:cs="Times New Roman"/>
+          <w:sz w:val="24"/>
+          <w:szCs w:val="24"/>
+        </w:rPr>
+      </w:pPr>
+      <w:r>
+        <w:rPr>
+          <w:rFonts w:cs="Times New Roman"/>
+          <w:sz w:val="24"/>
+          <w:szCs w:val="24"/>
+        </w:rPr>
+        <w:t xml:space="preserve">        if not </w:t>
+      </w:r>
+      <w:proofErr w:type="spellStart"/>
+      <w:proofErr w:type="gramStart"/>
+      <w:r>
+        <w:rPr>
+          <w:rFonts w:cs="Times New Roman"/>
+          <w:sz w:val="24"/>
+          <w:szCs w:val="24"/>
+        </w:rPr>
+        <w:t>self.running</w:t>
+      </w:r>
+      <w:proofErr w:type="spellEnd"/>
+      <w:proofErr w:type="gramEnd"/>
+      <w:r>
+        <w:rPr>
+          <w:rFonts w:cs="Times New Roman"/>
+          <w:sz w:val="24"/>
+          <w:szCs w:val="24"/>
+        </w:rPr>
+        <w:t>:</w:t>
+      </w:r>
+    </w:p>
+    <w:p>
+      <w:pPr>
+        <w:pBdr>
+          <w:top w:val="single" w:sz="4" w:space="1" w:color="auto"/>
+          <w:left w:val="single" w:sz="4" w:space="1" w:color="auto"/>
+          <w:bottom w:val="single" w:sz="4" w:space="1" w:color="auto"/>
+          <w:right w:val="single" w:sz="4" w:space="1" w:color="auto"/>
+        </w:pBdr>
+        <w:ind w:firstLine="709"/>
+        <w:rPr>
+          <w:rFonts w:cs="Times New Roman"/>
+          <w:sz w:val="24"/>
+          <w:szCs w:val="24"/>
+        </w:rPr>
+      </w:pPr>
+      <w:r>
+        <w:rPr>
+          <w:rFonts w:cs="Times New Roman"/>
+          <w:sz w:val="24"/>
+          <w:szCs w:val="24"/>
+        </w:rPr>
+        <w:t>            return</w:t>
+      </w:r>
+    </w:p>
+    <w:p>
+      <w:pPr>
+        <w:pBdr>
+          <w:top w:val="single" w:sz="4" w:space="1" w:color="auto"/>
+          <w:left w:val="single" w:sz="4" w:space="1" w:color="auto"/>
+          <w:bottom w:val="single" w:sz="4" w:space="1" w:color="auto"/>
+          <w:right w:val="single" w:sz="4" w:space="1" w:color="auto"/>
+        </w:pBdr>
+        <w:ind w:firstLine="709"/>
+        <w:rPr>
+          <w:rFonts w:cs="Times New Roman"/>
+          <w:sz w:val="24"/>
+          <w:szCs w:val="24"/>
+        </w:rPr>
+      </w:pPr>
+    </w:p>
+    <w:p>
+      <w:pPr>
+        <w:pBdr>
+          <w:top w:val="single" w:sz="4" w:space="1" w:color="auto"/>
+          <w:left w:val="single" w:sz="4" w:space="1" w:color="auto"/>
+          <w:bottom w:val="single" w:sz="4" w:space="1" w:color="auto"/>
+          <w:right w:val="single" w:sz="4" w:space="1" w:color="auto"/>
+        </w:pBdr>
+        <w:ind w:firstLine="709"/>
+        <w:rPr>
+          <w:rFonts w:cs="Times New Roman"/>
+          <w:sz w:val="24"/>
+          <w:szCs w:val="24"/>
+        </w:rPr>
+      </w:pPr>
+      <w:r>
+        <w:rPr>
+          <w:rFonts w:cs="Times New Roman"/>
+          <w:sz w:val="24"/>
+          <w:szCs w:val="24"/>
+        </w:rPr>
+        <w:t xml:space="preserve">        self.IR = </w:t>
+      </w:r>
+      <w:proofErr w:type="spellStart"/>
+      <w:r>
+        <w:rPr>
+          <w:rFonts w:cs="Times New Roman"/>
+          <w:sz w:val="24"/>
+          <w:szCs w:val="24"/>
+        </w:rPr>
+        <w:t>self.RAM</w:t>
+      </w:r>
+      <w:proofErr w:type="spellEnd"/>
+      <w:r>
+        <w:rPr>
+          <w:rFonts w:cs="Times New Roman"/>
+          <w:sz w:val="24"/>
+          <w:szCs w:val="24"/>
+        </w:rPr>
+        <w:t>[</w:t>
+      </w:r>
+      <w:proofErr w:type="spellStart"/>
+      <w:proofErr w:type="gramStart"/>
+      <w:r>
+        <w:rPr>
+          <w:rFonts w:cs="Times New Roman"/>
+          <w:sz w:val="24"/>
+          <w:szCs w:val="24"/>
+        </w:rPr>
+        <w:t>self.PC</w:t>
+      </w:r>
+      <w:proofErr w:type="spellEnd"/>
+      <w:proofErr w:type="gramEnd"/>
+      <w:r>
+        <w:rPr>
+          <w:rFonts w:cs="Times New Roman"/>
+          <w:sz w:val="24"/>
+          <w:szCs w:val="24"/>
+        </w:rPr>
+        <w:t>]</w:t>
+      </w:r>
+    </w:p>
+    <w:p>
+      <w:pPr>
+        <w:pBdr>
+          <w:top w:val="single" w:sz="4" w:space="1" w:color="auto"/>
+          <w:left w:val="single" w:sz="4" w:space="1" w:color="auto"/>
+          <w:bottom w:val="single" w:sz="4" w:space="1" w:color="auto"/>
+          <w:right w:val="single" w:sz="4" w:space="1" w:color="auto"/>
+        </w:pBdr>
+        <w:ind w:firstLine="709"/>
+        <w:rPr>
+          <w:rFonts w:cs="Times New Roman"/>
+          <w:sz w:val="24"/>
+          <w:szCs w:val="24"/>
+        </w:rPr>
+      </w:pPr>
+      <w:r>
+        <w:rPr>
+          <w:rFonts w:cs="Times New Roman"/>
+          <w:sz w:val="24"/>
+          <w:szCs w:val="24"/>
+        </w:rPr>
+        <w:t xml:space="preserve">        </w:t>
+      </w:r>
+      <w:proofErr w:type="spellStart"/>
+      <w:proofErr w:type="gramStart"/>
+      <w:r>
+        <w:rPr>
+          <w:rFonts w:cs="Times New Roman"/>
+          <w:sz w:val="24"/>
+          <w:szCs w:val="24"/>
+        </w:rPr>
+        <w:t>self.PC</w:t>
+      </w:r>
+      <w:proofErr w:type="spellEnd"/>
+      <w:proofErr w:type="gramEnd"/>
+      <w:r>
+        <w:rPr>
+          <w:rFonts w:cs="Times New Roman"/>
+          <w:sz w:val="24"/>
+          <w:szCs w:val="24"/>
+        </w:rPr>
+        <w:t xml:space="preserve"> += 1</w:t>
+      </w:r>
+    </w:p>
+    <w:p>
+      <w:pPr>
+        <w:pBdr>
+          <w:top w:val="single" w:sz="4" w:space="1" w:color="auto"/>
+          <w:left w:val="single" w:sz="4" w:space="1" w:color="auto"/>
+          <w:bottom w:val="single" w:sz="4" w:space="1" w:color="auto"/>
+          <w:right w:val="single" w:sz="4" w:space="1" w:color="auto"/>
+        </w:pBdr>
+        <w:ind w:firstLine="709"/>
+        <w:rPr>
+          <w:rFonts w:cs="Times New Roman"/>
+          <w:sz w:val="24"/>
+          <w:szCs w:val="24"/>
+        </w:rPr>
+      </w:pPr>
+    </w:p>
+    <w:p>
+      <w:pPr>
+        <w:pBdr>
+          <w:top w:val="single" w:sz="4" w:space="1" w:color="auto"/>
+          <w:left w:val="single" w:sz="4" w:space="1" w:color="auto"/>
+          <w:bottom w:val="single" w:sz="4" w:space="1" w:color="auto"/>
+          <w:right w:val="single" w:sz="4" w:space="1" w:color="auto"/>
+        </w:pBdr>
+        <w:ind w:firstLine="709"/>
+        <w:rPr>
+          <w:rFonts w:cs="Times New Roman"/>
+          <w:sz w:val="24"/>
+          <w:szCs w:val="24"/>
+        </w:rPr>
+      </w:pPr>
+      <w:r>
+        <w:rPr>
+          <w:rFonts w:cs="Times New Roman"/>
+          <w:sz w:val="24"/>
+          <w:szCs w:val="24"/>
+        </w:rPr>
+        <w:t xml:space="preserve">        opcode = </w:t>
+      </w:r>
+      <w:proofErr w:type="gramStart"/>
+      <w:r>
+        <w:rPr>
+          <w:rFonts w:cs="Times New Roman"/>
+          <w:sz w:val="24"/>
+          <w:szCs w:val="24"/>
+        </w:rPr>
+        <w:t>self.IR[</w:t>
+      </w:r>
+      <w:proofErr w:type="gramEnd"/>
+      <w:r>
+        <w:rPr>
+          <w:rFonts w:cs="Times New Roman"/>
+          <w:sz w:val="24"/>
+          <w:szCs w:val="24"/>
+        </w:rPr>
+        <w:t>0]</w:t>
+      </w:r>
+    </w:p>
+    <w:p>
+      <w:pPr>
+        <w:pBdr>
+          <w:top w:val="single" w:sz="4" w:space="1" w:color="auto"/>
+          <w:left w:val="single" w:sz="4" w:space="1" w:color="auto"/>
+          <w:bottom w:val="single" w:sz="4" w:space="1" w:color="auto"/>
+          <w:right w:val="single" w:sz="4" w:space="1" w:color="auto"/>
+        </w:pBdr>
+        <w:ind w:firstLine="709"/>
+        <w:rPr>
+          <w:rFonts w:cs="Times New Roman"/>
+          <w:sz w:val="24"/>
+          <w:szCs w:val="24"/>
+        </w:rPr>
+      </w:pPr>
+      <w:r>
+        <w:rPr>
+          <w:rFonts w:cs="Times New Roman"/>
+          <w:sz w:val="24"/>
+          <w:szCs w:val="24"/>
+        </w:rPr>
+        <w:t xml:space="preserve">        </w:t>
+      </w:r>
+      <w:proofErr w:type="spellStart"/>
+      <w:r>
+        <w:rPr>
+          <w:rFonts w:cs="Times New Roman"/>
+          <w:sz w:val="24"/>
+          <w:szCs w:val="24"/>
+        </w:rPr>
+        <w:t>arg</w:t>
+      </w:r>
+      <w:proofErr w:type="spellEnd"/>
+      <w:r>
+        <w:rPr>
+          <w:rFonts w:cs="Times New Roman"/>
+          <w:sz w:val="24"/>
+          <w:szCs w:val="24"/>
+        </w:rPr>
+        <w:t xml:space="preserve"> = </w:t>
+      </w:r>
+      <w:proofErr w:type="gramStart"/>
+      <w:r>
+        <w:rPr>
+          <w:rFonts w:cs="Times New Roman"/>
+          <w:sz w:val="24"/>
+          <w:szCs w:val="24"/>
+        </w:rPr>
+        <w:t>self.IR[</w:t>
+      </w:r>
+      <w:proofErr w:type="gramEnd"/>
+      <w:r>
+        <w:rPr>
+          <w:rFonts w:cs="Times New Roman"/>
+          <w:sz w:val="24"/>
+          <w:szCs w:val="24"/>
+        </w:rPr>
+        <w:t xml:space="preserve">1] if </w:t>
+      </w:r>
+      <w:proofErr w:type="spellStart"/>
+      <w:r>
+        <w:rPr>
+          <w:rFonts w:cs="Times New Roman"/>
+          <w:sz w:val="24"/>
+          <w:szCs w:val="24"/>
+        </w:rPr>
+        <w:t>len</w:t>
+      </w:r>
+      <w:proofErr w:type="spellEnd"/>
+      <w:r>
+        <w:rPr>
+          <w:rFonts w:cs="Times New Roman"/>
+          <w:sz w:val="24"/>
+          <w:szCs w:val="24"/>
+        </w:rPr>
+        <w:t>(self.IR) &gt; 1 else None</w:t>
+      </w:r>
+    </w:p>
+    <w:p>
+      <w:pPr>
+        <w:pBdr>
+          <w:top w:val="single" w:sz="4" w:space="1" w:color="auto"/>
+          <w:left w:val="single" w:sz="4" w:space="1" w:color="auto"/>
+          <w:bottom w:val="single" w:sz="4" w:space="1" w:color="auto"/>
+          <w:right w:val="single" w:sz="4" w:space="1" w:color="auto"/>
+        </w:pBdr>
+        <w:ind w:firstLine="709"/>
+        <w:rPr>
+          <w:rFonts w:cs="Times New Roman"/>
+          <w:sz w:val="24"/>
+          <w:szCs w:val="24"/>
+        </w:rPr>
+      </w:pPr>
+    </w:p>
+    <w:p>
+      <w:pPr>
+        <w:pBdr>
+          <w:top w:val="single" w:sz="4" w:space="1" w:color="auto"/>
+          <w:left w:val="single" w:sz="4" w:space="1" w:color="auto"/>
+          <w:bottom w:val="single" w:sz="4" w:space="1" w:color="auto"/>
+          <w:right w:val="single" w:sz="4" w:space="1" w:color="auto"/>
+        </w:pBdr>
+        <w:ind w:firstLine="709"/>
+        <w:rPr>
+          <w:rFonts w:cs="Times New Roman"/>
+          <w:sz w:val="24"/>
+          <w:szCs w:val="24"/>
+        </w:rPr>
+      </w:pPr>
+      <w:r>
+        <w:rPr>
+          <w:rFonts w:cs="Times New Roman"/>
+          <w:sz w:val="24"/>
+          <w:szCs w:val="24"/>
+        </w:rPr>
+        <w:t>        if opcode == "PUSH":</w:t>
+      </w:r>
+    </w:p>
+    <w:p>
+      <w:pPr>
+        <w:pBdr>
+          <w:top w:val="single" w:sz="4" w:space="1" w:color="auto"/>
+          <w:left w:val="single" w:sz="4" w:space="1" w:color="auto"/>
+          <w:bottom w:val="single" w:sz="4" w:space="1" w:color="auto"/>
+          <w:right w:val="single" w:sz="4" w:space="1" w:color="auto"/>
+        </w:pBdr>
+        <w:ind w:firstLine="709"/>
+        <w:rPr>
+          <w:rFonts w:cs="Times New Roman"/>
+          <w:sz w:val="24"/>
+          <w:szCs w:val="24"/>
+        </w:rPr>
+      </w:pPr>
+      <w:r>
+        <w:rPr>
+          <w:rFonts w:cs="Times New Roman"/>
+          <w:sz w:val="24"/>
+          <w:szCs w:val="24"/>
+        </w:rPr>
+        <w:t xml:space="preserve">            </w:t>
+      </w:r>
+      <w:proofErr w:type="spellStart"/>
+      <w:proofErr w:type="gramStart"/>
+      <w:r>
+        <w:rPr>
+          <w:rFonts w:cs="Times New Roman"/>
+          <w:sz w:val="24"/>
+          <w:szCs w:val="24"/>
+        </w:rPr>
+        <w:t>self.STACK.append</w:t>
+      </w:r>
+      <w:proofErr w:type="spellEnd"/>
+      <w:proofErr w:type="gramEnd"/>
+      <w:r>
+        <w:rPr>
+          <w:rFonts w:cs="Times New Roman"/>
+          <w:sz w:val="24"/>
+          <w:szCs w:val="24"/>
+        </w:rPr>
+        <w:t>(</w:t>
+      </w:r>
+      <w:proofErr w:type="spellStart"/>
+      <w:r>
+        <w:rPr>
+          <w:rFonts w:cs="Times New Roman"/>
+          <w:sz w:val="24"/>
+          <w:szCs w:val="24"/>
+        </w:rPr>
+        <w:t>arg</w:t>
+      </w:r>
+      <w:proofErr w:type="spellEnd"/>
+      <w:r>
+        <w:rPr>
+          <w:rFonts w:cs="Times New Roman"/>
+          <w:sz w:val="24"/>
+          <w:szCs w:val="24"/>
+        </w:rPr>
+        <w:t>)</w:t>
+      </w:r>
+    </w:p>
+    <w:p>
+      <w:pPr>
+        <w:pBdr>
+          <w:top w:val="single" w:sz="4" w:space="1" w:color="auto"/>
+          <w:left w:val="single" w:sz="4" w:space="1" w:color="auto"/>
+          <w:bottom w:val="single" w:sz="4" w:space="1" w:color="auto"/>
+          <w:right w:val="single" w:sz="4" w:space="1" w:color="auto"/>
+        </w:pBdr>
+        <w:ind w:firstLine="709"/>
+        <w:rPr>
+          <w:rFonts w:cs="Times New Roman"/>
+          <w:sz w:val="24"/>
+          <w:szCs w:val="24"/>
+        </w:rPr>
+      </w:pPr>
+    </w:p>
+    <w:p>
+      <w:pPr>
+        <w:pBdr>
+          <w:top w:val="single" w:sz="4" w:space="1" w:color="auto"/>
+          <w:left w:val="single" w:sz="4" w:space="1" w:color="auto"/>
+          <w:bottom w:val="single" w:sz="4" w:space="1" w:color="auto"/>
+          <w:right w:val="single" w:sz="4" w:space="1" w:color="auto"/>
+        </w:pBdr>
+        <w:ind w:firstLine="709"/>
+        <w:rPr>
+          <w:rFonts w:cs="Times New Roman"/>
+          <w:sz w:val="24"/>
+          <w:szCs w:val="24"/>
+        </w:rPr>
+      </w:pPr>
+      <w:r>
+        <w:rPr>
+          <w:rFonts w:cs="Times New Roman"/>
+          <w:sz w:val="24"/>
+          <w:szCs w:val="24"/>
+        </w:rPr>
+        <w:t xml:space="preserve">        </w:t>
+      </w:r>
+      <w:proofErr w:type="spellStart"/>
+      <w:r>
+        <w:rPr>
+          <w:rFonts w:cs="Times New Roman"/>
+          <w:sz w:val="24"/>
+          <w:szCs w:val="24"/>
+        </w:rPr>
+        <w:t>elif</w:t>
+      </w:r>
+      <w:proofErr w:type="spellEnd"/>
+      <w:r>
+        <w:rPr>
+          <w:rFonts w:cs="Times New Roman"/>
+          <w:sz w:val="24"/>
+          <w:szCs w:val="24"/>
+        </w:rPr>
+        <w:t xml:space="preserve"> opcode == "LOAD":</w:t>
+      </w:r>
+    </w:p>
+    <w:p>
+      <w:pPr>
+        <w:pBdr>
+          <w:top w:val="single" w:sz="4" w:space="1" w:color="auto"/>
+          <w:left w:val="single" w:sz="4" w:space="1" w:color="auto"/>
+          <w:bottom w:val="single" w:sz="4" w:space="1" w:color="auto"/>
+          <w:right w:val="single" w:sz="4" w:space="1" w:color="auto"/>
+        </w:pBdr>
+        <w:ind w:firstLine="709"/>
+        <w:rPr>
+          <w:rFonts w:cs="Times New Roman"/>
+          <w:sz w:val="24"/>
+          <w:szCs w:val="24"/>
+        </w:rPr>
+      </w:pPr>
+      <w:r>
+        <w:rPr>
+          <w:rFonts w:cs="Times New Roman"/>
+          <w:sz w:val="24"/>
+          <w:szCs w:val="24"/>
+        </w:rPr>
+        <w:t xml:space="preserve">            if </w:t>
+      </w:r>
+      <w:proofErr w:type="spellStart"/>
+      <w:r>
+        <w:rPr>
+          <w:rFonts w:cs="Times New Roman"/>
+          <w:sz w:val="24"/>
+          <w:szCs w:val="24"/>
+        </w:rPr>
+        <w:t>arg</w:t>
+      </w:r>
+      <w:proofErr w:type="spellEnd"/>
+      <w:r>
+        <w:rPr>
+          <w:rFonts w:cs="Times New Roman"/>
+          <w:sz w:val="24"/>
+          <w:szCs w:val="24"/>
+        </w:rPr>
+        <w:t xml:space="preserve"> is None:</w:t>
+      </w:r>
+    </w:p>
+    <w:p>
+      <w:pPr>
+        <w:pBdr>
+          <w:top w:val="single" w:sz="4" w:space="1" w:color="auto"/>
+          <w:left w:val="single" w:sz="4" w:space="1" w:color="auto"/>
+          <w:bottom w:val="single" w:sz="4" w:space="1" w:color="auto"/>
+          <w:right w:val="single" w:sz="4" w:space="1" w:color="auto"/>
+        </w:pBdr>
+        <w:ind w:firstLine="709"/>
+        <w:rPr>
+          <w:rFonts w:cs="Times New Roman"/>
+          <w:sz w:val="24"/>
+          <w:szCs w:val="24"/>
+        </w:rPr>
+      </w:pPr>
+      <w:r>
+        <w:rPr>
+          <w:rFonts w:cs="Times New Roman"/>
+          <w:sz w:val="24"/>
+          <w:szCs w:val="24"/>
+        </w:rPr>
+        <w:t xml:space="preserve">                </w:t>
+      </w:r>
+      <w:proofErr w:type="spellStart"/>
+      <w:r>
+        <w:rPr>
+          <w:rFonts w:cs="Times New Roman"/>
+          <w:sz w:val="24"/>
+          <w:szCs w:val="24"/>
+        </w:rPr>
+        <w:t>addr</w:t>
+      </w:r>
+      <w:proofErr w:type="spellEnd"/>
+      <w:r>
+        <w:rPr>
+          <w:rFonts w:cs="Times New Roman"/>
+          <w:sz w:val="24"/>
+          <w:szCs w:val="24"/>
+        </w:rPr>
+        <w:t xml:space="preserve"> = </w:t>
+      </w:r>
+      <w:proofErr w:type="spellStart"/>
+      <w:proofErr w:type="gramStart"/>
+      <w:r>
+        <w:rPr>
+          <w:rFonts w:cs="Times New Roman"/>
+          <w:sz w:val="24"/>
+          <w:szCs w:val="24"/>
+        </w:rPr>
+        <w:t>self.STACK.pop</w:t>
+      </w:r>
+      <w:proofErr w:type="spellEnd"/>
+      <w:r>
+        <w:rPr>
+          <w:rFonts w:cs="Times New Roman"/>
+          <w:sz w:val="24"/>
+          <w:szCs w:val="24"/>
+        </w:rPr>
+        <w:t>(</w:t>
+      </w:r>
+      <w:proofErr w:type="gramEnd"/>
+      <w:r>
+        <w:rPr>
+          <w:rFonts w:cs="Times New Roman"/>
+          <w:sz w:val="24"/>
+          <w:szCs w:val="24"/>
+        </w:rPr>
+        <w:t>)</w:t>
+      </w:r>
+    </w:p>
+    <w:p>
+      <w:pPr>
+        <w:pBdr>
+          <w:top w:val="single" w:sz="4" w:space="1" w:color="auto"/>
+          <w:left w:val="single" w:sz="4" w:space="1" w:color="auto"/>
+          <w:bottom w:val="single" w:sz="4" w:space="1" w:color="auto"/>
+          <w:right w:val="single" w:sz="4" w:space="1" w:color="auto"/>
+        </w:pBdr>
+        <w:ind w:firstLine="709"/>
+        <w:rPr>
+          <w:rFonts w:cs="Times New Roman"/>
+          <w:sz w:val="24"/>
+          <w:szCs w:val="24"/>
+        </w:rPr>
+      </w:pPr>
+      <w:r>
+        <w:rPr>
+          <w:rFonts w:cs="Times New Roman"/>
+          <w:sz w:val="24"/>
+          <w:szCs w:val="24"/>
+        </w:rPr>
+        <w:t xml:space="preserve">                </w:t>
+      </w:r>
+      <w:proofErr w:type="spellStart"/>
+      <w:proofErr w:type="gramStart"/>
+      <w:r>
+        <w:rPr>
+          <w:rFonts w:cs="Times New Roman"/>
+          <w:sz w:val="24"/>
+          <w:szCs w:val="24"/>
+        </w:rPr>
+        <w:t>self.STACK.append</w:t>
+      </w:r>
+      <w:proofErr w:type="spellEnd"/>
+      <w:proofErr w:type="gramEnd"/>
+      <w:r>
+        <w:rPr>
+          <w:rFonts w:cs="Times New Roman"/>
+          <w:sz w:val="24"/>
+          <w:szCs w:val="24"/>
+        </w:rPr>
+        <w:t>(</w:t>
+      </w:r>
+      <w:proofErr w:type="spellStart"/>
+      <w:r>
+        <w:rPr>
+          <w:rFonts w:cs="Times New Roman"/>
+          <w:sz w:val="24"/>
+          <w:szCs w:val="24"/>
+        </w:rPr>
+        <w:t>self.RAM</w:t>
+      </w:r>
+      <w:proofErr w:type="spellEnd"/>
+      <w:r>
+        <w:rPr>
+          <w:rFonts w:cs="Times New Roman"/>
+          <w:sz w:val="24"/>
+          <w:szCs w:val="24"/>
+        </w:rPr>
+        <w:t>[</w:t>
+      </w:r>
+      <w:proofErr w:type="spellStart"/>
+      <w:r>
+        <w:rPr>
+          <w:rFonts w:cs="Times New Roman"/>
+          <w:sz w:val="24"/>
+          <w:szCs w:val="24"/>
+        </w:rPr>
+        <w:t>addr</w:t>
+      </w:r>
+      <w:proofErr w:type="spellEnd"/>
+      <w:r>
+        <w:rPr>
+          <w:rFonts w:cs="Times New Roman"/>
+          <w:sz w:val="24"/>
+          <w:szCs w:val="24"/>
+        </w:rPr>
+        <w:t>])</w:t>
+      </w:r>
+    </w:p>
+    <w:p>
+      <w:pPr>
+        <w:pBdr>
+          <w:top w:val="single" w:sz="4" w:space="1" w:color="auto"/>
+          <w:left w:val="single" w:sz="4" w:space="1" w:color="auto"/>
+          <w:bottom w:val="single" w:sz="4" w:space="1" w:color="auto"/>
+          <w:right w:val="single" w:sz="4" w:space="1" w:color="auto"/>
+        </w:pBdr>
+        <w:ind w:firstLine="709"/>
+        <w:rPr>
+          <w:rFonts w:cs="Times New Roman"/>
+          <w:sz w:val="24"/>
+          <w:szCs w:val="24"/>
+        </w:rPr>
+      </w:pPr>
+      <w:r>
+        <w:rPr>
+          <w:rFonts w:cs="Times New Roman"/>
+          <w:sz w:val="24"/>
+          <w:szCs w:val="24"/>
+        </w:rPr>
+        <w:t>            else:</w:t>
+      </w:r>
+    </w:p>
+    <w:p>
+      <w:pPr>
+        <w:pBdr>
+          <w:top w:val="single" w:sz="4" w:space="1" w:color="auto"/>
+          <w:left w:val="single" w:sz="4" w:space="1" w:color="auto"/>
+          <w:bottom w:val="single" w:sz="4" w:space="1" w:color="auto"/>
+          <w:right w:val="single" w:sz="4" w:space="1" w:color="auto"/>
+        </w:pBdr>
+        <w:ind w:firstLine="709"/>
+        <w:rPr>
+          <w:rFonts w:cs="Times New Roman"/>
+          <w:sz w:val="24"/>
+          <w:szCs w:val="24"/>
+        </w:rPr>
+      </w:pPr>
+      <w:r>
+        <w:rPr>
+          <w:rFonts w:cs="Times New Roman"/>
+          <w:sz w:val="24"/>
+          <w:szCs w:val="24"/>
+        </w:rPr>
+        <w:t xml:space="preserve">                </w:t>
+      </w:r>
+      <w:proofErr w:type="spellStart"/>
+      <w:proofErr w:type="gramStart"/>
+      <w:r>
+        <w:rPr>
+          <w:rFonts w:cs="Times New Roman"/>
+          <w:sz w:val="24"/>
+          <w:szCs w:val="24"/>
+        </w:rPr>
+        <w:t>self.STACK.append</w:t>
+      </w:r>
+      <w:proofErr w:type="spellEnd"/>
+      <w:proofErr w:type="gramEnd"/>
+      <w:r>
+        <w:rPr>
+          <w:rFonts w:cs="Times New Roman"/>
+          <w:sz w:val="24"/>
+          <w:szCs w:val="24"/>
+        </w:rPr>
+        <w:t>(</w:t>
+      </w:r>
+      <w:proofErr w:type="spellStart"/>
+      <w:r>
+        <w:rPr>
+          <w:rFonts w:cs="Times New Roman"/>
+          <w:sz w:val="24"/>
+          <w:szCs w:val="24"/>
+        </w:rPr>
+        <w:t>self.RAM</w:t>
+      </w:r>
+      <w:proofErr w:type="spellEnd"/>
+      <w:r>
+        <w:rPr>
+          <w:rFonts w:cs="Times New Roman"/>
+          <w:sz w:val="24"/>
+          <w:szCs w:val="24"/>
+        </w:rPr>
+        <w:t>[</w:t>
+      </w:r>
+      <w:proofErr w:type="spellStart"/>
+      <w:r>
+        <w:rPr>
+          <w:rFonts w:cs="Times New Roman"/>
+          <w:sz w:val="24"/>
+          <w:szCs w:val="24"/>
+        </w:rPr>
+        <w:t>arg</w:t>
+      </w:r>
+      <w:proofErr w:type="spellEnd"/>
+      <w:r>
+        <w:rPr>
+          <w:rFonts w:cs="Times New Roman"/>
+          <w:sz w:val="24"/>
+          <w:szCs w:val="24"/>
+        </w:rPr>
+        <w:t>])</w:t>
+      </w:r>
+    </w:p>
+    <w:p>
+      <w:pPr>
+        <w:pBdr>
+          <w:top w:val="single" w:sz="4" w:space="1" w:color="auto"/>
+          <w:left w:val="single" w:sz="4" w:space="1" w:color="auto"/>
+          <w:bottom w:val="single" w:sz="4" w:space="1" w:color="auto"/>
+          <w:right w:val="single" w:sz="4" w:space="1" w:color="auto"/>
+        </w:pBdr>
+        <w:ind w:firstLine="709"/>
+        <w:rPr>
+          <w:rFonts w:cs="Times New Roman"/>
+          <w:sz w:val="24"/>
+          <w:szCs w:val="24"/>
+        </w:rPr>
+      </w:pPr>
+    </w:p>
+    <w:p>
+      <w:pPr>
+        <w:pBdr>
+          <w:top w:val="single" w:sz="4" w:space="1" w:color="auto"/>
+          <w:left w:val="single" w:sz="4" w:space="1" w:color="auto"/>
+          <w:bottom w:val="single" w:sz="4" w:space="1" w:color="auto"/>
+          <w:right w:val="single" w:sz="4" w:space="1" w:color="auto"/>
+        </w:pBdr>
+        <w:ind w:firstLine="709"/>
+        <w:rPr>
+          <w:rFonts w:cs="Times New Roman"/>
+          <w:sz w:val="24"/>
+          <w:szCs w:val="24"/>
+        </w:rPr>
+      </w:pPr>
+      <w:r>
+        <w:rPr>
+          <w:rFonts w:cs="Times New Roman"/>
+          <w:sz w:val="24"/>
+          <w:szCs w:val="24"/>
+        </w:rPr>
+        <w:t xml:space="preserve">        </w:t>
+      </w:r>
+      <w:proofErr w:type="spellStart"/>
+      <w:r>
+        <w:rPr>
+          <w:rFonts w:cs="Times New Roman"/>
+          <w:sz w:val="24"/>
+          <w:szCs w:val="24"/>
+        </w:rPr>
+        <w:t>elif</w:t>
+      </w:r>
+      <w:proofErr w:type="spellEnd"/>
+      <w:r>
+        <w:rPr>
+          <w:rFonts w:cs="Times New Roman"/>
+          <w:sz w:val="24"/>
+          <w:szCs w:val="24"/>
+        </w:rPr>
+        <w:t xml:space="preserve"> opcode == "STORE":</w:t>
+      </w:r>
+    </w:p>
+    <w:p>
+      <w:pPr>
+        <w:ind w:firstLine="709"/>
+        <w:rPr>
+          <w:rFonts w:cs="Times New Roman"/>
+          <w:szCs w:val="28"/>
+          <w:lang w:val="ru-RU"/>
+        </w:rPr>
+      </w:pPr>
+    </w:p>
+    <w:p>
+      <w:pPr>
+        <w:ind w:firstLine="709"/>
+        <w:rPr>
+          <w:rFonts w:cs="Times New Roman"/>
+          <w:szCs w:val="28"/>
+        </w:rPr>
+      </w:pPr>
+      <w:r>
+        <w:rPr>
+          <w:rFonts w:cs="Times New Roman"/>
+          <w:szCs w:val="28"/>
+          <w:lang w:val="ru-RU"/>
+        </w:rPr>
+        <w:lastRenderedPageBreak/>
+        <w:t>Продолжение</w:t>
+      </w:r>
+      <w:r>
+        <w:rPr>
+          <w:rFonts w:cs="Times New Roman"/>
+          <w:szCs w:val="28"/>
+        </w:rPr>
+        <w:t xml:space="preserve"> </w:t>
+      </w:r>
+      <w:r>
+        <w:rPr>
+          <w:rFonts w:cs="Times New Roman"/>
+          <w:szCs w:val="28"/>
+          <w:lang w:val="ru-RU"/>
+        </w:rPr>
+        <w:t>листинга</w:t>
+      </w:r>
+      <w:r>
+        <w:rPr>
+          <w:rFonts w:cs="Times New Roman"/>
+          <w:szCs w:val="28"/>
+        </w:rPr>
+        <w:t xml:space="preserve"> 1</w:t>
+      </w:r>
+    </w:p>
+    <w:p>
+      <w:pPr>
+        <w:pBdr>
+          <w:top w:val="single" w:sz="4" w:space="1" w:color="auto"/>
+          <w:left w:val="single" w:sz="4" w:space="1" w:color="auto"/>
+          <w:bottom w:val="single" w:sz="4" w:space="1" w:color="auto"/>
+          <w:right w:val="single" w:sz="4" w:space="1" w:color="auto"/>
+        </w:pBdr>
+        <w:ind w:firstLine="709"/>
+        <w:rPr>
+          <w:rFonts w:cs="Times New Roman"/>
+          <w:sz w:val="24"/>
+          <w:szCs w:val="24"/>
+        </w:rPr>
+      </w:pPr>
+      <w:r>
+        <w:rPr>
+          <w:rFonts w:cs="Times New Roman"/>
+          <w:sz w:val="24"/>
+          <w:szCs w:val="24"/>
+        </w:rPr>
+        <w:t xml:space="preserve">            </w:t>
+      </w:r>
+      <w:proofErr w:type="spellStart"/>
+      <w:r>
+        <w:rPr>
+          <w:rFonts w:cs="Times New Roman"/>
+          <w:sz w:val="24"/>
+          <w:szCs w:val="24"/>
+        </w:rPr>
+        <w:t>self.RAM</w:t>
+      </w:r>
+      <w:proofErr w:type="spellEnd"/>
+      <w:r>
+        <w:rPr>
+          <w:rFonts w:cs="Times New Roman"/>
+          <w:sz w:val="24"/>
+          <w:szCs w:val="24"/>
+        </w:rPr>
+        <w:t>[</w:t>
+      </w:r>
+      <w:proofErr w:type="spellStart"/>
+      <w:r>
+        <w:rPr>
+          <w:rFonts w:cs="Times New Roman"/>
+          <w:sz w:val="24"/>
+          <w:szCs w:val="24"/>
+        </w:rPr>
+        <w:t>arg</w:t>
+      </w:r>
+      <w:proofErr w:type="spellEnd"/>
+      <w:r>
+        <w:rPr>
+          <w:rFonts w:cs="Times New Roman"/>
+          <w:sz w:val="24"/>
+          <w:szCs w:val="24"/>
+        </w:rPr>
+        <w:t xml:space="preserve">] = </w:t>
+      </w:r>
+      <w:proofErr w:type="spellStart"/>
+      <w:proofErr w:type="gramStart"/>
+      <w:r>
+        <w:rPr>
+          <w:rFonts w:cs="Times New Roman"/>
+          <w:sz w:val="24"/>
+          <w:szCs w:val="24"/>
+        </w:rPr>
+        <w:t>self.STACK.pop</w:t>
+      </w:r>
+      <w:proofErr w:type="spellEnd"/>
+      <w:r>
+        <w:rPr>
+          <w:rFonts w:cs="Times New Roman"/>
+          <w:sz w:val="24"/>
+          <w:szCs w:val="24"/>
+        </w:rPr>
+        <w:t>(</w:t>
+      </w:r>
+      <w:proofErr w:type="gramEnd"/>
+      <w:r>
+        <w:rPr>
+          <w:rFonts w:cs="Times New Roman"/>
+          <w:sz w:val="24"/>
+          <w:szCs w:val="24"/>
+        </w:rPr>
+        <w:t>)</w:t>
+      </w:r>
+    </w:p>
+    <w:p>
+      <w:pPr>
+        <w:pBdr>
+          <w:top w:val="single" w:sz="4" w:space="1" w:color="auto"/>
+          <w:left w:val="single" w:sz="4" w:space="1" w:color="auto"/>
+          <w:bottom w:val="single" w:sz="4" w:space="1" w:color="auto"/>
+          <w:right w:val="single" w:sz="4" w:space="1" w:color="auto"/>
+        </w:pBdr>
+        <w:ind w:firstLine="709"/>
+        <w:rPr>
+          <w:rFonts w:cs="Times New Roman"/>
+          <w:sz w:val="24"/>
+          <w:szCs w:val="24"/>
+        </w:rPr>
+      </w:pPr>
+    </w:p>
+    <w:p>
+      <w:pPr>
+        <w:pBdr>
+          <w:top w:val="single" w:sz="4" w:space="1" w:color="auto"/>
+          <w:left w:val="single" w:sz="4" w:space="1" w:color="auto"/>
+          <w:bottom w:val="single" w:sz="4" w:space="1" w:color="auto"/>
+          <w:right w:val="single" w:sz="4" w:space="1" w:color="auto"/>
+        </w:pBdr>
+        <w:ind w:firstLine="709"/>
+        <w:rPr>
+          <w:rFonts w:cs="Times New Roman"/>
+          <w:sz w:val="24"/>
+          <w:szCs w:val="24"/>
+        </w:rPr>
+      </w:pPr>
+      <w:r>
+        <w:rPr>
+          <w:rFonts w:cs="Times New Roman"/>
+          <w:sz w:val="24"/>
+          <w:szCs w:val="24"/>
+        </w:rPr>
+        <w:t xml:space="preserve">        </w:t>
+      </w:r>
+      <w:proofErr w:type="spellStart"/>
+      <w:r>
+        <w:rPr>
+          <w:rFonts w:cs="Times New Roman"/>
+          <w:sz w:val="24"/>
+          <w:szCs w:val="24"/>
+        </w:rPr>
+        <w:t>elif</w:t>
+      </w:r>
+      <w:proofErr w:type="spellEnd"/>
+      <w:r>
+        <w:rPr>
+          <w:rFonts w:cs="Times New Roman"/>
+          <w:sz w:val="24"/>
+          <w:szCs w:val="24"/>
+        </w:rPr>
+        <w:t xml:space="preserve"> opcode == "ADD":</w:t>
+      </w:r>
+    </w:p>
+    <w:p>
+      <w:pPr>
+        <w:pBdr>
+          <w:top w:val="single" w:sz="4" w:space="1" w:color="auto"/>
+          <w:left w:val="single" w:sz="4" w:space="1" w:color="auto"/>
+          <w:bottom w:val="single" w:sz="4" w:space="1" w:color="auto"/>
+          <w:right w:val="single" w:sz="4" w:space="1" w:color="auto"/>
+        </w:pBdr>
+        <w:ind w:firstLine="709"/>
+        <w:rPr>
+          <w:rFonts w:cs="Times New Roman"/>
+          <w:sz w:val="24"/>
+          <w:szCs w:val="24"/>
+        </w:rPr>
+      </w:pPr>
+      <w:r>
+        <w:rPr>
+          <w:rFonts w:cs="Times New Roman"/>
+          <w:sz w:val="24"/>
+          <w:szCs w:val="24"/>
+        </w:rPr>
+        <w:t xml:space="preserve">            b = </w:t>
+      </w:r>
+      <w:proofErr w:type="spellStart"/>
+      <w:proofErr w:type="gramStart"/>
+      <w:r>
+        <w:rPr>
+          <w:rFonts w:cs="Times New Roman"/>
+          <w:sz w:val="24"/>
+          <w:szCs w:val="24"/>
+        </w:rPr>
+        <w:t>self.STACK.pop</w:t>
+      </w:r>
+      <w:proofErr w:type="spellEnd"/>
+      <w:r>
+        <w:rPr>
+          <w:rFonts w:cs="Times New Roman"/>
+          <w:sz w:val="24"/>
+          <w:szCs w:val="24"/>
+        </w:rPr>
+        <w:t>(</w:t>
+      </w:r>
+      <w:proofErr w:type="gramEnd"/>
+      <w:r>
+        <w:rPr>
+          <w:rFonts w:cs="Times New Roman"/>
+          <w:sz w:val="24"/>
+          <w:szCs w:val="24"/>
+        </w:rPr>
+        <w:t>)</w:t>
+      </w:r>
+    </w:p>
+    <w:p>
+      <w:pPr>
+        <w:pBdr>
+          <w:top w:val="single" w:sz="4" w:space="1" w:color="auto"/>
+          <w:left w:val="single" w:sz="4" w:space="1" w:color="auto"/>
+          <w:bottom w:val="single" w:sz="4" w:space="1" w:color="auto"/>
+          <w:right w:val="single" w:sz="4" w:space="1" w:color="auto"/>
+        </w:pBdr>
+        <w:ind w:firstLine="709"/>
+        <w:rPr>
+          <w:rFonts w:cs="Times New Roman"/>
+          <w:sz w:val="24"/>
+          <w:szCs w:val="24"/>
+        </w:rPr>
+      </w:pPr>
+      <w:r>
+        <w:rPr>
+          <w:rFonts w:cs="Times New Roman"/>
+          <w:sz w:val="24"/>
+          <w:szCs w:val="24"/>
+        </w:rPr>
+        <w:t xml:space="preserve">            a = </w:t>
+      </w:r>
+      <w:proofErr w:type="spellStart"/>
+      <w:proofErr w:type="gramStart"/>
+      <w:r>
+        <w:rPr>
+          <w:rFonts w:cs="Times New Roman"/>
+          <w:sz w:val="24"/>
+          <w:szCs w:val="24"/>
+        </w:rPr>
+        <w:t>self.STACK.pop</w:t>
+      </w:r>
+      <w:proofErr w:type="spellEnd"/>
+      <w:r>
+        <w:rPr>
+          <w:rFonts w:cs="Times New Roman"/>
+          <w:sz w:val="24"/>
+          <w:szCs w:val="24"/>
+        </w:rPr>
+        <w:t>(</w:t>
+      </w:r>
+      <w:proofErr w:type="gramEnd"/>
+      <w:r>
+        <w:rPr>
+          <w:rFonts w:cs="Times New Roman"/>
+          <w:sz w:val="24"/>
+          <w:szCs w:val="24"/>
+        </w:rPr>
+        <w:t>)</w:t>
+      </w:r>
+    </w:p>
+    <w:p>
+      <w:pPr>
+        <w:pBdr>
+          <w:top w:val="single" w:sz="4" w:space="1" w:color="auto"/>
+          <w:left w:val="single" w:sz="4" w:space="1" w:color="auto"/>
+          <w:bottom w:val="single" w:sz="4" w:space="1" w:color="auto"/>
+          <w:right w:val="single" w:sz="4" w:space="1" w:color="auto"/>
+        </w:pBdr>
+        <w:ind w:firstLine="709"/>
+        <w:rPr>
+          <w:rFonts w:cs="Times New Roman"/>
+          <w:sz w:val="24"/>
+          <w:szCs w:val="24"/>
+        </w:rPr>
+      </w:pPr>
+      <w:r>
+        <w:rPr>
+          <w:rFonts w:cs="Times New Roman"/>
+          <w:sz w:val="24"/>
+          <w:szCs w:val="24"/>
+        </w:rPr>
+        <w:t>            res = a + b</w:t>
+      </w:r>
+    </w:p>
+    <w:p>
+      <w:pPr>
+        <w:pBdr>
+          <w:top w:val="single" w:sz="4" w:space="1" w:color="auto"/>
+          <w:left w:val="single" w:sz="4" w:space="1" w:color="auto"/>
+          <w:bottom w:val="single" w:sz="4" w:space="1" w:color="auto"/>
+          <w:right w:val="single" w:sz="4" w:space="1" w:color="auto"/>
+        </w:pBdr>
+        <w:ind w:firstLine="709"/>
+        <w:rPr>
+          <w:rFonts w:cs="Times New Roman"/>
+          <w:sz w:val="24"/>
+          <w:szCs w:val="24"/>
+        </w:rPr>
+      </w:pPr>
+      <w:r>
+        <w:rPr>
+          <w:rFonts w:cs="Times New Roman"/>
+          <w:sz w:val="24"/>
+          <w:szCs w:val="24"/>
+        </w:rPr>
+        <w:t xml:space="preserve">            </w:t>
+      </w:r>
+      <w:proofErr w:type="spellStart"/>
+      <w:proofErr w:type="gramStart"/>
+      <w:r>
+        <w:rPr>
+          <w:rFonts w:cs="Times New Roman"/>
+          <w:sz w:val="24"/>
+          <w:szCs w:val="24"/>
+        </w:rPr>
+        <w:t>self.STACK.append</w:t>
+      </w:r>
+      <w:proofErr w:type="spellEnd"/>
+      <w:proofErr w:type="gramEnd"/>
+      <w:r>
+        <w:rPr>
+          <w:rFonts w:cs="Times New Roman"/>
+          <w:sz w:val="24"/>
+          <w:szCs w:val="24"/>
+        </w:rPr>
+        <w:t>(res)</w:t>
+      </w:r>
+    </w:p>
+    <w:p>
+      <w:pPr>
+        <w:pBdr>
+          <w:top w:val="single" w:sz="4" w:space="1" w:color="auto"/>
+          <w:left w:val="single" w:sz="4" w:space="1" w:color="auto"/>
+          <w:bottom w:val="single" w:sz="4" w:space="1" w:color="auto"/>
+          <w:right w:val="single" w:sz="4" w:space="1" w:color="auto"/>
+        </w:pBdr>
+        <w:ind w:firstLine="709"/>
+        <w:rPr>
+          <w:rFonts w:cs="Times New Roman"/>
+          <w:sz w:val="24"/>
+          <w:szCs w:val="24"/>
+        </w:rPr>
+      </w:pPr>
+      <w:r>
+        <w:rPr>
+          <w:rFonts w:cs="Times New Roman"/>
+          <w:sz w:val="24"/>
+          <w:szCs w:val="24"/>
+        </w:rPr>
+        <w:t xml:space="preserve">            </w:t>
+      </w:r>
+      <w:proofErr w:type="spellStart"/>
+      <w:proofErr w:type="gramStart"/>
+      <w:r>
+        <w:rPr>
+          <w:rFonts w:cs="Times New Roman"/>
+          <w:sz w:val="24"/>
+          <w:szCs w:val="24"/>
+        </w:rPr>
+        <w:t>self.FLAGS</w:t>
+      </w:r>
+      <w:proofErr w:type="spellEnd"/>
+      <w:proofErr w:type="gramEnd"/>
+      <w:r>
+        <w:rPr>
+          <w:rFonts w:cs="Times New Roman"/>
+          <w:sz w:val="24"/>
+          <w:szCs w:val="24"/>
+        </w:rPr>
+        <w:t xml:space="preserve">["Z"] = </w:t>
+      </w:r>
+      <w:proofErr w:type="gramStart"/>
+      <w:r>
+        <w:rPr>
+          <w:rFonts w:cs="Times New Roman"/>
+          <w:sz w:val="24"/>
+          <w:szCs w:val="24"/>
+        </w:rPr>
+        <w:t>int(</w:t>
+      </w:r>
+      <w:proofErr w:type="gramEnd"/>
+      <w:r>
+        <w:rPr>
+          <w:rFonts w:cs="Times New Roman"/>
+          <w:sz w:val="24"/>
+          <w:szCs w:val="24"/>
+        </w:rPr>
+        <w:t>res == 0)</w:t>
+      </w:r>
+    </w:p>
+    <w:p>
+      <w:pPr>
+        <w:pBdr>
+          <w:top w:val="single" w:sz="4" w:space="1" w:color="auto"/>
+          <w:left w:val="single" w:sz="4" w:space="1" w:color="auto"/>
+          <w:bottom w:val="single" w:sz="4" w:space="1" w:color="auto"/>
+          <w:right w:val="single" w:sz="4" w:space="1" w:color="auto"/>
+        </w:pBdr>
+        <w:ind w:firstLine="709"/>
+        <w:rPr>
+          <w:rFonts w:cs="Times New Roman"/>
+          <w:sz w:val="24"/>
+          <w:szCs w:val="24"/>
+        </w:rPr>
+      </w:pPr>
+    </w:p>
+    <w:p>
+      <w:pPr>
+        <w:pBdr>
+          <w:top w:val="single" w:sz="4" w:space="1" w:color="auto"/>
+          <w:left w:val="single" w:sz="4" w:space="1" w:color="auto"/>
+          <w:bottom w:val="single" w:sz="4" w:space="1" w:color="auto"/>
+          <w:right w:val="single" w:sz="4" w:space="1" w:color="auto"/>
+        </w:pBdr>
+        <w:ind w:firstLine="709"/>
+        <w:rPr>
+          <w:rFonts w:cs="Times New Roman"/>
+          <w:sz w:val="24"/>
+          <w:szCs w:val="24"/>
+        </w:rPr>
+      </w:pPr>
+      <w:r>
+        <w:rPr>
+          <w:rFonts w:cs="Times New Roman"/>
+          <w:sz w:val="24"/>
+          <w:szCs w:val="24"/>
+        </w:rPr>
+        <w:t xml:space="preserve">        </w:t>
+      </w:r>
+      <w:proofErr w:type="spellStart"/>
+      <w:r>
+        <w:rPr>
+          <w:rFonts w:cs="Times New Roman"/>
+          <w:sz w:val="24"/>
+          <w:szCs w:val="24"/>
+        </w:rPr>
+        <w:t>elif</w:t>
+      </w:r>
+      <w:proofErr w:type="spellEnd"/>
+      <w:r>
+        <w:rPr>
+          <w:rFonts w:cs="Times New Roman"/>
+          <w:sz w:val="24"/>
+          <w:szCs w:val="24"/>
+        </w:rPr>
+        <w:t xml:space="preserve"> opcode == "MUL":</w:t>
+      </w:r>
+    </w:p>
+    <w:p>
+      <w:pPr>
+        <w:pBdr>
+          <w:top w:val="single" w:sz="4" w:space="1" w:color="auto"/>
+          <w:left w:val="single" w:sz="4" w:space="1" w:color="auto"/>
+          <w:bottom w:val="single" w:sz="4" w:space="1" w:color="auto"/>
+          <w:right w:val="single" w:sz="4" w:space="1" w:color="auto"/>
+        </w:pBdr>
+        <w:ind w:firstLine="709"/>
+        <w:rPr>
+          <w:rFonts w:cs="Times New Roman"/>
+          <w:sz w:val="24"/>
+          <w:szCs w:val="24"/>
+        </w:rPr>
+      </w:pPr>
+      <w:r>
+        <w:rPr>
+          <w:rFonts w:cs="Times New Roman"/>
+          <w:sz w:val="24"/>
+          <w:szCs w:val="24"/>
+        </w:rPr>
+        <w:t xml:space="preserve">            b = </w:t>
+      </w:r>
+      <w:proofErr w:type="spellStart"/>
+      <w:proofErr w:type="gramStart"/>
+      <w:r>
+        <w:rPr>
+          <w:rFonts w:cs="Times New Roman"/>
+          <w:sz w:val="24"/>
+          <w:szCs w:val="24"/>
+        </w:rPr>
+        <w:t>self.STACK.pop</w:t>
+      </w:r>
+      <w:proofErr w:type="spellEnd"/>
+      <w:r>
+        <w:rPr>
+          <w:rFonts w:cs="Times New Roman"/>
+          <w:sz w:val="24"/>
+          <w:szCs w:val="24"/>
+        </w:rPr>
+        <w:t>(</w:t>
+      </w:r>
+      <w:proofErr w:type="gramEnd"/>
+      <w:r>
+        <w:rPr>
+          <w:rFonts w:cs="Times New Roman"/>
+          <w:sz w:val="24"/>
+          <w:szCs w:val="24"/>
+        </w:rPr>
+        <w:t>)</w:t>
+      </w:r>
+    </w:p>
+    <w:p>
+      <w:pPr>
+        <w:pBdr>
+          <w:top w:val="single" w:sz="4" w:space="1" w:color="auto"/>
+          <w:left w:val="single" w:sz="4" w:space="1" w:color="auto"/>
+          <w:bottom w:val="single" w:sz="4" w:space="1" w:color="auto"/>
+          <w:right w:val="single" w:sz="4" w:space="1" w:color="auto"/>
+        </w:pBdr>
+        <w:ind w:firstLine="709"/>
+        <w:rPr>
+          <w:rFonts w:cs="Times New Roman"/>
+          <w:sz w:val="24"/>
+          <w:szCs w:val="24"/>
+        </w:rPr>
+      </w:pPr>
+      <w:r>
+        <w:rPr>
+          <w:rFonts w:cs="Times New Roman"/>
+          <w:sz w:val="24"/>
+          <w:szCs w:val="24"/>
+        </w:rPr>
+        <w:t xml:space="preserve">            a = </w:t>
+      </w:r>
+      <w:proofErr w:type="spellStart"/>
+      <w:proofErr w:type="gramStart"/>
+      <w:r>
+        <w:rPr>
+          <w:rFonts w:cs="Times New Roman"/>
+          <w:sz w:val="24"/>
+          <w:szCs w:val="24"/>
+        </w:rPr>
+        <w:t>self.STACK.pop</w:t>
+      </w:r>
+      <w:proofErr w:type="spellEnd"/>
+      <w:r>
+        <w:rPr>
+          <w:rFonts w:cs="Times New Roman"/>
+          <w:sz w:val="24"/>
+          <w:szCs w:val="24"/>
+        </w:rPr>
+        <w:t>(</w:t>
+      </w:r>
+      <w:proofErr w:type="gramEnd"/>
+      <w:r>
+        <w:rPr>
+          <w:rFonts w:cs="Times New Roman"/>
+          <w:sz w:val="24"/>
+          <w:szCs w:val="24"/>
+        </w:rPr>
+        <w:t>)</w:t>
+      </w:r>
+    </w:p>
+    <w:p>
+      <w:pPr>
+        <w:pBdr>
+          <w:top w:val="single" w:sz="4" w:space="1" w:color="auto"/>
+          <w:left w:val="single" w:sz="4" w:space="1" w:color="auto"/>
+          <w:bottom w:val="single" w:sz="4" w:space="1" w:color="auto"/>
+          <w:right w:val="single" w:sz="4" w:space="1" w:color="auto"/>
+        </w:pBdr>
+        <w:ind w:firstLine="709"/>
+        <w:rPr>
+          <w:rFonts w:cs="Times New Roman"/>
+          <w:sz w:val="24"/>
+          <w:szCs w:val="24"/>
+        </w:rPr>
+      </w:pPr>
+      <w:r>
+        <w:rPr>
+          <w:rFonts w:cs="Times New Roman"/>
+          <w:sz w:val="24"/>
+          <w:szCs w:val="24"/>
+        </w:rPr>
+        <w:t>            res = a * b</w:t>
+      </w:r>
+    </w:p>
+    <w:p>
+      <w:pPr>
+        <w:pBdr>
+          <w:top w:val="single" w:sz="4" w:space="1" w:color="auto"/>
+          <w:left w:val="single" w:sz="4" w:space="1" w:color="auto"/>
+          <w:bottom w:val="single" w:sz="4" w:space="1" w:color="auto"/>
+          <w:right w:val="single" w:sz="4" w:space="1" w:color="auto"/>
+        </w:pBdr>
+        <w:ind w:firstLine="709"/>
+        <w:rPr>
+          <w:rFonts w:cs="Times New Roman"/>
+          <w:sz w:val="24"/>
+          <w:szCs w:val="24"/>
+        </w:rPr>
+      </w:pPr>
+      <w:r>
+        <w:rPr>
+          <w:rFonts w:cs="Times New Roman"/>
+          <w:sz w:val="24"/>
+          <w:szCs w:val="24"/>
+        </w:rPr>
+        <w:t xml:space="preserve">            </w:t>
+      </w:r>
+      <w:proofErr w:type="spellStart"/>
+      <w:proofErr w:type="gramStart"/>
+      <w:r>
+        <w:rPr>
+          <w:rFonts w:cs="Times New Roman"/>
+          <w:sz w:val="24"/>
+          <w:szCs w:val="24"/>
+        </w:rPr>
+        <w:t>self.STACK.append</w:t>
+      </w:r>
+      <w:proofErr w:type="spellEnd"/>
+      <w:proofErr w:type="gramEnd"/>
+      <w:r>
+        <w:rPr>
+          <w:rFonts w:cs="Times New Roman"/>
+          <w:sz w:val="24"/>
+          <w:szCs w:val="24"/>
+        </w:rPr>
+        <w:t>(res)</w:t>
+      </w:r>
+    </w:p>
+    <w:p>
+      <w:pPr>
+        <w:pBdr>
+          <w:top w:val="single" w:sz="4" w:space="1" w:color="auto"/>
+          <w:left w:val="single" w:sz="4" w:space="1" w:color="auto"/>
+          <w:bottom w:val="single" w:sz="4" w:space="1" w:color="auto"/>
+          <w:right w:val="single" w:sz="4" w:space="1" w:color="auto"/>
+        </w:pBdr>
+        <w:ind w:firstLine="709"/>
+        <w:rPr>
+          <w:rFonts w:cs="Times New Roman"/>
+          <w:sz w:val="24"/>
+          <w:szCs w:val="24"/>
+        </w:rPr>
+      </w:pPr>
+      <w:r>
+        <w:rPr>
+          <w:rFonts w:cs="Times New Roman"/>
+          <w:sz w:val="24"/>
+          <w:szCs w:val="24"/>
+        </w:rPr>
+        <w:t xml:space="preserve">            </w:t>
+      </w:r>
+      <w:proofErr w:type="spellStart"/>
+      <w:proofErr w:type="gramStart"/>
+      <w:r>
+        <w:rPr>
+          <w:rFonts w:cs="Times New Roman"/>
+          <w:sz w:val="24"/>
+          <w:szCs w:val="24"/>
+        </w:rPr>
+        <w:t>self.FLAGS</w:t>
+      </w:r>
+      <w:proofErr w:type="spellEnd"/>
+      <w:proofErr w:type="gramEnd"/>
+      <w:r>
+        <w:rPr>
+          <w:rFonts w:cs="Times New Roman"/>
+          <w:sz w:val="24"/>
+          <w:szCs w:val="24"/>
+        </w:rPr>
+        <w:t xml:space="preserve">["Z"] = </w:t>
+      </w:r>
+      <w:proofErr w:type="gramStart"/>
+      <w:r>
+        <w:rPr>
+          <w:rFonts w:cs="Times New Roman"/>
+          <w:sz w:val="24"/>
+          <w:szCs w:val="24"/>
+        </w:rPr>
+        <w:t>int(</w:t>
+      </w:r>
+      <w:proofErr w:type="gramEnd"/>
+      <w:r>
+        <w:rPr>
+          <w:rFonts w:cs="Times New Roman"/>
+          <w:sz w:val="24"/>
+          <w:szCs w:val="24"/>
+        </w:rPr>
+        <w:t>res == 0)</w:t>
+      </w:r>
+    </w:p>
+    <w:p>
+      <w:pPr>
+        <w:pBdr>
+          <w:top w:val="single" w:sz="4" w:space="1" w:color="auto"/>
+          <w:left w:val="single" w:sz="4" w:space="1" w:color="auto"/>
+          <w:bottom w:val="single" w:sz="4" w:space="1" w:color="auto"/>
+          <w:right w:val="single" w:sz="4" w:space="1" w:color="auto"/>
+        </w:pBdr>
+        <w:ind w:firstLine="709"/>
+        <w:rPr>
+          <w:rFonts w:cs="Times New Roman"/>
+          <w:sz w:val="24"/>
+          <w:szCs w:val="24"/>
+        </w:rPr>
+      </w:pPr>
+    </w:p>
+    <w:p>
+      <w:pPr>
+        <w:pBdr>
+          <w:top w:val="single" w:sz="4" w:space="1" w:color="auto"/>
+          <w:left w:val="single" w:sz="4" w:space="1" w:color="auto"/>
+          <w:bottom w:val="single" w:sz="4" w:space="1" w:color="auto"/>
+          <w:right w:val="single" w:sz="4" w:space="1" w:color="auto"/>
+        </w:pBdr>
+        <w:ind w:firstLine="709"/>
+        <w:rPr>
+          <w:rFonts w:cs="Times New Roman"/>
+          <w:sz w:val="24"/>
+          <w:szCs w:val="24"/>
+        </w:rPr>
+      </w:pPr>
+      <w:r>
+        <w:rPr>
+          <w:rFonts w:cs="Times New Roman"/>
+          <w:sz w:val="24"/>
+          <w:szCs w:val="24"/>
+        </w:rPr>
+        <w:t xml:space="preserve">        </w:t>
+      </w:r>
+      <w:proofErr w:type="spellStart"/>
+      <w:r>
+        <w:rPr>
+          <w:rFonts w:cs="Times New Roman"/>
+          <w:sz w:val="24"/>
+          <w:szCs w:val="24"/>
+        </w:rPr>
+        <w:t>elif</w:t>
+      </w:r>
+      <w:proofErr w:type="spellEnd"/>
+      <w:r>
+        <w:rPr>
+          <w:rFonts w:cs="Times New Roman"/>
+          <w:sz w:val="24"/>
+          <w:szCs w:val="24"/>
+        </w:rPr>
+        <w:t xml:space="preserve"> opcode == "SUB":</w:t>
+      </w:r>
+    </w:p>
+    <w:p>
+      <w:pPr>
+        <w:pBdr>
+          <w:top w:val="single" w:sz="4" w:space="1" w:color="auto"/>
+          <w:left w:val="single" w:sz="4" w:space="1" w:color="auto"/>
+          <w:bottom w:val="single" w:sz="4" w:space="1" w:color="auto"/>
+          <w:right w:val="single" w:sz="4" w:space="1" w:color="auto"/>
+        </w:pBdr>
+        <w:ind w:firstLine="709"/>
+        <w:rPr>
+          <w:rFonts w:cs="Times New Roman"/>
+          <w:sz w:val="24"/>
+          <w:szCs w:val="24"/>
+        </w:rPr>
+      </w:pPr>
+      <w:r>
+        <w:rPr>
+          <w:rFonts w:cs="Times New Roman"/>
+          <w:sz w:val="24"/>
+          <w:szCs w:val="24"/>
+        </w:rPr>
+        <w:t xml:space="preserve">            b = </w:t>
+      </w:r>
+      <w:proofErr w:type="spellStart"/>
+      <w:proofErr w:type="gramStart"/>
+      <w:r>
+        <w:rPr>
+          <w:rFonts w:cs="Times New Roman"/>
+          <w:sz w:val="24"/>
+          <w:szCs w:val="24"/>
+        </w:rPr>
+        <w:t>self.STACK.pop</w:t>
+      </w:r>
+      <w:proofErr w:type="spellEnd"/>
+      <w:r>
+        <w:rPr>
+          <w:rFonts w:cs="Times New Roman"/>
+          <w:sz w:val="24"/>
+          <w:szCs w:val="24"/>
+        </w:rPr>
+        <w:t>(</w:t>
+      </w:r>
+      <w:proofErr w:type="gramEnd"/>
+      <w:r>
+        <w:rPr>
+          <w:rFonts w:cs="Times New Roman"/>
+          <w:sz w:val="24"/>
+          <w:szCs w:val="24"/>
+        </w:rPr>
+        <w:t>)</w:t>
+      </w:r>
+    </w:p>
+    <w:p>
+      <w:pPr>
+        <w:pBdr>
+          <w:top w:val="single" w:sz="4" w:space="1" w:color="auto"/>
+          <w:left w:val="single" w:sz="4" w:space="1" w:color="auto"/>
+          <w:bottom w:val="single" w:sz="4" w:space="1" w:color="auto"/>
+          <w:right w:val="single" w:sz="4" w:space="1" w:color="auto"/>
+        </w:pBdr>
+        <w:ind w:firstLine="709"/>
+        <w:rPr>
+          <w:rFonts w:cs="Times New Roman"/>
+          <w:sz w:val="24"/>
+          <w:szCs w:val="24"/>
+        </w:rPr>
+      </w:pPr>
+      <w:r>
+        <w:rPr>
+          <w:rFonts w:cs="Times New Roman"/>
+          <w:sz w:val="24"/>
+          <w:szCs w:val="24"/>
+        </w:rPr>
+        <w:t xml:space="preserve">            a = </w:t>
+      </w:r>
+      <w:proofErr w:type="spellStart"/>
+      <w:proofErr w:type="gramStart"/>
+      <w:r>
+        <w:rPr>
+          <w:rFonts w:cs="Times New Roman"/>
+          <w:sz w:val="24"/>
+          <w:szCs w:val="24"/>
+        </w:rPr>
+        <w:t>self.STACK.pop</w:t>
+      </w:r>
+      <w:proofErr w:type="spellEnd"/>
+      <w:r>
+        <w:rPr>
+          <w:rFonts w:cs="Times New Roman"/>
+          <w:sz w:val="24"/>
+          <w:szCs w:val="24"/>
+        </w:rPr>
+        <w:t>(</w:t>
+      </w:r>
+      <w:proofErr w:type="gramEnd"/>
+      <w:r>
+        <w:rPr>
+          <w:rFonts w:cs="Times New Roman"/>
+          <w:sz w:val="24"/>
+          <w:szCs w:val="24"/>
+        </w:rPr>
+        <w:t>)</w:t>
+      </w:r>
+    </w:p>
+    <w:p>
+      <w:pPr>
+        <w:pBdr>
+          <w:top w:val="single" w:sz="4" w:space="1" w:color="auto"/>
+          <w:left w:val="single" w:sz="4" w:space="1" w:color="auto"/>
+          <w:bottom w:val="single" w:sz="4" w:space="1" w:color="auto"/>
+          <w:right w:val="single" w:sz="4" w:space="1" w:color="auto"/>
+        </w:pBdr>
+        <w:ind w:firstLine="709"/>
+        <w:rPr>
+          <w:rFonts w:cs="Times New Roman"/>
+          <w:sz w:val="24"/>
+          <w:szCs w:val="24"/>
+        </w:rPr>
+      </w:pPr>
+      <w:r>
+        <w:rPr>
+          <w:rFonts w:cs="Times New Roman"/>
+          <w:sz w:val="24"/>
+          <w:szCs w:val="24"/>
+        </w:rPr>
+        <w:t>            res = a - b</w:t>
+      </w:r>
+    </w:p>
+    <w:p>
+      <w:pPr>
+        <w:pBdr>
+          <w:top w:val="single" w:sz="4" w:space="1" w:color="auto"/>
+          <w:left w:val="single" w:sz="4" w:space="1" w:color="auto"/>
+          <w:bottom w:val="single" w:sz="4" w:space="1" w:color="auto"/>
+          <w:right w:val="single" w:sz="4" w:space="1" w:color="auto"/>
+        </w:pBdr>
+        <w:ind w:firstLine="709"/>
+        <w:rPr>
+          <w:rFonts w:cs="Times New Roman"/>
+          <w:sz w:val="24"/>
+          <w:szCs w:val="24"/>
+        </w:rPr>
+      </w:pPr>
+      <w:r>
+        <w:rPr>
+          <w:rFonts w:cs="Times New Roman"/>
+          <w:sz w:val="24"/>
+          <w:szCs w:val="24"/>
+        </w:rPr>
+        <w:t xml:space="preserve">            </w:t>
+      </w:r>
+      <w:proofErr w:type="spellStart"/>
+      <w:proofErr w:type="gramStart"/>
+      <w:r>
+        <w:rPr>
+          <w:rFonts w:cs="Times New Roman"/>
+          <w:sz w:val="24"/>
+          <w:szCs w:val="24"/>
+        </w:rPr>
+        <w:t>self.STACK.append</w:t>
+      </w:r>
+      <w:proofErr w:type="spellEnd"/>
+      <w:proofErr w:type="gramEnd"/>
+      <w:r>
+        <w:rPr>
+          <w:rFonts w:cs="Times New Roman"/>
+          <w:sz w:val="24"/>
+          <w:szCs w:val="24"/>
+        </w:rPr>
+        <w:t>(res)</w:t>
+      </w:r>
+    </w:p>
+    <w:p>
+      <w:pPr>
+        <w:pBdr>
+          <w:top w:val="single" w:sz="4" w:space="1" w:color="auto"/>
+          <w:left w:val="single" w:sz="4" w:space="1" w:color="auto"/>
+          <w:bottom w:val="single" w:sz="4" w:space="1" w:color="auto"/>
+          <w:right w:val="single" w:sz="4" w:space="1" w:color="auto"/>
+        </w:pBdr>
+        <w:ind w:firstLine="709"/>
+        <w:rPr>
+          <w:rFonts w:cs="Times New Roman"/>
+          <w:sz w:val="24"/>
+          <w:szCs w:val="24"/>
+        </w:rPr>
+      </w:pPr>
+      <w:r>
+        <w:rPr>
+          <w:rFonts w:cs="Times New Roman"/>
+          <w:sz w:val="24"/>
+          <w:szCs w:val="24"/>
+        </w:rPr>
+        <w:t xml:space="preserve">            </w:t>
+      </w:r>
+      <w:proofErr w:type="spellStart"/>
+      <w:proofErr w:type="gramStart"/>
+      <w:r>
+        <w:rPr>
+          <w:rFonts w:cs="Times New Roman"/>
+          <w:sz w:val="24"/>
+          <w:szCs w:val="24"/>
+        </w:rPr>
+        <w:t>self.FLAGS</w:t>
+      </w:r>
+      <w:proofErr w:type="spellEnd"/>
+      <w:proofErr w:type="gramEnd"/>
+      <w:r>
+        <w:rPr>
+          <w:rFonts w:cs="Times New Roman"/>
+          <w:sz w:val="24"/>
+          <w:szCs w:val="24"/>
+        </w:rPr>
+        <w:t xml:space="preserve">["Z"] = </w:t>
+      </w:r>
+      <w:proofErr w:type="gramStart"/>
+      <w:r>
+        <w:rPr>
+          <w:rFonts w:cs="Times New Roman"/>
+          <w:sz w:val="24"/>
+          <w:szCs w:val="24"/>
+        </w:rPr>
+        <w:t>int(</w:t>
+      </w:r>
+      <w:proofErr w:type="gramEnd"/>
+      <w:r>
+        <w:rPr>
+          <w:rFonts w:cs="Times New Roman"/>
+          <w:sz w:val="24"/>
+          <w:szCs w:val="24"/>
+        </w:rPr>
+        <w:t>res == 0)</w:t>
+      </w:r>
+    </w:p>
+    <w:p>
+      <w:pPr>
+        <w:pBdr>
+          <w:top w:val="single" w:sz="4" w:space="1" w:color="auto"/>
+          <w:left w:val="single" w:sz="4" w:space="1" w:color="auto"/>
+          <w:bottom w:val="single" w:sz="4" w:space="1" w:color="auto"/>
+          <w:right w:val="single" w:sz="4" w:space="1" w:color="auto"/>
+        </w:pBdr>
+        <w:ind w:firstLine="709"/>
+        <w:rPr>
+          <w:rFonts w:cs="Times New Roman"/>
+          <w:sz w:val="24"/>
+          <w:szCs w:val="24"/>
+        </w:rPr>
+      </w:pPr>
+    </w:p>
+    <w:p>
+      <w:pPr>
+        <w:pBdr>
+          <w:top w:val="single" w:sz="4" w:space="1" w:color="auto"/>
+          <w:left w:val="single" w:sz="4" w:space="1" w:color="auto"/>
+          <w:bottom w:val="single" w:sz="4" w:space="1" w:color="auto"/>
+          <w:right w:val="single" w:sz="4" w:space="1" w:color="auto"/>
+        </w:pBdr>
+        <w:ind w:firstLine="709"/>
+        <w:rPr>
+          <w:rFonts w:cs="Times New Roman"/>
+          <w:sz w:val="24"/>
+          <w:szCs w:val="24"/>
+        </w:rPr>
+      </w:pPr>
+      <w:r>
+        <w:rPr>
+          <w:rFonts w:cs="Times New Roman"/>
+          <w:sz w:val="24"/>
+          <w:szCs w:val="24"/>
+        </w:rPr>
+        <w:t xml:space="preserve">        </w:t>
+      </w:r>
+      <w:proofErr w:type="spellStart"/>
+      <w:r>
+        <w:rPr>
+          <w:rFonts w:cs="Times New Roman"/>
+          <w:sz w:val="24"/>
+          <w:szCs w:val="24"/>
+        </w:rPr>
+        <w:t>elif</w:t>
+      </w:r>
+      <w:proofErr w:type="spellEnd"/>
+      <w:r>
+        <w:rPr>
+          <w:rFonts w:cs="Times New Roman"/>
+          <w:sz w:val="24"/>
+          <w:szCs w:val="24"/>
+        </w:rPr>
+        <w:t xml:space="preserve"> opcode == "JMP":</w:t>
+      </w:r>
+    </w:p>
+    <w:p>
+      <w:pPr>
+        <w:pBdr>
+          <w:top w:val="single" w:sz="4" w:space="1" w:color="auto"/>
+          <w:left w:val="single" w:sz="4" w:space="1" w:color="auto"/>
+          <w:bottom w:val="single" w:sz="4" w:space="1" w:color="auto"/>
+          <w:right w:val="single" w:sz="4" w:space="1" w:color="auto"/>
+        </w:pBdr>
+        <w:ind w:firstLine="709"/>
+        <w:rPr>
+          <w:rFonts w:cs="Times New Roman"/>
+          <w:sz w:val="24"/>
+          <w:szCs w:val="24"/>
+        </w:rPr>
+      </w:pPr>
+      <w:r>
+        <w:rPr>
+          <w:rFonts w:cs="Times New Roman"/>
+          <w:sz w:val="24"/>
+          <w:szCs w:val="24"/>
+        </w:rPr>
+        <w:t xml:space="preserve">            </w:t>
+      </w:r>
+      <w:proofErr w:type="spellStart"/>
+      <w:proofErr w:type="gramStart"/>
+      <w:r>
+        <w:rPr>
+          <w:rFonts w:cs="Times New Roman"/>
+          <w:sz w:val="24"/>
+          <w:szCs w:val="24"/>
+        </w:rPr>
+        <w:t>self.PC</w:t>
+      </w:r>
+      <w:proofErr w:type="spellEnd"/>
+      <w:proofErr w:type="gramEnd"/>
+      <w:r>
+        <w:rPr>
+          <w:rFonts w:cs="Times New Roman"/>
+          <w:sz w:val="24"/>
+          <w:szCs w:val="24"/>
+        </w:rPr>
+        <w:t xml:space="preserve"> = </w:t>
+      </w:r>
+      <w:proofErr w:type="spellStart"/>
+      <w:r>
+        <w:rPr>
+          <w:rFonts w:cs="Times New Roman"/>
+          <w:sz w:val="24"/>
+          <w:szCs w:val="24"/>
+        </w:rPr>
+        <w:t>arg</w:t>
+      </w:r>
+      <w:proofErr w:type="spellEnd"/>
+    </w:p>
+    <w:p>
+      <w:pPr>
+        <w:pBdr>
+          <w:top w:val="single" w:sz="4" w:space="1" w:color="auto"/>
+          <w:left w:val="single" w:sz="4" w:space="1" w:color="auto"/>
+          <w:bottom w:val="single" w:sz="4" w:space="1" w:color="auto"/>
+          <w:right w:val="single" w:sz="4" w:space="1" w:color="auto"/>
+        </w:pBdr>
+        <w:ind w:firstLine="709"/>
+        <w:rPr>
+          <w:rFonts w:cs="Times New Roman"/>
+          <w:sz w:val="24"/>
+          <w:szCs w:val="24"/>
+        </w:rPr>
+      </w:pPr>
+    </w:p>
+    <w:p>
+      <w:pPr>
+        <w:pBdr>
+          <w:top w:val="single" w:sz="4" w:space="1" w:color="auto"/>
+          <w:left w:val="single" w:sz="4" w:space="1" w:color="auto"/>
+          <w:bottom w:val="single" w:sz="4" w:space="1" w:color="auto"/>
+          <w:right w:val="single" w:sz="4" w:space="1" w:color="auto"/>
+        </w:pBdr>
+        <w:ind w:firstLine="709"/>
+        <w:rPr>
+          <w:rFonts w:cs="Times New Roman"/>
+          <w:sz w:val="24"/>
+          <w:szCs w:val="24"/>
+        </w:rPr>
+      </w:pPr>
+      <w:r>
+        <w:rPr>
+          <w:rFonts w:cs="Times New Roman"/>
+          <w:sz w:val="24"/>
+          <w:szCs w:val="24"/>
+        </w:rPr>
+        <w:t xml:space="preserve">        </w:t>
+      </w:r>
+      <w:proofErr w:type="spellStart"/>
+      <w:r>
+        <w:rPr>
+          <w:rFonts w:cs="Times New Roman"/>
+          <w:sz w:val="24"/>
+          <w:szCs w:val="24"/>
+        </w:rPr>
+        <w:t>elif</w:t>
+      </w:r>
+      <w:proofErr w:type="spellEnd"/>
+      <w:r>
+        <w:rPr>
+          <w:rFonts w:cs="Times New Roman"/>
+          <w:sz w:val="24"/>
+          <w:szCs w:val="24"/>
+        </w:rPr>
+        <w:t xml:space="preserve"> opcode == "JZ":</w:t>
+      </w:r>
+    </w:p>
+    <w:p>
+      <w:pPr>
+        <w:pBdr>
+          <w:top w:val="single" w:sz="4" w:space="1" w:color="auto"/>
+          <w:left w:val="single" w:sz="4" w:space="1" w:color="auto"/>
+          <w:bottom w:val="single" w:sz="4" w:space="1" w:color="auto"/>
+          <w:right w:val="single" w:sz="4" w:space="1" w:color="auto"/>
+        </w:pBdr>
+        <w:ind w:firstLine="709"/>
+        <w:rPr>
+          <w:rFonts w:cs="Times New Roman"/>
+          <w:sz w:val="24"/>
+          <w:szCs w:val="24"/>
+        </w:rPr>
+      </w:pPr>
+      <w:r>
+        <w:rPr>
+          <w:rFonts w:cs="Times New Roman"/>
+          <w:sz w:val="24"/>
+          <w:szCs w:val="24"/>
+        </w:rPr>
+        <w:t xml:space="preserve">            if </w:t>
+      </w:r>
+      <w:proofErr w:type="spellStart"/>
+      <w:proofErr w:type="gramStart"/>
+      <w:r>
+        <w:rPr>
+          <w:rFonts w:cs="Times New Roman"/>
+          <w:sz w:val="24"/>
+          <w:szCs w:val="24"/>
+        </w:rPr>
+        <w:t>self.FLAGS</w:t>
+      </w:r>
+      <w:proofErr w:type="spellEnd"/>
+      <w:proofErr w:type="gramEnd"/>
+      <w:r>
+        <w:rPr>
+          <w:rFonts w:cs="Times New Roman"/>
+          <w:sz w:val="24"/>
+          <w:szCs w:val="24"/>
+        </w:rPr>
+        <w:t>["Z"] == 1:</w:t>
+      </w:r>
+    </w:p>
+    <w:p>
+      <w:pPr>
+        <w:pBdr>
+          <w:top w:val="single" w:sz="4" w:space="1" w:color="auto"/>
+          <w:left w:val="single" w:sz="4" w:space="1" w:color="auto"/>
+          <w:bottom w:val="single" w:sz="4" w:space="1" w:color="auto"/>
+          <w:right w:val="single" w:sz="4" w:space="1" w:color="auto"/>
+        </w:pBdr>
+        <w:ind w:firstLine="709"/>
+        <w:rPr>
+          <w:rFonts w:cs="Times New Roman"/>
+          <w:sz w:val="24"/>
+          <w:szCs w:val="24"/>
+        </w:rPr>
+      </w:pPr>
+      <w:r>
+        <w:rPr>
+          <w:rFonts w:cs="Times New Roman"/>
+          <w:sz w:val="24"/>
+          <w:szCs w:val="24"/>
+        </w:rPr>
+        <w:t xml:space="preserve">                </w:t>
+      </w:r>
+      <w:proofErr w:type="spellStart"/>
+      <w:proofErr w:type="gramStart"/>
+      <w:r>
+        <w:rPr>
+          <w:rFonts w:cs="Times New Roman"/>
+          <w:sz w:val="24"/>
+          <w:szCs w:val="24"/>
+        </w:rPr>
+        <w:t>self.PC</w:t>
+      </w:r>
+      <w:proofErr w:type="spellEnd"/>
+      <w:proofErr w:type="gramEnd"/>
+      <w:r>
+        <w:rPr>
+          <w:rFonts w:cs="Times New Roman"/>
+          <w:sz w:val="24"/>
+          <w:szCs w:val="24"/>
+        </w:rPr>
+        <w:t xml:space="preserve"> = </w:t>
+      </w:r>
+      <w:proofErr w:type="spellStart"/>
+      <w:r>
+        <w:rPr>
+          <w:rFonts w:cs="Times New Roman"/>
+          <w:sz w:val="24"/>
+          <w:szCs w:val="24"/>
+        </w:rPr>
+        <w:t>arg</w:t>
+      </w:r>
+      <w:proofErr w:type="spellEnd"/>
+    </w:p>
+    <w:p>
+      <w:pPr>
+        <w:pBdr>
+          <w:top w:val="single" w:sz="4" w:space="1" w:color="auto"/>
+          <w:left w:val="single" w:sz="4" w:space="1" w:color="auto"/>
+          <w:bottom w:val="single" w:sz="4" w:space="1" w:color="auto"/>
+          <w:right w:val="single" w:sz="4" w:space="1" w:color="auto"/>
+        </w:pBdr>
+        <w:ind w:firstLine="709"/>
+        <w:rPr>
+          <w:rFonts w:cs="Times New Roman"/>
+          <w:sz w:val="24"/>
+          <w:szCs w:val="24"/>
+        </w:rPr>
+      </w:pPr>
+    </w:p>
+    <w:p>
+      <w:pPr>
+        <w:pBdr>
+          <w:top w:val="single" w:sz="4" w:space="1" w:color="auto"/>
+          <w:left w:val="single" w:sz="4" w:space="1" w:color="auto"/>
+          <w:bottom w:val="single" w:sz="4" w:space="1" w:color="auto"/>
+          <w:right w:val="single" w:sz="4" w:space="1" w:color="auto"/>
+        </w:pBdr>
+        <w:ind w:firstLine="709"/>
+        <w:rPr>
+          <w:rFonts w:cs="Times New Roman"/>
+          <w:sz w:val="24"/>
+          <w:szCs w:val="24"/>
+        </w:rPr>
+      </w:pPr>
+      <w:r>
+        <w:rPr>
+          <w:rFonts w:cs="Times New Roman"/>
+          <w:sz w:val="24"/>
+          <w:szCs w:val="24"/>
+        </w:rPr>
+        <w:t xml:space="preserve">        </w:t>
+      </w:r>
+      <w:proofErr w:type="spellStart"/>
+      <w:r>
+        <w:rPr>
+          <w:rFonts w:cs="Times New Roman"/>
+          <w:sz w:val="24"/>
+          <w:szCs w:val="24"/>
+        </w:rPr>
+        <w:t>elif</w:t>
+      </w:r>
+      <w:proofErr w:type="spellEnd"/>
+      <w:r>
+        <w:rPr>
+          <w:rFonts w:cs="Times New Roman"/>
+          <w:sz w:val="24"/>
+          <w:szCs w:val="24"/>
+        </w:rPr>
+        <w:t xml:space="preserve"> opcode == "CMP":</w:t>
+      </w:r>
+    </w:p>
+    <w:p>
+      <w:pPr>
+        <w:pBdr>
+          <w:top w:val="single" w:sz="4" w:space="1" w:color="auto"/>
+          <w:left w:val="single" w:sz="4" w:space="1" w:color="auto"/>
+          <w:bottom w:val="single" w:sz="4" w:space="1" w:color="auto"/>
+          <w:right w:val="single" w:sz="4" w:space="1" w:color="auto"/>
+        </w:pBdr>
+        <w:ind w:firstLine="709"/>
+        <w:rPr>
+          <w:rFonts w:cs="Times New Roman"/>
+          <w:sz w:val="24"/>
+          <w:szCs w:val="24"/>
+        </w:rPr>
+      </w:pPr>
+      <w:r>
+        <w:rPr>
+          <w:rFonts w:cs="Times New Roman"/>
+          <w:sz w:val="24"/>
+          <w:szCs w:val="24"/>
+        </w:rPr>
+        <w:t xml:space="preserve">            b = </w:t>
+      </w:r>
+      <w:proofErr w:type="spellStart"/>
+      <w:proofErr w:type="gramStart"/>
+      <w:r>
+        <w:rPr>
+          <w:rFonts w:cs="Times New Roman"/>
+          <w:sz w:val="24"/>
+          <w:szCs w:val="24"/>
+        </w:rPr>
+        <w:t>self.STACK.pop</w:t>
+      </w:r>
+      <w:proofErr w:type="spellEnd"/>
+      <w:r>
+        <w:rPr>
+          <w:rFonts w:cs="Times New Roman"/>
+          <w:sz w:val="24"/>
+          <w:szCs w:val="24"/>
+        </w:rPr>
+        <w:t>(</w:t>
+      </w:r>
+      <w:proofErr w:type="gramEnd"/>
+      <w:r>
+        <w:rPr>
+          <w:rFonts w:cs="Times New Roman"/>
+          <w:sz w:val="24"/>
+          <w:szCs w:val="24"/>
+        </w:rPr>
+        <w:t>)</w:t>
+      </w:r>
+    </w:p>
+    <w:p>
+      <w:pPr>
+        <w:pBdr>
+          <w:top w:val="single" w:sz="4" w:space="1" w:color="auto"/>
+          <w:left w:val="single" w:sz="4" w:space="1" w:color="auto"/>
+          <w:bottom w:val="single" w:sz="4" w:space="1" w:color="auto"/>
+          <w:right w:val="single" w:sz="4" w:space="1" w:color="auto"/>
+        </w:pBdr>
+        <w:ind w:firstLine="709"/>
+        <w:rPr>
+          <w:rFonts w:cs="Times New Roman"/>
+          <w:sz w:val="24"/>
+          <w:szCs w:val="24"/>
+        </w:rPr>
+      </w:pPr>
+      <w:r>
+        <w:rPr>
+          <w:rFonts w:cs="Times New Roman"/>
+          <w:sz w:val="24"/>
+          <w:szCs w:val="24"/>
+        </w:rPr>
+        <w:t xml:space="preserve">            a = </w:t>
+      </w:r>
+      <w:proofErr w:type="spellStart"/>
+      <w:proofErr w:type="gramStart"/>
+      <w:r>
+        <w:rPr>
+          <w:rFonts w:cs="Times New Roman"/>
+          <w:sz w:val="24"/>
+          <w:szCs w:val="24"/>
+        </w:rPr>
+        <w:t>self.STACK.pop</w:t>
+      </w:r>
+      <w:proofErr w:type="spellEnd"/>
+      <w:r>
+        <w:rPr>
+          <w:rFonts w:cs="Times New Roman"/>
+          <w:sz w:val="24"/>
+          <w:szCs w:val="24"/>
+        </w:rPr>
+        <w:t>(</w:t>
+      </w:r>
+      <w:proofErr w:type="gramEnd"/>
+      <w:r>
+        <w:rPr>
+          <w:rFonts w:cs="Times New Roman"/>
+          <w:sz w:val="24"/>
+          <w:szCs w:val="24"/>
+        </w:rPr>
+        <w:t>)</w:t>
+      </w:r>
+    </w:p>
+    <w:p>
+      <w:pPr>
+        <w:pBdr>
+          <w:top w:val="single" w:sz="4" w:space="1" w:color="auto"/>
+          <w:left w:val="single" w:sz="4" w:space="1" w:color="auto"/>
+          <w:bottom w:val="single" w:sz="4" w:space="1" w:color="auto"/>
+          <w:right w:val="single" w:sz="4" w:space="1" w:color="auto"/>
+        </w:pBdr>
+        <w:ind w:firstLine="709"/>
+        <w:rPr>
+          <w:rFonts w:cs="Times New Roman"/>
+          <w:sz w:val="24"/>
+          <w:szCs w:val="24"/>
+        </w:rPr>
+      </w:pPr>
+      <w:r>
+        <w:rPr>
+          <w:rFonts w:cs="Times New Roman"/>
+          <w:sz w:val="24"/>
+          <w:szCs w:val="24"/>
+        </w:rPr>
+        <w:t xml:space="preserve">            </w:t>
+      </w:r>
+      <w:proofErr w:type="spellStart"/>
+      <w:proofErr w:type="gramStart"/>
+      <w:r>
+        <w:rPr>
+          <w:rFonts w:cs="Times New Roman"/>
+          <w:sz w:val="24"/>
+          <w:szCs w:val="24"/>
+        </w:rPr>
+        <w:t>self.FLAGS</w:t>
+      </w:r>
+      <w:proofErr w:type="spellEnd"/>
+      <w:proofErr w:type="gramEnd"/>
+      <w:r>
+        <w:rPr>
+          <w:rFonts w:cs="Times New Roman"/>
+          <w:sz w:val="24"/>
+          <w:szCs w:val="24"/>
+        </w:rPr>
+        <w:t xml:space="preserve">["Z"] = </w:t>
+      </w:r>
+      <w:proofErr w:type="gramStart"/>
+      <w:r>
+        <w:rPr>
+          <w:rFonts w:cs="Times New Roman"/>
+          <w:sz w:val="24"/>
+          <w:szCs w:val="24"/>
+        </w:rPr>
+        <w:t>int(</w:t>
+      </w:r>
+      <w:proofErr w:type="gramEnd"/>
+      <w:r>
+        <w:rPr>
+          <w:rFonts w:cs="Times New Roman"/>
+          <w:sz w:val="24"/>
+          <w:szCs w:val="24"/>
+        </w:rPr>
+        <w:t>a == b)</w:t>
+      </w:r>
+    </w:p>
+    <w:p>
+      <w:pPr>
+        <w:pBdr>
+          <w:top w:val="single" w:sz="4" w:space="1" w:color="auto"/>
+          <w:left w:val="single" w:sz="4" w:space="1" w:color="auto"/>
+          <w:bottom w:val="single" w:sz="4" w:space="1" w:color="auto"/>
+          <w:right w:val="single" w:sz="4" w:space="1" w:color="auto"/>
+        </w:pBdr>
+        <w:ind w:firstLine="709"/>
+        <w:rPr>
+          <w:rFonts w:cs="Times New Roman"/>
+          <w:sz w:val="24"/>
+          <w:szCs w:val="24"/>
+        </w:rPr>
+      </w:pPr>
+      <w:r>
+        <w:rPr>
+          <w:rFonts w:cs="Times New Roman"/>
+          <w:sz w:val="24"/>
+          <w:szCs w:val="24"/>
+        </w:rPr>
+        <w:t xml:space="preserve">        </w:t>
+      </w:r>
+      <w:proofErr w:type="spellStart"/>
+      <w:r>
+        <w:rPr>
+          <w:rFonts w:cs="Times New Roman"/>
+          <w:sz w:val="24"/>
+          <w:szCs w:val="24"/>
+        </w:rPr>
+        <w:t>elif</w:t>
+      </w:r>
+      <w:proofErr w:type="spellEnd"/>
+      <w:r>
+        <w:rPr>
+          <w:rFonts w:cs="Times New Roman"/>
+          <w:sz w:val="24"/>
+          <w:szCs w:val="24"/>
+        </w:rPr>
+        <w:t xml:space="preserve"> opcode == "HALT":</w:t>
+      </w:r>
+    </w:p>
+    <w:p>
+      <w:pPr>
+        <w:pBdr>
+          <w:top w:val="single" w:sz="4" w:space="1" w:color="auto"/>
+          <w:left w:val="single" w:sz="4" w:space="1" w:color="auto"/>
+          <w:bottom w:val="single" w:sz="4" w:space="1" w:color="auto"/>
+          <w:right w:val="single" w:sz="4" w:space="1" w:color="auto"/>
+        </w:pBdr>
+        <w:ind w:firstLine="709"/>
+        <w:rPr>
+          <w:rFonts w:cs="Times New Roman"/>
+          <w:sz w:val="24"/>
+          <w:szCs w:val="24"/>
+        </w:rPr>
+      </w:pPr>
+      <w:r>
+        <w:rPr>
+          <w:rFonts w:cs="Times New Roman"/>
+          <w:sz w:val="24"/>
+          <w:szCs w:val="24"/>
+        </w:rPr>
+        <w:t xml:space="preserve">            </w:t>
+      </w:r>
+      <w:proofErr w:type="spellStart"/>
+      <w:proofErr w:type="gramStart"/>
+      <w:r>
+        <w:rPr>
+          <w:rFonts w:cs="Times New Roman"/>
+          <w:sz w:val="24"/>
+          <w:szCs w:val="24"/>
+        </w:rPr>
+        <w:t>self.running</w:t>
+      </w:r>
+      <w:proofErr w:type="spellEnd"/>
+      <w:proofErr w:type="gramEnd"/>
+      <w:r>
+        <w:rPr>
+          <w:rFonts w:cs="Times New Roman"/>
+          <w:sz w:val="24"/>
+          <w:szCs w:val="24"/>
+        </w:rPr>
+        <w:t xml:space="preserve"> = False</w:t>
+      </w:r>
+    </w:p>
+    <w:p>
+      <w:pPr>
+        <w:ind w:firstLine="709"/>
+        <w:rPr>
+          <w:szCs w:val="28"/>
+          <w:lang w:val="ru-RU"/>
+        </w:rPr>
+      </w:pPr>
+      <w:r>
+        <w:rPr>
+          <w:szCs w:val="28"/>
+          <w:lang w:val="ru-RU"/>
+        </w:rPr>
+        <w:lastRenderedPageBreak/>
+        <w:t xml:space="preserve">Листинг 2 – Код функции </w:t>
+      </w:r>
+      <w:r>
+        <w:rPr>
+          <w:szCs w:val="28"/>
+          <w:lang w:val="ru-RU"/>
+        </w:rPr>
+        <w:t>ассемблера</w:t>
+      </w:r>
+    </w:p>
+    <w:p>
+      <w:pPr>
+        <w:pBdr>
+          <w:top w:val="single" w:sz="4" w:space="1" w:color="auto"/>
+          <w:left w:val="single" w:sz="4" w:space="4" w:color="auto"/>
+          <w:bottom w:val="single" w:sz="4" w:space="1" w:color="auto"/>
+          <w:right w:val="single" w:sz="4" w:space="4" w:color="auto"/>
+        </w:pBdr>
+        <w:ind w:firstLine="709"/>
+        <w:rPr>
+          <w:sz w:val="24"/>
+          <w:szCs w:val="24"/>
+        </w:rPr>
+      </w:pPr>
+      <w:r>
+        <w:rPr>
+          <w:sz w:val="24"/>
+          <w:szCs w:val="24"/>
+        </w:rPr>
+        <w:t>def assemble(program):</w:t>
+      </w:r>
+    </w:p>
+    <w:p>
+      <w:pPr>
+        <w:pBdr>
+          <w:top w:val="single" w:sz="4" w:space="1" w:color="auto"/>
+          <w:left w:val="single" w:sz="4" w:space="4" w:color="auto"/>
+          <w:bottom w:val="single" w:sz="4" w:space="1" w:color="auto"/>
+          <w:right w:val="single" w:sz="4" w:space="4" w:color="auto"/>
+        </w:pBdr>
+        <w:ind w:firstLine="709"/>
+        <w:rPr>
+          <w:sz w:val="24"/>
+          <w:szCs w:val="24"/>
+        </w:rPr>
+      </w:pPr>
+      <w:r>
+        <w:rPr>
+          <w:sz w:val="24"/>
+          <w:szCs w:val="24"/>
+        </w:rPr>
+        <w:t>    labels = {}</w:t>
+      </w:r>
+    </w:p>
+    <w:p>
+      <w:pPr>
+        <w:pBdr>
+          <w:top w:val="single" w:sz="4" w:space="1" w:color="auto"/>
+          <w:left w:val="single" w:sz="4" w:space="4" w:color="auto"/>
+          <w:bottom w:val="single" w:sz="4" w:space="1" w:color="auto"/>
+          <w:right w:val="single" w:sz="4" w:space="4" w:color="auto"/>
+        </w:pBdr>
+        <w:ind w:firstLine="709"/>
+        <w:rPr>
+          <w:sz w:val="24"/>
+          <w:szCs w:val="24"/>
+        </w:rPr>
+      </w:pPr>
+      <w:r>
+        <w:rPr>
+          <w:sz w:val="24"/>
+          <w:szCs w:val="24"/>
+        </w:rPr>
+        <w:t>    code = []</w:t>
+      </w:r>
+    </w:p>
+    <w:p>
+      <w:pPr>
+        <w:pBdr>
+          <w:top w:val="single" w:sz="4" w:space="1" w:color="auto"/>
+          <w:left w:val="single" w:sz="4" w:space="4" w:color="auto"/>
+          <w:bottom w:val="single" w:sz="4" w:space="1" w:color="auto"/>
+          <w:right w:val="single" w:sz="4" w:space="4" w:color="auto"/>
+        </w:pBdr>
+        <w:ind w:firstLine="709"/>
+        <w:rPr>
+          <w:sz w:val="24"/>
+          <w:szCs w:val="24"/>
+        </w:rPr>
+      </w:pPr>
+      <w:r>
+        <w:rPr>
+          <w:sz w:val="24"/>
+          <w:szCs w:val="24"/>
+        </w:rPr>
+        <w:t>    pc = 0</w:t>
+      </w:r>
+    </w:p>
+    <w:p>
+      <w:pPr>
+        <w:pBdr>
+          <w:top w:val="single" w:sz="4" w:space="1" w:color="auto"/>
+          <w:left w:val="single" w:sz="4" w:space="4" w:color="auto"/>
+          <w:bottom w:val="single" w:sz="4" w:space="1" w:color="auto"/>
+          <w:right w:val="single" w:sz="4" w:space="4" w:color="auto"/>
+        </w:pBdr>
+        <w:ind w:firstLine="709"/>
+        <w:rPr>
+          <w:sz w:val="24"/>
+          <w:szCs w:val="24"/>
+        </w:rPr>
+      </w:pPr>
+      <w:r>
+        <w:rPr>
+          <w:sz w:val="24"/>
+          <w:szCs w:val="24"/>
+        </w:rPr>
+        <w:t>    for line in program:</w:t>
+      </w:r>
+    </w:p>
+    <w:p>
+      <w:pPr>
+        <w:pBdr>
+          <w:top w:val="single" w:sz="4" w:space="1" w:color="auto"/>
+          <w:left w:val="single" w:sz="4" w:space="4" w:color="auto"/>
+          <w:bottom w:val="single" w:sz="4" w:space="1" w:color="auto"/>
+          <w:right w:val="single" w:sz="4" w:space="4" w:color="auto"/>
+        </w:pBdr>
+        <w:ind w:firstLine="709"/>
+        <w:rPr>
+          <w:sz w:val="24"/>
+          <w:szCs w:val="24"/>
+        </w:rPr>
+      </w:pPr>
+      <w:r>
+        <w:rPr>
+          <w:sz w:val="24"/>
+          <w:szCs w:val="24"/>
+        </w:rPr>
+        <w:t>        if ":" in line:</w:t>
+      </w:r>
+    </w:p>
+    <w:p>
+      <w:pPr>
+        <w:pBdr>
+          <w:top w:val="single" w:sz="4" w:space="1" w:color="auto"/>
+          <w:left w:val="single" w:sz="4" w:space="4" w:color="auto"/>
+          <w:bottom w:val="single" w:sz="4" w:space="1" w:color="auto"/>
+          <w:right w:val="single" w:sz="4" w:space="4" w:color="auto"/>
+        </w:pBdr>
+        <w:ind w:firstLine="709"/>
+        <w:rPr>
+          <w:sz w:val="24"/>
+          <w:szCs w:val="24"/>
+        </w:rPr>
+      </w:pPr>
+      <w:r>
+        <w:rPr>
+          <w:sz w:val="24"/>
+          <w:szCs w:val="24"/>
+        </w:rPr>
+        <w:t xml:space="preserve">            </w:t>
+      </w:r>
+      <w:proofErr w:type="gramStart"/>
+      <w:r>
+        <w:rPr>
+          <w:sz w:val="24"/>
+          <w:szCs w:val="24"/>
+        </w:rPr>
+        <w:t>labels[</w:t>
+      </w:r>
+      <w:proofErr w:type="spellStart"/>
+      <w:r>
+        <w:rPr>
+          <w:sz w:val="24"/>
+          <w:szCs w:val="24"/>
+        </w:rPr>
+        <w:t>line.replace</w:t>
+      </w:r>
+      <w:proofErr w:type="spellEnd"/>
+      <w:proofErr w:type="gramEnd"/>
+      <w:r>
+        <w:rPr>
+          <w:sz w:val="24"/>
+          <w:szCs w:val="24"/>
+        </w:rPr>
+        <w:t>(":", "")] = pc</w:t>
+      </w:r>
+    </w:p>
+    <w:p>
+      <w:pPr>
+        <w:pBdr>
+          <w:top w:val="single" w:sz="4" w:space="1" w:color="auto"/>
+          <w:left w:val="single" w:sz="4" w:space="4" w:color="auto"/>
+          <w:bottom w:val="single" w:sz="4" w:space="1" w:color="auto"/>
+          <w:right w:val="single" w:sz="4" w:space="4" w:color="auto"/>
+        </w:pBdr>
+        <w:ind w:firstLine="709"/>
+        <w:rPr>
+          <w:sz w:val="24"/>
+          <w:szCs w:val="24"/>
+        </w:rPr>
+      </w:pPr>
+      <w:r>
+        <w:rPr>
+          <w:sz w:val="24"/>
+          <w:szCs w:val="24"/>
+        </w:rPr>
+        <w:t>        else:</w:t>
+      </w:r>
+    </w:p>
+    <w:p>
+      <w:pPr>
+        <w:pBdr>
+          <w:top w:val="single" w:sz="4" w:space="1" w:color="auto"/>
+          <w:left w:val="single" w:sz="4" w:space="4" w:color="auto"/>
+          <w:bottom w:val="single" w:sz="4" w:space="1" w:color="auto"/>
+          <w:right w:val="single" w:sz="4" w:space="4" w:color="auto"/>
+        </w:pBdr>
+        <w:ind w:firstLine="709"/>
+        <w:rPr>
+          <w:sz w:val="24"/>
+          <w:szCs w:val="24"/>
+        </w:rPr>
+      </w:pPr>
+      <w:r>
+        <w:rPr>
+          <w:sz w:val="24"/>
+          <w:szCs w:val="24"/>
+        </w:rPr>
+        <w:t>            pc += 1</w:t>
+      </w:r>
+    </w:p>
+    <w:p>
+      <w:pPr>
+        <w:pBdr>
+          <w:top w:val="single" w:sz="4" w:space="1" w:color="auto"/>
+          <w:left w:val="single" w:sz="4" w:space="4" w:color="auto"/>
+          <w:bottom w:val="single" w:sz="4" w:space="1" w:color="auto"/>
+          <w:right w:val="single" w:sz="4" w:space="4" w:color="auto"/>
+        </w:pBdr>
+        <w:ind w:firstLine="709"/>
+        <w:rPr>
+          <w:sz w:val="24"/>
+          <w:szCs w:val="24"/>
+        </w:rPr>
+      </w:pPr>
+      <w:r>
+        <w:rPr>
+          <w:sz w:val="24"/>
+          <w:szCs w:val="24"/>
+        </w:rPr>
+        <w:t>    for line in program:</w:t>
+      </w:r>
+    </w:p>
+    <w:p>
+      <w:pPr>
+        <w:pBdr>
+          <w:top w:val="single" w:sz="4" w:space="1" w:color="auto"/>
+          <w:left w:val="single" w:sz="4" w:space="4" w:color="auto"/>
+          <w:bottom w:val="single" w:sz="4" w:space="1" w:color="auto"/>
+          <w:right w:val="single" w:sz="4" w:space="4" w:color="auto"/>
+        </w:pBdr>
+        <w:ind w:firstLine="709"/>
+        <w:rPr>
+          <w:sz w:val="24"/>
+          <w:szCs w:val="24"/>
+        </w:rPr>
+      </w:pPr>
+      <w:r>
+        <w:rPr>
+          <w:sz w:val="24"/>
+          <w:szCs w:val="24"/>
+        </w:rPr>
+        <w:t>        if ":" in line:</w:t>
+      </w:r>
+    </w:p>
+    <w:p>
+      <w:pPr>
+        <w:pBdr>
+          <w:top w:val="single" w:sz="4" w:space="1" w:color="auto"/>
+          <w:left w:val="single" w:sz="4" w:space="4" w:color="auto"/>
+          <w:bottom w:val="single" w:sz="4" w:space="1" w:color="auto"/>
+          <w:right w:val="single" w:sz="4" w:space="4" w:color="auto"/>
+        </w:pBdr>
+        <w:ind w:firstLine="709"/>
+        <w:rPr>
+          <w:sz w:val="24"/>
+          <w:szCs w:val="24"/>
+          <w:lang w:val="ru-RU"/>
+        </w:rPr>
+      </w:pPr>
+      <w:r>
+        <w:rPr>
+          <w:sz w:val="24"/>
+          <w:szCs w:val="24"/>
+        </w:rPr>
+        <w:t>            continue</w:t>
+      </w:r>
+    </w:p>
+    <w:p>
+      <w:pPr>
+        <w:pBdr>
+          <w:top w:val="single" w:sz="4" w:space="1" w:color="auto"/>
+          <w:left w:val="single" w:sz="4" w:space="4" w:color="auto"/>
+          <w:bottom w:val="single" w:sz="4" w:space="1" w:color="auto"/>
+          <w:right w:val="single" w:sz="4" w:space="4" w:color="auto"/>
+        </w:pBdr>
+        <w:ind w:firstLine="709"/>
+        <w:rPr>
+          <w:sz w:val="24"/>
+          <w:szCs w:val="24"/>
+          <w:lang w:val="ru-RU"/>
+        </w:rPr>
+      </w:pPr>
+      <w:r>
+        <w:rPr>
+          <w:sz w:val="24"/>
+          <w:szCs w:val="24"/>
+        </w:rPr>
+        <w:t xml:space="preserve">        parts = </w:t>
+      </w:r>
+      <w:proofErr w:type="spellStart"/>
+      <w:proofErr w:type="gramStart"/>
+      <w:r>
+        <w:rPr>
+          <w:sz w:val="24"/>
+          <w:szCs w:val="24"/>
+        </w:rPr>
+        <w:t>line.split</w:t>
+      </w:r>
+      <w:proofErr w:type="spellEnd"/>
+      <w:proofErr w:type="gramEnd"/>
+      <w:r>
+        <w:rPr>
+          <w:sz w:val="24"/>
+          <w:szCs w:val="24"/>
+        </w:rPr>
+        <w:t>()</w:t>
+      </w:r>
+    </w:p>
+    <w:p>
+      <w:pPr>
+        <w:pBdr>
+          <w:top w:val="single" w:sz="4" w:space="1" w:color="auto"/>
+          <w:left w:val="single" w:sz="4" w:space="4" w:color="auto"/>
+          <w:bottom w:val="single" w:sz="4" w:space="1" w:color="auto"/>
+          <w:right w:val="single" w:sz="4" w:space="4" w:color="auto"/>
+        </w:pBdr>
+        <w:ind w:firstLine="709"/>
+        <w:rPr>
+          <w:sz w:val="24"/>
+          <w:szCs w:val="24"/>
+          <w:lang w:val="ru-RU"/>
+        </w:rPr>
+      </w:pPr>
+      <w:r>
+        <w:rPr>
+          <w:sz w:val="24"/>
+          <w:szCs w:val="24"/>
+          <w:lang w:val="ru-RU"/>
+        </w:rPr>
+        <w:t xml:space="preserve">        </w:t>
+      </w:r>
+      <w:proofErr w:type="spellStart"/>
+      <w:r>
+        <w:rPr>
+          <w:sz w:val="24"/>
+          <w:szCs w:val="24"/>
+          <w:lang w:val="ru-RU"/>
+        </w:rPr>
+        <w:t>if</w:t>
+      </w:r>
+      <w:proofErr w:type="spellEnd"/>
+      <w:r>
+        <w:rPr>
+          <w:sz w:val="24"/>
+          <w:szCs w:val="24"/>
+          <w:lang w:val="ru-RU"/>
+        </w:rPr>
+        <w:t xml:space="preserve"> </w:t>
+      </w:r>
+      <w:proofErr w:type="spellStart"/>
+      <w:r>
+        <w:rPr>
+          <w:sz w:val="24"/>
+          <w:szCs w:val="24"/>
+          <w:lang w:val="ru-RU"/>
+        </w:rPr>
+        <w:t>len</w:t>
+      </w:r>
+      <w:proofErr w:type="spellEnd"/>
+      <w:r>
+        <w:rPr>
+          <w:sz w:val="24"/>
+          <w:szCs w:val="24"/>
+          <w:lang w:val="ru-RU"/>
+        </w:rPr>
+        <w:t>(</w:t>
+      </w:r>
+      <w:proofErr w:type="spellStart"/>
+      <w:r>
+        <w:rPr>
+          <w:sz w:val="24"/>
+          <w:szCs w:val="24"/>
+          <w:lang w:val="ru-RU"/>
+        </w:rPr>
+        <w:t>parts</w:t>
+      </w:r>
+      <w:proofErr w:type="spellEnd"/>
+      <w:r>
+        <w:rPr>
+          <w:sz w:val="24"/>
+          <w:szCs w:val="24"/>
+          <w:lang w:val="ru-RU"/>
+        </w:rPr>
+        <w:t>) == 1:</w:t>
+      </w:r>
+    </w:p>
+    <w:p>
+      <w:pPr>
+        <w:pBdr>
+          <w:top w:val="single" w:sz="4" w:space="1" w:color="auto"/>
+          <w:left w:val="single" w:sz="4" w:space="4" w:color="auto"/>
+          <w:bottom w:val="single" w:sz="4" w:space="1" w:color="auto"/>
+          <w:right w:val="single" w:sz="4" w:space="4" w:color="auto"/>
+        </w:pBdr>
+        <w:ind w:firstLine="709"/>
+        <w:rPr>
+          <w:sz w:val="24"/>
+          <w:szCs w:val="24"/>
+          <w:lang w:val="ru-RU"/>
+        </w:rPr>
+      </w:pPr>
+      <w:r>
+        <w:rPr>
+          <w:sz w:val="24"/>
+          <w:szCs w:val="24"/>
+          <w:lang w:val="ru-RU"/>
+        </w:rPr>
+        <w:t xml:space="preserve">            </w:t>
+      </w:r>
+      <w:proofErr w:type="spellStart"/>
+      <w:proofErr w:type="gramStart"/>
+      <w:r>
+        <w:rPr>
+          <w:sz w:val="24"/>
+          <w:szCs w:val="24"/>
+          <w:lang w:val="ru-RU"/>
+        </w:rPr>
+        <w:t>code.append</w:t>
+      </w:r>
+      <w:proofErr w:type="spellEnd"/>
+      <w:proofErr w:type="gramEnd"/>
+      <w:r>
+        <w:rPr>
+          <w:sz w:val="24"/>
+          <w:szCs w:val="24"/>
+          <w:lang w:val="ru-RU"/>
+        </w:rPr>
+        <w:t>((</w:t>
+      </w:r>
+      <w:proofErr w:type="spellStart"/>
+      <w:proofErr w:type="gramStart"/>
+      <w:r>
+        <w:rPr>
+          <w:sz w:val="24"/>
+          <w:szCs w:val="24"/>
+          <w:lang w:val="ru-RU"/>
+        </w:rPr>
+        <w:t>parts</w:t>
+      </w:r>
+      <w:proofErr w:type="spellEnd"/>
+      <w:r>
+        <w:rPr>
+          <w:sz w:val="24"/>
+          <w:szCs w:val="24"/>
+          <w:lang w:val="ru-RU"/>
+        </w:rPr>
+        <w:t>[</w:t>
+      </w:r>
+      <w:proofErr w:type="gramEnd"/>
+      <w:r>
+        <w:rPr>
+          <w:sz w:val="24"/>
+          <w:szCs w:val="24"/>
+          <w:lang w:val="ru-RU"/>
+        </w:rPr>
+        <w:t>0],))</w:t>
+      </w:r>
+    </w:p>
+    <w:p>
+      <w:pPr>
+        <w:pBdr>
+          <w:top w:val="single" w:sz="4" w:space="1" w:color="auto"/>
+          <w:left w:val="single" w:sz="4" w:space="4" w:color="auto"/>
+          <w:bottom w:val="single" w:sz="4" w:space="1" w:color="auto"/>
+          <w:right w:val="single" w:sz="4" w:space="4" w:color="auto"/>
+        </w:pBdr>
+        <w:ind w:firstLine="709"/>
+        <w:rPr>
+          <w:sz w:val="24"/>
+          <w:szCs w:val="24"/>
+        </w:rPr>
+      </w:pPr>
+      <w:r>
+        <w:rPr>
+          <w:sz w:val="24"/>
+          <w:szCs w:val="24"/>
+          <w:lang w:val="ru-RU"/>
+        </w:rPr>
+        <w:t xml:space="preserve">        </w:t>
+      </w:r>
+      <w:r>
+        <w:rPr>
+          <w:sz w:val="24"/>
+          <w:szCs w:val="24"/>
+        </w:rPr>
+        <w:t>else:</w:t>
+      </w:r>
+    </w:p>
+    <w:p>
+      <w:pPr>
+        <w:pBdr>
+          <w:top w:val="single" w:sz="4" w:space="1" w:color="auto"/>
+          <w:left w:val="single" w:sz="4" w:space="4" w:color="auto"/>
+          <w:bottom w:val="single" w:sz="4" w:space="1" w:color="auto"/>
+          <w:right w:val="single" w:sz="4" w:space="4" w:color="auto"/>
+        </w:pBdr>
+        <w:ind w:firstLine="709"/>
+        <w:rPr>
+          <w:sz w:val="24"/>
+          <w:szCs w:val="24"/>
+        </w:rPr>
+      </w:pPr>
+      <w:r>
+        <w:rPr>
+          <w:sz w:val="24"/>
+          <w:szCs w:val="24"/>
+        </w:rPr>
+        <w:t xml:space="preserve">            </w:t>
+      </w:r>
+      <w:proofErr w:type="spellStart"/>
+      <w:r>
+        <w:rPr>
+          <w:sz w:val="24"/>
+          <w:szCs w:val="24"/>
+        </w:rPr>
+        <w:t>arg</w:t>
+      </w:r>
+      <w:proofErr w:type="spellEnd"/>
+      <w:r>
+        <w:rPr>
+          <w:sz w:val="24"/>
+          <w:szCs w:val="24"/>
+        </w:rPr>
+        <w:t xml:space="preserve"> = </w:t>
+      </w:r>
+      <w:proofErr w:type="gramStart"/>
+      <w:r>
+        <w:rPr>
+          <w:sz w:val="24"/>
+          <w:szCs w:val="24"/>
+        </w:rPr>
+        <w:t>parts[</w:t>
+      </w:r>
+      <w:proofErr w:type="gramEnd"/>
+      <w:r>
+        <w:rPr>
+          <w:sz w:val="24"/>
+          <w:szCs w:val="24"/>
+        </w:rPr>
+        <w:t>1]</w:t>
+      </w:r>
+    </w:p>
+    <w:p>
+      <w:pPr>
+        <w:pBdr>
+          <w:top w:val="single" w:sz="4" w:space="1" w:color="auto"/>
+          <w:left w:val="single" w:sz="4" w:space="4" w:color="auto"/>
+          <w:bottom w:val="single" w:sz="4" w:space="1" w:color="auto"/>
+          <w:right w:val="single" w:sz="4" w:space="4" w:color="auto"/>
+        </w:pBdr>
+        <w:ind w:firstLine="709"/>
+        <w:rPr>
+          <w:sz w:val="24"/>
+          <w:szCs w:val="24"/>
+        </w:rPr>
+      </w:pPr>
+      <w:r>
+        <w:rPr>
+          <w:sz w:val="24"/>
+          <w:szCs w:val="24"/>
+        </w:rPr>
+        <w:t xml:space="preserve">            </w:t>
+      </w:r>
+      <w:proofErr w:type="spellStart"/>
+      <w:r>
+        <w:rPr>
+          <w:sz w:val="24"/>
+          <w:szCs w:val="24"/>
+        </w:rPr>
+        <w:t>arg</w:t>
+      </w:r>
+      <w:proofErr w:type="spellEnd"/>
+      <w:r>
+        <w:rPr>
+          <w:sz w:val="24"/>
+          <w:szCs w:val="24"/>
+        </w:rPr>
+        <w:t xml:space="preserve"> = int(</w:t>
+      </w:r>
+      <w:proofErr w:type="spellStart"/>
+      <w:r>
+        <w:rPr>
+          <w:sz w:val="24"/>
+          <w:szCs w:val="24"/>
+        </w:rPr>
+        <w:t>arg</w:t>
+      </w:r>
+      <w:proofErr w:type="spellEnd"/>
+      <w:r>
+        <w:rPr>
+          <w:sz w:val="24"/>
+          <w:szCs w:val="24"/>
+        </w:rPr>
+        <w:t xml:space="preserve">) if </w:t>
+      </w:r>
+      <w:proofErr w:type="spellStart"/>
+      <w:proofErr w:type="gramStart"/>
+      <w:r>
+        <w:rPr>
+          <w:sz w:val="24"/>
+          <w:szCs w:val="24"/>
+        </w:rPr>
+        <w:t>arg.lstrip</w:t>
+      </w:r>
+      <w:proofErr w:type="spellEnd"/>
+      <w:proofErr w:type="gramEnd"/>
+      <w:r>
+        <w:rPr>
+          <w:sz w:val="24"/>
+          <w:szCs w:val="24"/>
+        </w:rPr>
+        <w:t>("-"</w:t>
+      </w:r>
+      <w:proofErr w:type="gramStart"/>
+      <w:r>
+        <w:rPr>
+          <w:sz w:val="24"/>
+          <w:szCs w:val="24"/>
+        </w:rPr>
+        <w:t>).</w:t>
+      </w:r>
+      <w:proofErr w:type="spellStart"/>
+      <w:r>
+        <w:rPr>
+          <w:sz w:val="24"/>
+          <w:szCs w:val="24"/>
+        </w:rPr>
+        <w:t>isdigit</w:t>
+      </w:r>
+      <w:proofErr w:type="spellEnd"/>
+      <w:proofErr w:type="gramEnd"/>
+      <w:r>
+        <w:rPr>
+          <w:sz w:val="24"/>
+          <w:szCs w:val="24"/>
+        </w:rPr>
+        <w:t>() else labels[</w:t>
+      </w:r>
+      <w:proofErr w:type="spellStart"/>
+      <w:r>
+        <w:rPr>
+          <w:sz w:val="24"/>
+          <w:szCs w:val="24"/>
+        </w:rPr>
+        <w:t>arg</w:t>
+      </w:r>
+      <w:proofErr w:type="spellEnd"/>
+      <w:r>
+        <w:rPr>
+          <w:sz w:val="24"/>
+          <w:szCs w:val="24"/>
+        </w:rPr>
+        <w:t>]</w:t>
+      </w:r>
+    </w:p>
+    <w:p>
+      <w:pPr>
+        <w:pBdr>
+          <w:top w:val="single" w:sz="4" w:space="1" w:color="auto"/>
+          <w:left w:val="single" w:sz="4" w:space="4" w:color="auto"/>
+          <w:bottom w:val="single" w:sz="4" w:space="1" w:color="auto"/>
+          <w:right w:val="single" w:sz="4" w:space="4" w:color="auto"/>
+        </w:pBdr>
+        <w:ind w:firstLine="709"/>
+        <w:rPr>
+          <w:sz w:val="24"/>
+          <w:szCs w:val="24"/>
+        </w:rPr>
+      </w:pPr>
+      <w:r>
+        <w:rPr>
+          <w:sz w:val="24"/>
+          <w:szCs w:val="24"/>
+        </w:rPr>
+        <w:t xml:space="preserve">            </w:t>
+      </w:r>
+      <w:proofErr w:type="spellStart"/>
+      <w:proofErr w:type="gramStart"/>
+      <w:r>
+        <w:rPr>
+          <w:sz w:val="24"/>
+          <w:szCs w:val="24"/>
+        </w:rPr>
+        <w:t>code.append</w:t>
+      </w:r>
+      <w:proofErr w:type="spellEnd"/>
+      <w:proofErr w:type="gramEnd"/>
+      <w:r>
+        <w:rPr>
+          <w:sz w:val="24"/>
+          <w:szCs w:val="24"/>
+        </w:rPr>
+        <w:t>((</w:t>
+      </w:r>
+      <w:proofErr w:type="gramStart"/>
+      <w:r>
+        <w:rPr>
+          <w:sz w:val="24"/>
+          <w:szCs w:val="24"/>
+        </w:rPr>
+        <w:t>parts[</w:t>
+      </w:r>
+      <w:proofErr w:type="gramEnd"/>
+      <w:r>
+        <w:rPr>
+          <w:sz w:val="24"/>
+          <w:szCs w:val="24"/>
+        </w:rPr>
+        <w:t xml:space="preserve">0], </w:t>
+      </w:r>
+      <w:proofErr w:type="spellStart"/>
+      <w:r>
+        <w:rPr>
+          <w:sz w:val="24"/>
+          <w:szCs w:val="24"/>
+        </w:rPr>
+        <w:t>arg</w:t>
+      </w:r>
+      <w:proofErr w:type="spellEnd"/>
+      <w:r>
+        <w:rPr>
+          <w:sz w:val="24"/>
+          <w:szCs w:val="24"/>
+        </w:rPr>
+        <w:t>))</w:t>
+      </w:r>
+    </w:p>
+    <w:p>
+      <w:pPr>
+        <w:pBdr>
+          <w:top w:val="single" w:sz="4" w:space="1" w:color="auto"/>
+          <w:left w:val="single" w:sz="4" w:space="4" w:color="auto"/>
+          <w:bottom w:val="single" w:sz="4" w:space="1" w:color="auto"/>
+          <w:right w:val="single" w:sz="4" w:space="4" w:color="auto"/>
+        </w:pBdr>
+        <w:ind w:firstLine="709"/>
+        <w:rPr>
+          <w:sz w:val="24"/>
+          <w:szCs w:val="24"/>
+        </w:rPr>
+      </w:pPr>
+    </w:p>
+    <w:p>
+      <w:pPr>
+        <w:pBdr>
+          <w:top w:val="single" w:sz="4" w:space="1" w:color="auto"/>
+          <w:left w:val="single" w:sz="4" w:space="4" w:color="auto"/>
+          <w:bottom w:val="single" w:sz="4" w:space="1" w:color="auto"/>
+          <w:right w:val="single" w:sz="4" w:space="4" w:color="auto"/>
+        </w:pBdr>
+        <w:ind w:firstLine="709"/>
+        <w:rPr>
+          <w:sz w:val="24"/>
+          <w:szCs w:val="24"/>
+        </w:rPr>
+      </w:pPr>
+      <w:r>
+        <w:rPr>
+          <w:sz w:val="24"/>
+          <w:szCs w:val="24"/>
+        </w:rPr>
+        <w:t>    return code</w:t>
+      </w:r>
+    </w:p>
+    <w:p>
+      <w:pPr>
+        <w:ind w:firstLine="709"/>
+        <w:rPr>
+          <w:szCs w:val="28"/>
+          <w:lang w:val="ru-RU"/>
+        </w:rPr>
+      </w:pPr>
+      <w:r>
+        <w:rPr>
+          <w:szCs w:val="28"/>
+          <w:lang w:val="ru-RU"/>
+        </w:rPr>
+        <w:t>Листинг 3 – Код графического</w:t>
+      </w:r>
+      <w:r>
+        <w:rPr>
+          <w:szCs w:val="28"/>
+          <w:lang w:val="ru-RU"/>
+        </w:rPr>
+        <w:t xml:space="preserve"> </w:t>
+      </w:r>
+      <w:r>
+        <w:rPr>
+          <w:szCs w:val="28"/>
+          <w:lang w:val="ru-RU"/>
+        </w:rPr>
+        <w:t>отображения</w:t>
+      </w:r>
+    </w:p>
+    <w:p>
+      <w:pPr>
+        <w:pBdr>
+          <w:top w:val="single" w:sz="4" w:space="1" w:color="auto"/>
+          <w:left w:val="single" w:sz="4" w:space="4" w:color="auto"/>
+          <w:bottom w:val="single" w:sz="4" w:space="1" w:color="auto"/>
+          <w:right w:val="single" w:sz="4" w:space="4" w:color="auto"/>
+        </w:pBdr>
+        <w:ind w:firstLine="709"/>
+        <w:rPr>
+          <w:sz w:val="24"/>
+          <w:szCs w:val="24"/>
+          <w:lang w:val="ru-RU"/>
+        </w:rPr>
+      </w:pPr>
+      <w:r>
+        <w:rPr>
+          <w:sz w:val="24"/>
+          <w:szCs w:val="24"/>
+        </w:rPr>
+        <w:t>pc</w:t>
+      </w:r>
+      <w:r>
+        <w:rPr>
+          <w:sz w:val="24"/>
+          <w:szCs w:val="24"/>
+          <w:lang w:val="ru-RU"/>
+        </w:rPr>
+        <w:t>_</w:t>
+      </w:r>
+      <w:r>
+        <w:rPr>
+          <w:sz w:val="24"/>
+          <w:szCs w:val="24"/>
+        </w:rPr>
+        <w:t>label</w:t>
+      </w:r>
+      <w:r>
+        <w:rPr>
+          <w:sz w:val="24"/>
+          <w:szCs w:val="24"/>
+          <w:lang w:val="ru-RU"/>
+        </w:rPr>
+        <w:t xml:space="preserve"> = </w:t>
+      </w:r>
+      <w:proofErr w:type="gramStart"/>
+      <w:r>
+        <w:rPr>
+          <w:sz w:val="24"/>
+          <w:szCs w:val="24"/>
+        </w:rPr>
+        <w:t>widgets</w:t>
+      </w:r>
+      <w:r>
+        <w:rPr>
+          <w:sz w:val="24"/>
+          <w:szCs w:val="24"/>
+          <w:lang w:val="ru-RU"/>
+        </w:rPr>
+        <w:t>.</w:t>
+      </w:r>
+      <w:r>
+        <w:rPr>
+          <w:sz w:val="24"/>
+          <w:szCs w:val="24"/>
+        </w:rPr>
+        <w:t>Label</w:t>
+      </w:r>
+      <w:proofErr w:type="gramEnd"/>
+      <w:r>
+        <w:rPr>
+          <w:sz w:val="24"/>
+          <w:szCs w:val="24"/>
+          <w:lang w:val="ru-RU"/>
+        </w:rPr>
+        <w:t>()</w:t>
+      </w:r>
+    </w:p>
+    <w:p>
+      <w:pPr>
+        <w:pBdr>
+          <w:top w:val="single" w:sz="4" w:space="1" w:color="auto"/>
+          <w:left w:val="single" w:sz="4" w:space="4" w:color="auto"/>
+          <w:bottom w:val="single" w:sz="4" w:space="1" w:color="auto"/>
+          <w:right w:val="single" w:sz="4" w:space="4" w:color="auto"/>
+        </w:pBdr>
+        <w:ind w:firstLine="709"/>
+        <w:rPr>
+          <w:sz w:val="24"/>
+          <w:szCs w:val="24"/>
+        </w:rPr>
+      </w:pPr>
+      <w:proofErr w:type="spellStart"/>
+      <w:r>
+        <w:rPr>
+          <w:sz w:val="24"/>
+          <w:szCs w:val="24"/>
+        </w:rPr>
+        <w:t>ir_label</w:t>
+      </w:r>
+      <w:proofErr w:type="spellEnd"/>
+      <w:r>
+        <w:rPr>
+          <w:sz w:val="24"/>
+          <w:szCs w:val="24"/>
+        </w:rPr>
+        <w:t xml:space="preserve"> = </w:t>
+      </w:r>
+      <w:proofErr w:type="spellStart"/>
+      <w:proofErr w:type="gramStart"/>
+      <w:r>
+        <w:rPr>
+          <w:sz w:val="24"/>
+          <w:szCs w:val="24"/>
+        </w:rPr>
+        <w:t>widgets.Label</w:t>
+      </w:r>
+      <w:proofErr w:type="spellEnd"/>
+      <w:proofErr w:type="gramEnd"/>
+      <w:r>
+        <w:rPr>
+          <w:sz w:val="24"/>
+          <w:szCs w:val="24"/>
+        </w:rPr>
+        <w:t>()</w:t>
+      </w:r>
+    </w:p>
+    <w:p>
+      <w:pPr>
+        <w:pBdr>
+          <w:top w:val="single" w:sz="4" w:space="1" w:color="auto"/>
+          <w:left w:val="single" w:sz="4" w:space="4" w:color="auto"/>
+          <w:bottom w:val="single" w:sz="4" w:space="1" w:color="auto"/>
+          <w:right w:val="single" w:sz="4" w:space="4" w:color="auto"/>
+        </w:pBdr>
+        <w:ind w:firstLine="709"/>
+        <w:rPr>
+          <w:sz w:val="24"/>
+          <w:szCs w:val="24"/>
+        </w:rPr>
+      </w:pPr>
+      <w:proofErr w:type="spellStart"/>
+      <w:r>
+        <w:rPr>
+          <w:sz w:val="24"/>
+          <w:szCs w:val="24"/>
+        </w:rPr>
+        <w:t>flags_label</w:t>
+      </w:r>
+      <w:proofErr w:type="spellEnd"/>
+      <w:r>
+        <w:rPr>
+          <w:sz w:val="24"/>
+          <w:szCs w:val="24"/>
+        </w:rPr>
+        <w:t xml:space="preserve"> = </w:t>
+      </w:r>
+      <w:proofErr w:type="spellStart"/>
+      <w:proofErr w:type="gramStart"/>
+      <w:r>
+        <w:rPr>
+          <w:sz w:val="24"/>
+          <w:szCs w:val="24"/>
+        </w:rPr>
+        <w:t>widgets.Label</w:t>
+      </w:r>
+      <w:proofErr w:type="spellEnd"/>
+      <w:proofErr w:type="gramEnd"/>
+      <w:r>
+        <w:rPr>
+          <w:sz w:val="24"/>
+          <w:szCs w:val="24"/>
+        </w:rPr>
+        <w:t>()</w:t>
+      </w:r>
+    </w:p>
+    <w:p>
+      <w:pPr>
+        <w:pBdr>
+          <w:top w:val="single" w:sz="4" w:space="1" w:color="auto"/>
+          <w:left w:val="single" w:sz="4" w:space="4" w:color="auto"/>
+          <w:bottom w:val="single" w:sz="4" w:space="1" w:color="auto"/>
+          <w:right w:val="single" w:sz="4" w:space="4" w:color="auto"/>
+        </w:pBdr>
+        <w:ind w:firstLine="709"/>
+        <w:rPr>
+          <w:sz w:val="24"/>
+          <w:szCs w:val="24"/>
+        </w:rPr>
+      </w:pPr>
+    </w:p>
+    <w:p>
+      <w:pPr>
+        <w:pBdr>
+          <w:top w:val="single" w:sz="4" w:space="1" w:color="auto"/>
+          <w:left w:val="single" w:sz="4" w:space="4" w:color="auto"/>
+          <w:bottom w:val="single" w:sz="4" w:space="1" w:color="auto"/>
+          <w:right w:val="single" w:sz="4" w:space="4" w:color="auto"/>
+        </w:pBdr>
+        <w:ind w:firstLine="709"/>
+        <w:rPr>
+          <w:sz w:val="24"/>
+          <w:szCs w:val="24"/>
+        </w:rPr>
+      </w:pPr>
+      <w:proofErr w:type="spellStart"/>
+      <w:r>
+        <w:rPr>
+          <w:sz w:val="24"/>
+          <w:szCs w:val="24"/>
+        </w:rPr>
+        <w:t>stack_box</w:t>
+      </w:r>
+      <w:proofErr w:type="spellEnd"/>
+      <w:r>
+        <w:rPr>
+          <w:sz w:val="24"/>
+          <w:szCs w:val="24"/>
+        </w:rPr>
+        <w:t xml:space="preserve"> = </w:t>
+      </w:r>
+      <w:proofErr w:type="spellStart"/>
+      <w:proofErr w:type="gramStart"/>
+      <w:r>
+        <w:rPr>
+          <w:sz w:val="24"/>
+          <w:szCs w:val="24"/>
+        </w:rPr>
+        <w:t>widgets.Textarea</w:t>
+      </w:r>
+      <w:proofErr w:type="spellEnd"/>
+      <w:proofErr w:type="gramEnd"/>
+      <w:r>
+        <w:rPr>
+          <w:sz w:val="24"/>
+          <w:szCs w:val="24"/>
+        </w:rPr>
+        <w:t>(</w:t>
+      </w:r>
+    </w:p>
+    <w:p>
+      <w:pPr>
+        <w:pBdr>
+          <w:top w:val="single" w:sz="4" w:space="1" w:color="auto"/>
+          <w:left w:val="single" w:sz="4" w:space="4" w:color="auto"/>
+          <w:bottom w:val="single" w:sz="4" w:space="1" w:color="auto"/>
+          <w:right w:val="single" w:sz="4" w:space="4" w:color="auto"/>
+        </w:pBdr>
+        <w:ind w:firstLine="709"/>
+        <w:rPr>
+          <w:sz w:val="24"/>
+          <w:szCs w:val="24"/>
+        </w:rPr>
+      </w:pPr>
+      <w:r>
+        <w:rPr>
+          <w:sz w:val="24"/>
+          <w:szCs w:val="24"/>
+        </w:rPr>
+        <w:t>    description="STACK",</w:t>
+      </w:r>
+    </w:p>
+    <w:p>
+      <w:pPr>
+        <w:pBdr>
+          <w:top w:val="single" w:sz="4" w:space="1" w:color="auto"/>
+          <w:left w:val="single" w:sz="4" w:space="4" w:color="auto"/>
+          <w:bottom w:val="single" w:sz="4" w:space="1" w:color="auto"/>
+          <w:right w:val="single" w:sz="4" w:space="4" w:color="auto"/>
+        </w:pBdr>
+        <w:ind w:firstLine="709"/>
+        <w:rPr>
+          <w:sz w:val="24"/>
+          <w:szCs w:val="24"/>
+        </w:rPr>
+      </w:pPr>
+      <w:r>
+        <w:rPr>
+          <w:sz w:val="24"/>
+          <w:szCs w:val="24"/>
+        </w:rPr>
+        <w:t>    layout=</w:t>
+      </w:r>
+      <w:proofErr w:type="spellStart"/>
+      <w:proofErr w:type="gramStart"/>
+      <w:r>
+        <w:rPr>
+          <w:sz w:val="24"/>
+          <w:szCs w:val="24"/>
+        </w:rPr>
+        <w:t>widgets.Layout</w:t>
+      </w:r>
+      <w:proofErr w:type="spellEnd"/>
+      <w:proofErr w:type="gramEnd"/>
+      <w:r>
+        <w:rPr>
+          <w:sz w:val="24"/>
+          <w:szCs w:val="24"/>
+        </w:rPr>
+        <w:t>(width="200px", height="200px")</w:t>
+      </w:r>
+    </w:p>
+    <w:p>
+      <w:pPr>
+        <w:pBdr>
+          <w:top w:val="single" w:sz="4" w:space="1" w:color="auto"/>
+          <w:left w:val="single" w:sz="4" w:space="4" w:color="auto"/>
+          <w:bottom w:val="single" w:sz="4" w:space="1" w:color="auto"/>
+          <w:right w:val="single" w:sz="4" w:space="4" w:color="auto"/>
+        </w:pBdr>
+        <w:ind w:firstLine="709"/>
+        <w:rPr>
+          <w:sz w:val="24"/>
+          <w:szCs w:val="24"/>
+        </w:rPr>
+      </w:pPr>
+      <w:r>
+        <w:rPr>
+          <w:sz w:val="24"/>
+          <w:szCs w:val="24"/>
+        </w:rPr>
+        <w:t>)</w:t>
+      </w:r>
+    </w:p>
+    <w:p>
+      <w:pPr>
+        <w:pBdr>
+          <w:top w:val="single" w:sz="4" w:space="1" w:color="auto"/>
+          <w:left w:val="single" w:sz="4" w:space="4" w:color="auto"/>
+          <w:bottom w:val="single" w:sz="4" w:space="1" w:color="auto"/>
+          <w:right w:val="single" w:sz="4" w:space="4" w:color="auto"/>
+        </w:pBdr>
+        <w:ind w:firstLine="709"/>
+        <w:rPr>
+          <w:sz w:val="24"/>
+          <w:szCs w:val="24"/>
+        </w:rPr>
+      </w:pPr>
+    </w:p>
+    <w:p>
+      <w:pPr>
+        <w:pBdr>
+          <w:top w:val="single" w:sz="4" w:space="1" w:color="auto"/>
+          <w:left w:val="single" w:sz="4" w:space="4" w:color="auto"/>
+          <w:bottom w:val="single" w:sz="4" w:space="1" w:color="auto"/>
+          <w:right w:val="single" w:sz="4" w:space="4" w:color="auto"/>
+        </w:pBdr>
+        <w:ind w:firstLine="709"/>
+        <w:rPr>
+          <w:sz w:val="24"/>
+          <w:szCs w:val="24"/>
+        </w:rPr>
+      </w:pPr>
+      <w:proofErr w:type="spellStart"/>
+      <w:r>
+        <w:rPr>
+          <w:sz w:val="24"/>
+          <w:szCs w:val="24"/>
+        </w:rPr>
+        <w:t>ram_box</w:t>
+      </w:r>
+      <w:proofErr w:type="spellEnd"/>
+      <w:r>
+        <w:rPr>
+          <w:sz w:val="24"/>
+          <w:szCs w:val="24"/>
+        </w:rPr>
+        <w:t xml:space="preserve"> = </w:t>
+      </w:r>
+      <w:proofErr w:type="spellStart"/>
+      <w:proofErr w:type="gramStart"/>
+      <w:r>
+        <w:rPr>
+          <w:sz w:val="24"/>
+          <w:szCs w:val="24"/>
+        </w:rPr>
+        <w:t>widgets.Textarea</w:t>
+      </w:r>
+      <w:proofErr w:type="spellEnd"/>
+      <w:proofErr w:type="gramEnd"/>
+      <w:r>
+        <w:rPr>
+          <w:sz w:val="24"/>
+          <w:szCs w:val="24"/>
+        </w:rPr>
+        <w:t>(</w:t>
+      </w:r>
+    </w:p>
+    <w:p>
+      <w:pPr>
+        <w:pBdr>
+          <w:top w:val="single" w:sz="4" w:space="1" w:color="auto"/>
+          <w:left w:val="single" w:sz="4" w:space="4" w:color="auto"/>
+          <w:bottom w:val="single" w:sz="4" w:space="1" w:color="auto"/>
+          <w:right w:val="single" w:sz="4" w:space="4" w:color="auto"/>
+        </w:pBdr>
+        <w:ind w:firstLine="709"/>
+        <w:rPr>
+          <w:sz w:val="24"/>
+          <w:szCs w:val="24"/>
+        </w:rPr>
+      </w:pPr>
+      <w:r>
+        <w:rPr>
+          <w:sz w:val="24"/>
+          <w:szCs w:val="24"/>
+        </w:rPr>
+        <w:t>    description="RAM (0–20)",</w:t>
+      </w:r>
+    </w:p>
+    <w:p>
+      <w:pPr>
+        <w:pBdr>
+          <w:top w:val="single" w:sz="4" w:space="1" w:color="auto"/>
+          <w:left w:val="single" w:sz="4" w:space="4" w:color="auto"/>
+          <w:bottom w:val="single" w:sz="4" w:space="1" w:color="auto"/>
+          <w:right w:val="single" w:sz="4" w:space="4" w:color="auto"/>
+        </w:pBdr>
+        <w:ind w:firstLine="709"/>
+        <w:rPr>
+          <w:sz w:val="24"/>
+          <w:szCs w:val="24"/>
+        </w:rPr>
+      </w:pPr>
+      <w:r>
+        <w:rPr>
+          <w:sz w:val="24"/>
+          <w:szCs w:val="24"/>
+        </w:rPr>
+        <w:t>    layout=</w:t>
+      </w:r>
+      <w:proofErr w:type="spellStart"/>
+      <w:proofErr w:type="gramStart"/>
+      <w:r>
+        <w:rPr>
+          <w:sz w:val="24"/>
+          <w:szCs w:val="24"/>
+        </w:rPr>
+        <w:t>widgets.Layout</w:t>
+      </w:r>
+      <w:proofErr w:type="spellEnd"/>
+      <w:proofErr w:type="gramEnd"/>
+      <w:r>
+        <w:rPr>
+          <w:sz w:val="24"/>
+          <w:szCs w:val="24"/>
+        </w:rPr>
+        <w:t>(width="300px", height="200px")</w:t>
+      </w:r>
+    </w:p>
+    <w:p>
+      <w:pPr>
+        <w:pBdr>
+          <w:top w:val="single" w:sz="4" w:space="1" w:color="auto"/>
+          <w:left w:val="single" w:sz="4" w:space="4" w:color="auto"/>
+          <w:bottom w:val="single" w:sz="4" w:space="1" w:color="auto"/>
+          <w:right w:val="single" w:sz="4" w:space="4" w:color="auto"/>
+        </w:pBdr>
+        <w:ind w:firstLine="709"/>
+        <w:rPr>
+          <w:sz w:val="24"/>
+          <w:szCs w:val="24"/>
+          <w:lang w:val="ru-RU"/>
+        </w:rPr>
+      </w:pPr>
+      <w:r>
+        <w:rPr>
+          <w:sz w:val="24"/>
+          <w:szCs w:val="24"/>
+        </w:rPr>
+        <w:t>)</w:t>
+      </w:r>
+    </w:p>
+    <w:p>
+      <w:pPr>
+        <w:ind w:firstLine="709"/>
+        <w:rPr>
+          <w:szCs w:val="28"/>
+          <w:lang w:val="ru-RU"/>
+        </w:rPr>
+      </w:pPr>
+    </w:p>
+    <w:p>
+      <w:pPr>
+        <w:ind w:firstLine="709"/>
+        <w:rPr>
+          <w:szCs w:val="28"/>
+          <w:lang w:val="ru-RU"/>
+        </w:rPr>
+      </w:pPr>
+      <w:r>
+        <w:rPr>
+          <w:szCs w:val="28"/>
+          <w:lang w:val="ru-RU"/>
+        </w:rPr>
+        <w:lastRenderedPageBreak/>
+        <w:t>Продолжение листинга 3</w:t>
+      </w:r>
+    </w:p>
+    <w:p>
+      <w:pPr>
+        <w:pBdr>
+          <w:top w:val="single" w:sz="4" w:space="1" w:color="auto"/>
+          <w:left w:val="single" w:sz="4" w:space="4" w:color="auto"/>
+          <w:bottom w:val="single" w:sz="4" w:space="1" w:color="auto"/>
+          <w:right w:val="single" w:sz="4" w:space="4" w:color="auto"/>
+        </w:pBdr>
+        <w:ind w:firstLine="709"/>
+        <w:rPr>
+          <w:sz w:val="24"/>
+          <w:szCs w:val="24"/>
+        </w:rPr>
+      </w:pPr>
+      <w:r>
+        <w:rPr>
+          <w:sz w:val="24"/>
+          <w:szCs w:val="24"/>
+        </w:rPr>
+        <w:t xml:space="preserve">def </w:t>
+      </w:r>
+      <w:proofErr w:type="spellStart"/>
+      <w:r>
+        <w:rPr>
+          <w:sz w:val="24"/>
+          <w:szCs w:val="24"/>
+        </w:rPr>
+        <w:t>update_</w:t>
+      </w:r>
+      <w:proofErr w:type="gramStart"/>
+      <w:r>
+        <w:rPr>
+          <w:sz w:val="24"/>
+          <w:szCs w:val="24"/>
+        </w:rPr>
+        <w:t>gui</w:t>
+      </w:r>
+      <w:proofErr w:type="spellEnd"/>
+      <w:r>
+        <w:rPr>
+          <w:sz w:val="24"/>
+          <w:szCs w:val="24"/>
+        </w:rPr>
+        <w:t>(</w:t>
+      </w:r>
+      <w:proofErr w:type="gramEnd"/>
+      <w:r>
+        <w:rPr>
+          <w:sz w:val="24"/>
+          <w:szCs w:val="24"/>
+        </w:rPr>
+        <w:t>):</w:t>
+      </w:r>
+    </w:p>
+    <w:p>
+      <w:pPr>
+        <w:pBdr>
+          <w:top w:val="single" w:sz="4" w:space="1" w:color="auto"/>
+          <w:left w:val="single" w:sz="4" w:space="4" w:color="auto"/>
+          <w:bottom w:val="single" w:sz="4" w:space="1" w:color="auto"/>
+          <w:right w:val="single" w:sz="4" w:space="4" w:color="auto"/>
+        </w:pBdr>
+        <w:ind w:firstLine="709"/>
+        <w:rPr>
+          <w:sz w:val="24"/>
+          <w:szCs w:val="24"/>
+        </w:rPr>
+      </w:pPr>
+      <w:r>
+        <w:rPr>
+          <w:sz w:val="24"/>
+          <w:szCs w:val="24"/>
+        </w:rPr>
+        <w:t xml:space="preserve">    </w:t>
+      </w:r>
+      <w:proofErr w:type="spellStart"/>
+      <w:r>
+        <w:rPr>
+          <w:sz w:val="24"/>
+          <w:szCs w:val="24"/>
+        </w:rPr>
+        <w:t>pc_label.value</w:t>
+      </w:r>
+      <w:proofErr w:type="spellEnd"/>
+      <w:r>
+        <w:rPr>
+          <w:sz w:val="24"/>
+          <w:szCs w:val="24"/>
+        </w:rPr>
+        <w:t xml:space="preserve"> = </w:t>
+      </w:r>
+      <w:proofErr w:type="spellStart"/>
+      <w:r>
+        <w:rPr>
+          <w:sz w:val="24"/>
+          <w:szCs w:val="24"/>
+        </w:rPr>
+        <w:t>f"PC</w:t>
+      </w:r>
+      <w:proofErr w:type="spellEnd"/>
+      <w:r>
+        <w:rPr>
+          <w:sz w:val="24"/>
+          <w:szCs w:val="24"/>
+        </w:rPr>
+        <w:t>: {</w:t>
+      </w:r>
+      <w:proofErr w:type="spellStart"/>
+      <w:proofErr w:type="gramStart"/>
+      <w:r>
+        <w:rPr>
+          <w:sz w:val="24"/>
+          <w:szCs w:val="24"/>
+        </w:rPr>
+        <w:t>cpu.PC</w:t>
+      </w:r>
+      <w:proofErr w:type="spellEnd"/>
+      <w:proofErr w:type="gramEnd"/>
+      <w:r>
+        <w:rPr>
+          <w:sz w:val="24"/>
+          <w:szCs w:val="24"/>
+        </w:rPr>
+        <w:t>}"</w:t>
+      </w:r>
+    </w:p>
+    <w:p>
+      <w:pPr>
+        <w:pBdr>
+          <w:top w:val="single" w:sz="4" w:space="1" w:color="auto"/>
+          <w:left w:val="single" w:sz="4" w:space="4" w:color="auto"/>
+          <w:bottom w:val="single" w:sz="4" w:space="1" w:color="auto"/>
+          <w:right w:val="single" w:sz="4" w:space="4" w:color="auto"/>
+        </w:pBdr>
+        <w:ind w:firstLine="709"/>
+        <w:rPr>
+          <w:sz w:val="24"/>
+          <w:szCs w:val="24"/>
+        </w:rPr>
+      </w:pPr>
+      <w:r>
+        <w:rPr>
+          <w:sz w:val="24"/>
+          <w:szCs w:val="24"/>
+        </w:rPr>
+        <w:t xml:space="preserve">    </w:t>
+      </w:r>
+      <w:proofErr w:type="spellStart"/>
+      <w:r>
+        <w:rPr>
+          <w:sz w:val="24"/>
+          <w:szCs w:val="24"/>
+        </w:rPr>
+        <w:t>ir_label.value</w:t>
+      </w:r>
+      <w:proofErr w:type="spellEnd"/>
+      <w:r>
+        <w:rPr>
+          <w:sz w:val="24"/>
+          <w:szCs w:val="24"/>
+        </w:rPr>
+        <w:t xml:space="preserve"> = </w:t>
+      </w:r>
+      <w:proofErr w:type="spellStart"/>
+      <w:r>
+        <w:rPr>
+          <w:sz w:val="24"/>
+          <w:szCs w:val="24"/>
+        </w:rPr>
+        <w:t>f"IR</w:t>
+      </w:r>
+      <w:proofErr w:type="spellEnd"/>
+      <w:r>
+        <w:rPr>
+          <w:sz w:val="24"/>
+          <w:szCs w:val="24"/>
+        </w:rPr>
+        <w:t>: {cpu.IR}"</w:t>
+      </w:r>
+    </w:p>
+    <w:p>
+      <w:pPr>
+        <w:pBdr>
+          <w:top w:val="single" w:sz="4" w:space="1" w:color="auto"/>
+          <w:left w:val="single" w:sz="4" w:space="4" w:color="auto"/>
+          <w:bottom w:val="single" w:sz="4" w:space="1" w:color="auto"/>
+          <w:right w:val="single" w:sz="4" w:space="4" w:color="auto"/>
+        </w:pBdr>
+        <w:ind w:firstLine="709"/>
+        <w:rPr>
+          <w:sz w:val="24"/>
+          <w:szCs w:val="24"/>
+        </w:rPr>
+      </w:pPr>
+      <w:r>
+        <w:rPr>
+          <w:sz w:val="24"/>
+          <w:szCs w:val="24"/>
+        </w:rPr>
+        <w:t xml:space="preserve">    </w:t>
+      </w:r>
+      <w:proofErr w:type="spellStart"/>
+      <w:r>
+        <w:rPr>
+          <w:sz w:val="24"/>
+          <w:szCs w:val="24"/>
+        </w:rPr>
+        <w:t>flags_label.value</w:t>
+      </w:r>
+      <w:proofErr w:type="spellEnd"/>
+      <w:r>
+        <w:rPr>
+          <w:sz w:val="24"/>
+          <w:szCs w:val="24"/>
+        </w:rPr>
+        <w:t xml:space="preserve"> = </w:t>
+      </w:r>
+      <w:proofErr w:type="spellStart"/>
+      <w:r>
+        <w:rPr>
+          <w:sz w:val="24"/>
+          <w:szCs w:val="24"/>
+        </w:rPr>
+        <w:t>f"FLAGS</w:t>
+      </w:r>
+      <w:proofErr w:type="spellEnd"/>
+      <w:r>
+        <w:rPr>
+          <w:sz w:val="24"/>
+          <w:szCs w:val="24"/>
+        </w:rPr>
+        <w:t xml:space="preserve"> Z={</w:t>
+      </w:r>
+      <w:proofErr w:type="spellStart"/>
+      <w:proofErr w:type="gramStart"/>
+      <w:r>
+        <w:rPr>
+          <w:sz w:val="24"/>
+          <w:szCs w:val="24"/>
+        </w:rPr>
+        <w:t>cpu.FLAGS</w:t>
+      </w:r>
+      <w:proofErr w:type="spellEnd"/>
+      <w:proofErr w:type="gramEnd"/>
+      <w:r>
+        <w:rPr>
+          <w:sz w:val="24"/>
+          <w:szCs w:val="24"/>
+        </w:rPr>
+        <w:t>['Z']}"</w:t>
+      </w:r>
+    </w:p>
+    <w:p>
+      <w:pPr>
+        <w:pBdr>
+          <w:top w:val="single" w:sz="4" w:space="1" w:color="auto"/>
+          <w:left w:val="single" w:sz="4" w:space="4" w:color="auto"/>
+          <w:bottom w:val="single" w:sz="4" w:space="1" w:color="auto"/>
+          <w:right w:val="single" w:sz="4" w:space="4" w:color="auto"/>
+        </w:pBdr>
+        <w:ind w:firstLine="709"/>
+        <w:rPr>
+          <w:sz w:val="24"/>
+          <w:szCs w:val="24"/>
+        </w:rPr>
+      </w:pPr>
+      <w:r>
+        <w:rPr>
+          <w:sz w:val="24"/>
+          <w:szCs w:val="24"/>
+        </w:rPr>
+        <w:t xml:space="preserve">    </w:t>
+      </w:r>
+      <w:proofErr w:type="spellStart"/>
+      <w:r>
+        <w:rPr>
+          <w:sz w:val="24"/>
+          <w:szCs w:val="24"/>
+        </w:rPr>
+        <w:t>stack_box.value</w:t>
+      </w:r>
+      <w:proofErr w:type="spellEnd"/>
+      <w:r>
+        <w:rPr>
+          <w:sz w:val="24"/>
+          <w:szCs w:val="24"/>
+        </w:rPr>
+        <w:t xml:space="preserve"> = "\</w:t>
+      </w:r>
+      <w:proofErr w:type="spellStart"/>
+      <w:r>
+        <w:rPr>
+          <w:sz w:val="24"/>
+          <w:szCs w:val="24"/>
+        </w:rPr>
+        <w:t>n</w:t>
+      </w:r>
+      <w:proofErr w:type="gramStart"/>
+      <w:r>
+        <w:rPr>
+          <w:sz w:val="24"/>
+          <w:szCs w:val="24"/>
+        </w:rPr>
+        <w:t>".join</w:t>
+      </w:r>
+      <w:proofErr w:type="spellEnd"/>
+      <w:proofErr w:type="gramEnd"/>
+      <w:r>
+        <w:rPr>
+          <w:sz w:val="24"/>
+          <w:szCs w:val="24"/>
+        </w:rPr>
+        <w:t>(</w:t>
+      </w:r>
+      <w:proofErr w:type="gramStart"/>
+      <w:r>
+        <w:rPr>
+          <w:sz w:val="24"/>
+          <w:szCs w:val="24"/>
+        </w:rPr>
+        <w:t>map(</w:t>
+      </w:r>
+      <w:proofErr w:type="gramEnd"/>
+      <w:r>
+        <w:rPr>
+          <w:sz w:val="24"/>
+          <w:szCs w:val="24"/>
+        </w:rPr>
+        <w:t>str, reversed(</w:t>
+      </w:r>
+      <w:proofErr w:type="spellStart"/>
+      <w:proofErr w:type="gramStart"/>
+      <w:r>
+        <w:rPr>
+          <w:sz w:val="24"/>
+          <w:szCs w:val="24"/>
+        </w:rPr>
+        <w:t>cpu.STACK</w:t>
+      </w:r>
+      <w:proofErr w:type="spellEnd"/>
+      <w:proofErr w:type="gramEnd"/>
+      <w:r>
+        <w:rPr>
+          <w:sz w:val="24"/>
+          <w:szCs w:val="24"/>
+        </w:rPr>
+        <w:t>)))</w:t>
+      </w:r>
+    </w:p>
+    <w:p>
+      <w:pPr>
+        <w:pBdr>
+          <w:top w:val="single" w:sz="4" w:space="1" w:color="auto"/>
+          <w:left w:val="single" w:sz="4" w:space="4" w:color="auto"/>
+          <w:bottom w:val="single" w:sz="4" w:space="1" w:color="auto"/>
+          <w:right w:val="single" w:sz="4" w:space="4" w:color="auto"/>
+        </w:pBdr>
+        <w:ind w:firstLine="709"/>
+        <w:rPr>
+          <w:sz w:val="24"/>
+          <w:szCs w:val="24"/>
+        </w:rPr>
+      </w:pPr>
+      <w:r>
+        <w:rPr>
+          <w:sz w:val="24"/>
+          <w:szCs w:val="24"/>
+        </w:rPr>
+        <w:t xml:space="preserve">    </w:t>
+      </w:r>
+      <w:proofErr w:type="spellStart"/>
+      <w:r>
+        <w:rPr>
+          <w:sz w:val="24"/>
+          <w:szCs w:val="24"/>
+        </w:rPr>
+        <w:t>ram_box.value</w:t>
+      </w:r>
+      <w:proofErr w:type="spellEnd"/>
+      <w:r>
+        <w:rPr>
+          <w:sz w:val="24"/>
+          <w:szCs w:val="24"/>
+        </w:rPr>
+        <w:t xml:space="preserve"> = "\</w:t>
+      </w:r>
+      <w:proofErr w:type="spellStart"/>
+      <w:r>
+        <w:rPr>
+          <w:sz w:val="24"/>
+          <w:szCs w:val="24"/>
+        </w:rPr>
+        <w:t>n</w:t>
+      </w:r>
+      <w:proofErr w:type="gramStart"/>
+      <w:r>
+        <w:rPr>
+          <w:sz w:val="24"/>
+          <w:szCs w:val="24"/>
+        </w:rPr>
+        <w:t>".join</w:t>
+      </w:r>
+      <w:proofErr w:type="spellEnd"/>
+      <w:proofErr w:type="gramEnd"/>
+      <w:r>
+        <w:rPr>
+          <w:sz w:val="24"/>
+          <w:szCs w:val="24"/>
+        </w:rPr>
+        <w:t>(f"{</w:t>
+      </w:r>
+      <w:proofErr w:type="spellStart"/>
+      <w:r>
+        <w:rPr>
+          <w:sz w:val="24"/>
+          <w:szCs w:val="24"/>
+        </w:rPr>
+        <w:t>i</w:t>
+      </w:r>
+      <w:proofErr w:type="spellEnd"/>
+      <w:r>
+        <w:rPr>
+          <w:sz w:val="24"/>
+          <w:szCs w:val="24"/>
+        </w:rPr>
+        <w:t>}: {</w:t>
+      </w:r>
+      <w:proofErr w:type="spellStart"/>
+      <w:r>
+        <w:rPr>
+          <w:sz w:val="24"/>
+          <w:szCs w:val="24"/>
+        </w:rPr>
+        <w:t>cpu.RAM</w:t>
+      </w:r>
+      <w:proofErr w:type="spellEnd"/>
+      <w:r>
+        <w:rPr>
+          <w:sz w:val="24"/>
+          <w:szCs w:val="24"/>
+        </w:rPr>
+        <w:t>[</w:t>
+      </w:r>
+      <w:proofErr w:type="spellStart"/>
+      <w:r>
+        <w:rPr>
+          <w:sz w:val="24"/>
+          <w:szCs w:val="24"/>
+        </w:rPr>
+        <w:t>i</w:t>
+      </w:r>
+      <w:proofErr w:type="spellEnd"/>
+      <w:r>
+        <w:rPr>
+          <w:sz w:val="24"/>
+          <w:szCs w:val="24"/>
+        </w:rPr>
+        <w:t xml:space="preserve">]}" for </w:t>
+      </w:r>
+      <w:proofErr w:type="spellStart"/>
+      <w:r>
+        <w:rPr>
+          <w:sz w:val="24"/>
+          <w:szCs w:val="24"/>
+        </w:rPr>
+        <w:t>i</w:t>
+      </w:r>
+      <w:proofErr w:type="spellEnd"/>
+      <w:r>
+        <w:rPr>
+          <w:sz w:val="24"/>
+          <w:szCs w:val="24"/>
+        </w:rPr>
+        <w:t xml:space="preserve"> in </w:t>
+      </w:r>
+      <w:proofErr w:type="gramStart"/>
+      <w:r>
+        <w:rPr>
+          <w:sz w:val="24"/>
+          <w:szCs w:val="24"/>
+        </w:rPr>
+        <w:t>range(</w:t>
+      </w:r>
+      <w:proofErr w:type="gramEnd"/>
+      <w:r>
+        <w:rPr>
+          <w:sz w:val="24"/>
+          <w:szCs w:val="24"/>
+        </w:rPr>
+        <w:t>20))</w:t>
+      </w:r>
+    </w:p>
+    <w:p>
+      <w:pPr>
+        <w:pBdr>
+          <w:top w:val="single" w:sz="4" w:space="1" w:color="auto"/>
+          <w:left w:val="single" w:sz="4" w:space="4" w:color="auto"/>
+          <w:bottom w:val="single" w:sz="4" w:space="1" w:color="auto"/>
+          <w:right w:val="single" w:sz="4" w:space="4" w:color="auto"/>
+        </w:pBdr>
+        <w:ind w:firstLine="709"/>
+        <w:rPr>
+          <w:sz w:val="24"/>
+          <w:szCs w:val="24"/>
+        </w:rPr>
+      </w:pPr>
+    </w:p>
+    <w:p>
+      <w:pPr>
+        <w:pBdr>
+          <w:top w:val="single" w:sz="4" w:space="1" w:color="auto"/>
+          <w:left w:val="single" w:sz="4" w:space="4" w:color="auto"/>
+          <w:bottom w:val="single" w:sz="4" w:space="1" w:color="auto"/>
+          <w:right w:val="single" w:sz="4" w:space="4" w:color="auto"/>
+        </w:pBdr>
+        <w:ind w:firstLine="709"/>
+        <w:rPr>
+          <w:sz w:val="24"/>
+          <w:szCs w:val="24"/>
+        </w:rPr>
+      </w:pPr>
+      <w:r>
+        <w:rPr>
+          <w:sz w:val="24"/>
+          <w:szCs w:val="24"/>
+        </w:rPr>
+        <w:t xml:space="preserve">def </w:t>
+      </w:r>
+      <w:proofErr w:type="spellStart"/>
+      <w:r>
+        <w:rPr>
+          <w:sz w:val="24"/>
+          <w:szCs w:val="24"/>
+        </w:rPr>
+        <w:t>step_clicked</w:t>
+      </w:r>
+      <w:proofErr w:type="spellEnd"/>
+      <w:r>
+        <w:rPr>
+          <w:sz w:val="24"/>
+          <w:szCs w:val="24"/>
+        </w:rPr>
+        <w:t>(b):</w:t>
+      </w:r>
+    </w:p>
+    <w:p>
+      <w:pPr>
+        <w:pBdr>
+          <w:top w:val="single" w:sz="4" w:space="1" w:color="auto"/>
+          <w:left w:val="single" w:sz="4" w:space="4" w:color="auto"/>
+          <w:bottom w:val="single" w:sz="4" w:space="1" w:color="auto"/>
+          <w:right w:val="single" w:sz="4" w:space="4" w:color="auto"/>
+        </w:pBdr>
+        <w:ind w:firstLine="709"/>
+        <w:rPr>
+          <w:sz w:val="24"/>
+          <w:szCs w:val="24"/>
+        </w:rPr>
+      </w:pPr>
+      <w:r>
+        <w:rPr>
+          <w:sz w:val="24"/>
+          <w:szCs w:val="24"/>
+        </w:rPr>
+        <w:t xml:space="preserve">    </w:t>
+      </w:r>
+      <w:proofErr w:type="spellStart"/>
+      <w:proofErr w:type="gramStart"/>
+      <w:r>
+        <w:rPr>
+          <w:sz w:val="24"/>
+          <w:szCs w:val="24"/>
+        </w:rPr>
+        <w:t>cpu.step</w:t>
+      </w:r>
+      <w:proofErr w:type="spellEnd"/>
+      <w:proofErr w:type="gramEnd"/>
+      <w:r>
+        <w:rPr>
+          <w:sz w:val="24"/>
+          <w:szCs w:val="24"/>
+        </w:rPr>
+        <w:t>()</w:t>
+      </w:r>
+    </w:p>
+    <w:p>
+      <w:pPr>
+        <w:pBdr>
+          <w:top w:val="single" w:sz="4" w:space="1" w:color="auto"/>
+          <w:left w:val="single" w:sz="4" w:space="4" w:color="auto"/>
+          <w:bottom w:val="single" w:sz="4" w:space="1" w:color="auto"/>
+          <w:right w:val="single" w:sz="4" w:space="4" w:color="auto"/>
+        </w:pBdr>
+        <w:ind w:firstLine="709"/>
+        <w:rPr>
+          <w:sz w:val="24"/>
+          <w:szCs w:val="24"/>
+        </w:rPr>
+      </w:pPr>
+      <w:r>
+        <w:rPr>
+          <w:sz w:val="24"/>
+          <w:szCs w:val="24"/>
+        </w:rPr>
+        <w:t xml:space="preserve">    </w:t>
+      </w:r>
+      <w:proofErr w:type="spellStart"/>
+      <w:r>
+        <w:rPr>
+          <w:sz w:val="24"/>
+          <w:szCs w:val="24"/>
+        </w:rPr>
+        <w:t>update_</w:t>
+      </w:r>
+      <w:proofErr w:type="gramStart"/>
+      <w:r>
+        <w:rPr>
+          <w:sz w:val="24"/>
+          <w:szCs w:val="24"/>
+        </w:rPr>
+        <w:t>gui</w:t>
+      </w:r>
+      <w:proofErr w:type="spellEnd"/>
+      <w:r>
+        <w:rPr>
+          <w:sz w:val="24"/>
+          <w:szCs w:val="24"/>
+        </w:rPr>
+        <w:t>(</w:t>
+      </w:r>
+      <w:proofErr w:type="gramEnd"/>
+      <w:r>
+        <w:rPr>
+          <w:sz w:val="24"/>
+          <w:szCs w:val="24"/>
+        </w:rPr>
+        <w:t>)</w:t>
+      </w:r>
+    </w:p>
+    <w:p>
+      <w:pPr>
+        <w:pBdr>
+          <w:top w:val="single" w:sz="4" w:space="1" w:color="auto"/>
+          <w:left w:val="single" w:sz="4" w:space="4" w:color="auto"/>
+          <w:bottom w:val="single" w:sz="4" w:space="1" w:color="auto"/>
+          <w:right w:val="single" w:sz="4" w:space="4" w:color="auto"/>
+        </w:pBdr>
+        <w:ind w:firstLine="709"/>
+        <w:rPr>
+          <w:sz w:val="24"/>
+          <w:szCs w:val="24"/>
+        </w:rPr>
+      </w:pPr>
+    </w:p>
+    <w:p>
+      <w:pPr>
+        <w:pBdr>
+          <w:top w:val="single" w:sz="4" w:space="1" w:color="auto"/>
+          <w:left w:val="single" w:sz="4" w:space="4" w:color="auto"/>
+          <w:bottom w:val="single" w:sz="4" w:space="1" w:color="auto"/>
+          <w:right w:val="single" w:sz="4" w:space="4" w:color="auto"/>
+        </w:pBdr>
+        <w:ind w:firstLine="709"/>
+        <w:rPr>
+          <w:sz w:val="24"/>
+          <w:szCs w:val="24"/>
+        </w:rPr>
+      </w:pPr>
+      <w:r>
+        <w:rPr>
+          <w:sz w:val="24"/>
+          <w:szCs w:val="24"/>
+        </w:rPr>
+        <w:t xml:space="preserve">def </w:t>
+      </w:r>
+      <w:proofErr w:type="spellStart"/>
+      <w:r>
+        <w:rPr>
+          <w:sz w:val="24"/>
+          <w:szCs w:val="24"/>
+        </w:rPr>
+        <w:t>run_clicked</w:t>
+      </w:r>
+      <w:proofErr w:type="spellEnd"/>
+      <w:r>
+        <w:rPr>
+          <w:sz w:val="24"/>
+          <w:szCs w:val="24"/>
+        </w:rPr>
+        <w:t>(b):</w:t>
+      </w:r>
+    </w:p>
+    <w:p>
+      <w:pPr>
+        <w:pBdr>
+          <w:top w:val="single" w:sz="4" w:space="1" w:color="auto"/>
+          <w:left w:val="single" w:sz="4" w:space="4" w:color="auto"/>
+          <w:bottom w:val="single" w:sz="4" w:space="1" w:color="auto"/>
+          <w:right w:val="single" w:sz="4" w:space="4" w:color="auto"/>
+        </w:pBdr>
+        <w:ind w:firstLine="709"/>
+        <w:rPr>
+          <w:sz w:val="24"/>
+          <w:szCs w:val="24"/>
+        </w:rPr>
+      </w:pPr>
+      <w:r>
+        <w:rPr>
+          <w:sz w:val="24"/>
+          <w:szCs w:val="24"/>
+        </w:rPr>
+        <w:t xml:space="preserve">    while </w:t>
+      </w:r>
+      <w:proofErr w:type="spellStart"/>
+      <w:proofErr w:type="gramStart"/>
+      <w:r>
+        <w:rPr>
+          <w:sz w:val="24"/>
+          <w:szCs w:val="24"/>
+        </w:rPr>
+        <w:t>cpu.running</w:t>
+      </w:r>
+      <w:proofErr w:type="spellEnd"/>
+      <w:proofErr w:type="gramEnd"/>
+      <w:r>
+        <w:rPr>
+          <w:sz w:val="24"/>
+          <w:szCs w:val="24"/>
+        </w:rPr>
+        <w:t>:</w:t>
+      </w:r>
+    </w:p>
+    <w:p>
+      <w:pPr>
+        <w:pBdr>
+          <w:top w:val="single" w:sz="4" w:space="1" w:color="auto"/>
+          <w:left w:val="single" w:sz="4" w:space="4" w:color="auto"/>
+          <w:bottom w:val="single" w:sz="4" w:space="1" w:color="auto"/>
+          <w:right w:val="single" w:sz="4" w:space="4" w:color="auto"/>
+        </w:pBdr>
+        <w:ind w:firstLine="709"/>
+        <w:rPr>
+          <w:sz w:val="24"/>
+          <w:szCs w:val="24"/>
+        </w:rPr>
+      </w:pPr>
+      <w:r>
+        <w:rPr>
+          <w:sz w:val="24"/>
+          <w:szCs w:val="24"/>
+        </w:rPr>
+        <w:t xml:space="preserve">        </w:t>
+      </w:r>
+      <w:proofErr w:type="spellStart"/>
+      <w:proofErr w:type="gramStart"/>
+      <w:r>
+        <w:rPr>
+          <w:sz w:val="24"/>
+          <w:szCs w:val="24"/>
+        </w:rPr>
+        <w:t>cpu.step</w:t>
+      </w:r>
+      <w:proofErr w:type="spellEnd"/>
+      <w:proofErr w:type="gramEnd"/>
+      <w:r>
+        <w:rPr>
+          <w:sz w:val="24"/>
+          <w:szCs w:val="24"/>
+        </w:rPr>
+        <w:t>()</w:t>
+      </w:r>
+    </w:p>
+    <w:p>
+      <w:pPr>
+        <w:pBdr>
+          <w:top w:val="single" w:sz="4" w:space="1" w:color="auto"/>
+          <w:left w:val="single" w:sz="4" w:space="4" w:color="auto"/>
+          <w:bottom w:val="single" w:sz="4" w:space="1" w:color="auto"/>
+          <w:right w:val="single" w:sz="4" w:space="4" w:color="auto"/>
+        </w:pBdr>
+        <w:ind w:firstLine="709"/>
+        <w:rPr>
+          <w:sz w:val="24"/>
+          <w:szCs w:val="24"/>
+        </w:rPr>
+      </w:pPr>
+      <w:r>
+        <w:rPr>
+          <w:sz w:val="24"/>
+          <w:szCs w:val="24"/>
+        </w:rPr>
+        <w:t xml:space="preserve">    </w:t>
+      </w:r>
+      <w:proofErr w:type="spellStart"/>
+      <w:r>
+        <w:rPr>
+          <w:sz w:val="24"/>
+          <w:szCs w:val="24"/>
+        </w:rPr>
+        <w:t>update_</w:t>
+      </w:r>
+      <w:proofErr w:type="gramStart"/>
+      <w:r>
+        <w:rPr>
+          <w:sz w:val="24"/>
+          <w:szCs w:val="24"/>
+        </w:rPr>
+        <w:t>gui</w:t>
+      </w:r>
+      <w:proofErr w:type="spellEnd"/>
+      <w:r>
+        <w:rPr>
+          <w:sz w:val="24"/>
+          <w:szCs w:val="24"/>
+        </w:rPr>
+        <w:t>(</w:t>
+      </w:r>
+      <w:proofErr w:type="gramEnd"/>
+      <w:r>
+        <w:rPr>
+          <w:sz w:val="24"/>
+          <w:szCs w:val="24"/>
+        </w:rPr>
+        <w:t>)</w:t>
+      </w:r>
+    </w:p>
+    <w:p>
+      <w:pPr>
+        <w:pBdr>
+          <w:top w:val="single" w:sz="4" w:space="1" w:color="auto"/>
+          <w:left w:val="single" w:sz="4" w:space="4" w:color="auto"/>
+          <w:bottom w:val="single" w:sz="4" w:space="1" w:color="auto"/>
+          <w:right w:val="single" w:sz="4" w:space="4" w:color="auto"/>
+        </w:pBdr>
+        <w:ind w:firstLine="709"/>
+        <w:rPr>
+          <w:sz w:val="24"/>
+          <w:szCs w:val="24"/>
+        </w:rPr>
+      </w:pPr>
+    </w:p>
+    <w:p>
+      <w:pPr>
+        <w:pBdr>
+          <w:top w:val="single" w:sz="4" w:space="1" w:color="auto"/>
+          <w:left w:val="single" w:sz="4" w:space="4" w:color="auto"/>
+          <w:bottom w:val="single" w:sz="4" w:space="1" w:color="auto"/>
+          <w:right w:val="single" w:sz="4" w:space="4" w:color="auto"/>
+        </w:pBdr>
+        <w:ind w:firstLine="709"/>
+        <w:rPr>
+          <w:sz w:val="24"/>
+          <w:szCs w:val="24"/>
+        </w:rPr>
+      </w:pPr>
+      <w:r>
+        <w:rPr>
+          <w:sz w:val="24"/>
+          <w:szCs w:val="24"/>
+        </w:rPr>
+        <w:t xml:space="preserve">def </w:t>
+      </w:r>
+      <w:proofErr w:type="spellStart"/>
+      <w:r>
+        <w:rPr>
+          <w:sz w:val="24"/>
+          <w:szCs w:val="24"/>
+        </w:rPr>
+        <w:t>reset_clicked</w:t>
+      </w:r>
+      <w:proofErr w:type="spellEnd"/>
+      <w:r>
+        <w:rPr>
+          <w:sz w:val="24"/>
+          <w:szCs w:val="24"/>
+        </w:rPr>
+        <w:t>(b):</w:t>
+      </w:r>
+    </w:p>
+    <w:p>
+      <w:pPr>
+        <w:pBdr>
+          <w:top w:val="single" w:sz="4" w:space="1" w:color="auto"/>
+          <w:left w:val="single" w:sz="4" w:space="4" w:color="auto"/>
+          <w:bottom w:val="single" w:sz="4" w:space="1" w:color="auto"/>
+          <w:right w:val="single" w:sz="4" w:space="4" w:color="auto"/>
+        </w:pBdr>
+        <w:ind w:firstLine="709"/>
+        <w:rPr>
+          <w:sz w:val="24"/>
+          <w:szCs w:val="24"/>
+        </w:rPr>
+      </w:pPr>
+      <w:r>
+        <w:rPr>
+          <w:sz w:val="24"/>
+          <w:szCs w:val="24"/>
+        </w:rPr>
+        <w:t xml:space="preserve">    </w:t>
+      </w:r>
+      <w:proofErr w:type="spellStart"/>
+      <w:proofErr w:type="gramStart"/>
+      <w:r>
+        <w:rPr>
+          <w:sz w:val="24"/>
+          <w:szCs w:val="24"/>
+        </w:rPr>
+        <w:t>cpu.reset</w:t>
+      </w:r>
+      <w:proofErr w:type="spellEnd"/>
+      <w:proofErr w:type="gramEnd"/>
+      <w:r>
+        <w:rPr>
+          <w:sz w:val="24"/>
+          <w:szCs w:val="24"/>
+        </w:rPr>
+        <w:t>()</w:t>
+      </w:r>
+    </w:p>
+    <w:p>
+      <w:pPr>
+        <w:pBdr>
+          <w:top w:val="single" w:sz="4" w:space="1" w:color="auto"/>
+          <w:left w:val="single" w:sz="4" w:space="4" w:color="auto"/>
+          <w:bottom w:val="single" w:sz="4" w:space="1" w:color="auto"/>
+          <w:right w:val="single" w:sz="4" w:space="4" w:color="auto"/>
+        </w:pBdr>
+        <w:ind w:firstLine="709"/>
+        <w:rPr>
+          <w:sz w:val="24"/>
+          <w:szCs w:val="24"/>
+        </w:rPr>
+      </w:pPr>
+      <w:r>
+        <w:rPr>
+          <w:sz w:val="24"/>
+          <w:szCs w:val="24"/>
+        </w:rPr>
+        <w:t xml:space="preserve">    </w:t>
+      </w:r>
+      <w:proofErr w:type="spellStart"/>
+      <w:r>
+        <w:rPr>
+          <w:sz w:val="24"/>
+          <w:szCs w:val="24"/>
+        </w:rPr>
+        <w:t>load_</w:t>
+      </w:r>
+      <w:proofErr w:type="gramStart"/>
+      <w:r>
+        <w:rPr>
+          <w:sz w:val="24"/>
+          <w:szCs w:val="24"/>
+        </w:rPr>
+        <w:t>program</w:t>
+      </w:r>
+      <w:proofErr w:type="spellEnd"/>
+      <w:r>
+        <w:rPr>
+          <w:sz w:val="24"/>
+          <w:szCs w:val="24"/>
+        </w:rPr>
+        <w:t>(</w:t>
+      </w:r>
+      <w:proofErr w:type="gramEnd"/>
+      <w:r>
+        <w:rPr>
+          <w:sz w:val="24"/>
+          <w:szCs w:val="24"/>
+        </w:rPr>
+        <w:t>)</w:t>
+      </w:r>
+    </w:p>
+    <w:p>
+      <w:pPr>
+        <w:pBdr>
+          <w:top w:val="single" w:sz="4" w:space="1" w:color="auto"/>
+          <w:left w:val="single" w:sz="4" w:space="4" w:color="auto"/>
+          <w:bottom w:val="single" w:sz="4" w:space="1" w:color="auto"/>
+          <w:right w:val="single" w:sz="4" w:space="4" w:color="auto"/>
+        </w:pBdr>
+        <w:ind w:firstLine="709"/>
+        <w:rPr>
+          <w:sz w:val="24"/>
+          <w:szCs w:val="24"/>
+        </w:rPr>
+      </w:pPr>
+      <w:r>
+        <w:rPr>
+          <w:sz w:val="24"/>
+          <w:szCs w:val="24"/>
+        </w:rPr>
+        <w:t xml:space="preserve">    </w:t>
+      </w:r>
+      <w:proofErr w:type="spellStart"/>
+      <w:r>
+        <w:rPr>
+          <w:sz w:val="24"/>
+          <w:szCs w:val="24"/>
+        </w:rPr>
+        <w:t>update_</w:t>
+      </w:r>
+      <w:proofErr w:type="gramStart"/>
+      <w:r>
+        <w:rPr>
+          <w:sz w:val="24"/>
+          <w:szCs w:val="24"/>
+        </w:rPr>
+        <w:t>gui</w:t>
+      </w:r>
+      <w:proofErr w:type="spellEnd"/>
+      <w:r>
+        <w:rPr>
+          <w:sz w:val="24"/>
+          <w:szCs w:val="24"/>
+        </w:rPr>
+        <w:t>(</w:t>
+      </w:r>
+      <w:proofErr w:type="gramEnd"/>
+      <w:r>
+        <w:rPr>
+          <w:sz w:val="24"/>
+          <w:szCs w:val="24"/>
+        </w:rPr>
+        <w:t>)</w:t>
+      </w:r>
+    </w:p>
+    <w:p>
+      <w:pPr>
+        <w:pBdr>
+          <w:top w:val="single" w:sz="4" w:space="1" w:color="auto"/>
+          <w:left w:val="single" w:sz="4" w:space="4" w:color="auto"/>
+          <w:bottom w:val="single" w:sz="4" w:space="1" w:color="auto"/>
+          <w:right w:val="single" w:sz="4" w:space="4" w:color="auto"/>
+        </w:pBdr>
+        <w:ind w:firstLine="709"/>
+        <w:rPr>
+          <w:sz w:val="24"/>
+          <w:szCs w:val="24"/>
+        </w:rPr>
+      </w:pPr>
+    </w:p>
+    <w:p>
+      <w:pPr>
+        <w:pBdr>
+          <w:top w:val="single" w:sz="4" w:space="1" w:color="auto"/>
+          <w:left w:val="single" w:sz="4" w:space="4" w:color="auto"/>
+          <w:bottom w:val="single" w:sz="4" w:space="1" w:color="auto"/>
+          <w:right w:val="single" w:sz="4" w:space="4" w:color="auto"/>
+        </w:pBdr>
+        <w:ind w:firstLine="709"/>
+        <w:rPr>
+          <w:sz w:val="24"/>
+          <w:szCs w:val="24"/>
+        </w:rPr>
+      </w:pPr>
+      <w:proofErr w:type="spellStart"/>
+      <w:r>
+        <w:rPr>
+          <w:sz w:val="24"/>
+          <w:szCs w:val="24"/>
+        </w:rPr>
+        <w:t>step_btn</w:t>
+      </w:r>
+      <w:proofErr w:type="spellEnd"/>
+      <w:r>
+        <w:rPr>
+          <w:sz w:val="24"/>
+          <w:szCs w:val="24"/>
+        </w:rPr>
+        <w:t xml:space="preserve"> = </w:t>
+      </w:r>
+      <w:proofErr w:type="spellStart"/>
+      <w:proofErr w:type="gramStart"/>
+      <w:r>
+        <w:rPr>
+          <w:sz w:val="24"/>
+          <w:szCs w:val="24"/>
+        </w:rPr>
+        <w:t>widgets.Button</w:t>
+      </w:r>
+      <w:proofErr w:type="spellEnd"/>
+      <w:proofErr w:type="gramEnd"/>
+      <w:r>
+        <w:rPr>
+          <w:sz w:val="24"/>
+          <w:szCs w:val="24"/>
+        </w:rPr>
+        <w:t>(description="STEP")</w:t>
+      </w:r>
+    </w:p>
+    <w:p>
+      <w:pPr>
+        <w:pBdr>
+          <w:top w:val="single" w:sz="4" w:space="1" w:color="auto"/>
+          <w:left w:val="single" w:sz="4" w:space="4" w:color="auto"/>
+          <w:bottom w:val="single" w:sz="4" w:space="1" w:color="auto"/>
+          <w:right w:val="single" w:sz="4" w:space="4" w:color="auto"/>
+        </w:pBdr>
+        <w:ind w:firstLine="709"/>
+        <w:rPr>
+          <w:sz w:val="24"/>
+          <w:szCs w:val="24"/>
+        </w:rPr>
+      </w:pPr>
+      <w:proofErr w:type="spellStart"/>
+      <w:r>
+        <w:rPr>
+          <w:sz w:val="24"/>
+          <w:szCs w:val="24"/>
+        </w:rPr>
+        <w:t>run_btn</w:t>
+      </w:r>
+      <w:proofErr w:type="spellEnd"/>
+      <w:r>
+        <w:rPr>
+          <w:sz w:val="24"/>
+          <w:szCs w:val="24"/>
+        </w:rPr>
+        <w:t xml:space="preserve"> = </w:t>
+      </w:r>
+      <w:proofErr w:type="spellStart"/>
+      <w:proofErr w:type="gramStart"/>
+      <w:r>
+        <w:rPr>
+          <w:sz w:val="24"/>
+          <w:szCs w:val="24"/>
+        </w:rPr>
+        <w:t>widgets.Button</w:t>
+      </w:r>
+      <w:proofErr w:type="spellEnd"/>
+      <w:proofErr w:type="gramEnd"/>
+      <w:r>
+        <w:rPr>
+          <w:sz w:val="24"/>
+          <w:szCs w:val="24"/>
+        </w:rPr>
+        <w:t>(description="RUN")</w:t>
+      </w:r>
+    </w:p>
+    <w:p>
+      <w:pPr>
+        <w:pBdr>
+          <w:top w:val="single" w:sz="4" w:space="1" w:color="auto"/>
+          <w:left w:val="single" w:sz="4" w:space="4" w:color="auto"/>
+          <w:bottom w:val="single" w:sz="4" w:space="1" w:color="auto"/>
+          <w:right w:val="single" w:sz="4" w:space="4" w:color="auto"/>
+        </w:pBdr>
+        <w:ind w:firstLine="709"/>
+        <w:rPr>
+          <w:sz w:val="24"/>
+          <w:szCs w:val="24"/>
+        </w:rPr>
+      </w:pPr>
+      <w:proofErr w:type="spellStart"/>
+      <w:r>
+        <w:rPr>
+          <w:sz w:val="24"/>
+          <w:szCs w:val="24"/>
+        </w:rPr>
+        <w:t>reset_btn</w:t>
+      </w:r>
+      <w:proofErr w:type="spellEnd"/>
+      <w:r>
+        <w:rPr>
+          <w:sz w:val="24"/>
+          <w:szCs w:val="24"/>
+        </w:rPr>
+        <w:t xml:space="preserve"> = </w:t>
+      </w:r>
+      <w:proofErr w:type="spellStart"/>
+      <w:proofErr w:type="gramStart"/>
+      <w:r>
+        <w:rPr>
+          <w:sz w:val="24"/>
+          <w:szCs w:val="24"/>
+        </w:rPr>
+        <w:t>widgets.Button</w:t>
+      </w:r>
+      <w:proofErr w:type="spellEnd"/>
+      <w:proofErr w:type="gramEnd"/>
+      <w:r>
+        <w:rPr>
+          <w:sz w:val="24"/>
+          <w:szCs w:val="24"/>
+        </w:rPr>
+        <w:t>(description="RESET")</w:t>
+      </w:r>
+    </w:p>
+    <w:p>
+      <w:pPr>
+        <w:pBdr>
+          <w:top w:val="single" w:sz="4" w:space="1" w:color="auto"/>
+          <w:left w:val="single" w:sz="4" w:space="4" w:color="auto"/>
+          <w:bottom w:val="single" w:sz="4" w:space="1" w:color="auto"/>
+          <w:right w:val="single" w:sz="4" w:space="4" w:color="auto"/>
+        </w:pBdr>
+        <w:ind w:firstLine="709"/>
+        <w:rPr>
+          <w:sz w:val="24"/>
+          <w:szCs w:val="24"/>
+        </w:rPr>
+      </w:pPr>
+    </w:p>
+    <w:p>
+      <w:pPr>
+        <w:pBdr>
+          <w:top w:val="single" w:sz="4" w:space="1" w:color="auto"/>
+          <w:left w:val="single" w:sz="4" w:space="4" w:color="auto"/>
+          <w:bottom w:val="single" w:sz="4" w:space="1" w:color="auto"/>
+          <w:right w:val="single" w:sz="4" w:space="4" w:color="auto"/>
+        </w:pBdr>
+        <w:ind w:firstLine="709"/>
+        <w:rPr>
+          <w:sz w:val="24"/>
+          <w:szCs w:val="24"/>
+        </w:rPr>
+      </w:pPr>
+      <w:proofErr w:type="spellStart"/>
+      <w:r>
+        <w:rPr>
+          <w:sz w:val="24"/>
+          <w:szCs w:val="24"/>
+        </w:rPr>
+        <w:t>step_</w:t>
+      </w:r>
+      <w:proofErr w:type="gramStart"/>
+      <w:r>
+        <w:rPr>
+          <w:sz w:val="24"/>
+          <w:szCs w:val="24"/>
+        </w:rPr>
+        <w:t>btn.on</w:t>
+      </w:r>
+      <w:proofErr w:type="gramEnd"/>
+      <w:r>
+        <w:rPr>
+          <w:sz w:val="24"/>
+          <w:szCs w:val="24"/>
+        </w:rPr>
+        <w:t>_click</w:t>
+      </w:r>
+      <w:proofErr w:type="spellEnd"/>
+      <w:r>
+        <w:rPr>
+          <w:sz w:val="24"/>
+          <w:szCs w:val="24"/>
+        </w:rPr>
+        <w:t>(</w:t>
+      </w:r>
+      <w:proofErr w:type="spellStart"/>
+      <w:r>
+        <w:rPr>
+          <w:sz w:val="24"/>
+          <w:szCs w:val="24"/>
+        </w:rPr>
+        <w:t>step_clicked</w:t>
+      </w:r>
+      <w:proofErr w:type="spellEnd"/>
+      <w:r>
+        <w:rPr>
+          <w:sz w:val="24"/>
+          <w:szCs w:val="24"/>
+        </w:rPr>
+        <w:t>)</w:t>
+      </w:r>
+    </w:p>
+    <w:p>
+      <w:pPr>
+        <w:pBdr>
+          <w:top w:val="single" w:sz="4" w:space="1" w:color="auto"/>
+          <w:left w:val="single" w:sz="4" w:space="4" w:color="auto"/>
+          <w:bottom w:val="single" w:sz="4" w:space="1" w:color="auto"/>
+          <w:right w:val="single" w:sz="4" w:space="4" w:color="auto"/>
+        </w:pBdr>
+        <w:ind w:firstLine="709"/>
+        <w:rPr>
+          <w:sz w:val="24"/>
+          <w:szCs w:val="24"/>
+        </w:rPr>
+      </w:pPr>
+      <w:proofErr w:type="spellStart"/>
+      <w:r>
+        <w:rPr>
+          <w:sz w:val="24"/>
+          <w:szCs w:val="24"/>
+        </w:rPr>
+        <w:t>run_</w:t>
+      </w:r>
+      <w:proofErr w:type="gramStart"/>
+      <w:r>
+        <w:rPr>
+          <w:sz w:val="24"/>
+          <w:szCs w:val="24"/>
+        </w:rPr>
+        <w:t>btn.on</w:t>
+      </w:r>
+      <w:proofErr w:type="gramEnd"/>
+      <w:r>
+        <w:rPr>
+          <w:sz w:val="24"/>
+          <w:szCs w:val="24"/>
+        </w:rPr>
+        <w:t>_click</w:t>
+      </w:r>
+      <w:proofErr w:type="spellEnd"/>
+      <w:r>
+        <w:rPr>
+          <w:sz w:val="24"/>
+          <w:szCs w:val="24"/>
+        </w:rPr>
+        <w:t>(</w:t>
+      </w:r>
+      <w:proofErr w:type="spellStart"/>
+      <w:r>
+        <w:rPr>
+          <w:sz w:val="24"/>
+          <w:szCs w:val="24"/>
+        </w:rPr>
+        <w:t>run_clicked</w:t>
+      </w:r>
+      <w:proofErr w:type="spellEnd"/>
+      <w:r>
+        <w:rPr>
+          <w:sz w:val="24"/>
+          <w:szCs w:val="24"/>
+        </w:rPr>
+        <w:t>)</w:t>
+      </w:r>
+    </w:p>
+    <w:p>
+      <w:pPr>
+        <w:pBdr>
+          <w:top w:val="single" w:sz="4" w:space="1" w:color="auto"/>
+          <w:left w:val="single" w:sz="4" w:space="4" w:color="auto"/>
+          <w:bottom w:val="single" w:sz="4" w:space="1" w:color="auto"/>
+          <w:right w:val="single" w:sz="4" w:space="4" w:color="auto"/>
+        </w:pBdr>
+        <w:ind w:firstLine="709"/>
+        <w:rPr>
+          <w:sz w:val="24"/>
+          <w:szCs w:val="24"/>
+        </w:rPr>
+      </w:pPr>
+      <w:proofErr w:type="spellStart"/>
+      <w:r>
+        <w:rPr>
+          <w:sz w:val="24"/>
+          <w:szCs w:val="24"/>
+        </w:rPr>
+        <w:t>reset_</w:t>
+      </w:r>
+      <w:proofErr w:type="gramStart"/>
+      <w:r>
+        <w:rPr>
+          <w:sz w:val="24"/>
+          <w:szCs w:val="24"/>
+        </w:rPr>
+        <w:t>btn.on</w:t>
+      </w:r>
+      <w:proofErr w:type="gramEnd"/>
+      <w:r>
+        <w:rPr>
+          <w:sz w:val="24"/>
+          <w:szCs w:val="24"/>
+        </w:rPr>
+        <w:t>_click</w:t>
+      </w:r>
+      <w:proofErr w:type="spellEnd"/>
+      <w:r>
+        <w:rPr>
+          <w:sz w:val="24"/>
+          <w:szCs w:val="24"/>
+        </w:rPr>
+        <w:t>(</w:t>
+      </w:r>
+      <w:proofErr w:type="spellStart"/>
+      <w:r>
+        <w:rPr>
+          <w:sz w:val="24"/>
+          <w:szCs w:val="24"/>
+        </w:rPr>
+        <w:t>reset_clicked</w:t>
+      </w:r>
+      <w:proofErr w:type="spellEnd"/>
+      <w:r>
+        <w:rPr>
+          <w:sz w:val="24"/>
+          <w:szCs w:val="24"/>
+        </w:rPr>
+        <w:t>)</w:t>
+      </w:r>
+    </w:p>
+    <w:p>
+      <w:pPr>
+        <w:pBdr>
+          <w:top w:val="single" w:sz="4" w:space="1" w:color="auto"/>
+          <w:left w:val="single" w:sz="4" w:space="4" w:color="auto"/>
+          <w:bottom w:val="single" w:sz="4" w:space="1" w:color="auto"/>
+          <w:right w:val="single" w:sz="4" w:space="4" w:color="auto"/>
+        </w:pBdr>
+        <w:ind w:firstLine="709"/>
+        <w:rPr>
+          <w:sz w:val="24"/>
+          <w:szCs w:val="24"/>
+        </w:rPr>
+      </w:pPr>
+    </w:p>
+    <w:p>
+      <w:pPr>
+        <w:pBdr>
+          <w:top w:val="single" w:sz="4" w:space="1" w:color="auto"/>
+          <w:left w:val="single" w:sz="4" w:space="4" w:color="auto"/>
+          <w:bottom w:val="single" w:sz="4" w:space="1" w:color="auto"/>
+          <w:right w:val="single" w:sz="4" w:space="4" w:color="auto"/>
+        </w:pBdr>
+        <w:ind w:firstLine="709"/>
+        <w:rPr>
+          <w:sz w:val="24"/>
+          <w:szCs w:val="24"/>
+        </w:rPr>
+      </w:pPr>
+      <w:proofErr w:type="gramStart"/>
+      <w:r>
+        <w:rPr>
+          <w:sz w:val="24"/>
+          <w:szCs w:val="24"/>
+        </w:rPr>
+        <w:t>display(</w:t>
+      </w:r>
+      <w:proofErr w:type="spellStart"/>
+      <w:r>
+        <w:rPr>
+          <w:sz w:val="24"/>
+          <w:szCs w:val="24"/>
+        </w:rPr>
+        <w:t>widgets.VBox</w:t>
+      </w:r>
+      <w:proofErr w:type="spellEnd"/>
+      <w:proofErr w:type="gramEnd"/>
+      <w:r>
+        <w:rPr>
+          <w:sz w:val="24"/>
+          <w:szCs w:val="24"/>
+        </w:rPr>
+        <w:t>([</w:t>
+      </w:r>
+    </w:p>
+    <w:p>
+      <w:pPr>
+        <w:pBdr>
+          <w:top w:val="single" w:sz="4" w:space="1" w:color="auto"/>
+          <w:left w:val="single" w:sz="4" w:space="4" w:color="auto"/>
+          <w:bottom w:val="single" w:sz="4" w:space="1" w:color="auto"/>
+          <w:right w:val="single" w:sz="4" w:space="4" w:color="auto"/>
+        </w:pBdr>
+        <w:ind w:firstLine="709"/>
+        <w:rPr>
+          <w:sz w:val="24"/>
+          <w:szCs w:val="24"/>
+        </w:rPr>
+      </w:pPr>
+      <w:r>
+        <w:rPr>
+          <w:sz w:val="24"/>
+          <w:szCs w:val="24"/>
+        </w:rPr>
+        <w:t xml:space="preserve">    </w:t>
+      </w:r>
+      <w:proofErr w:type="spellStart"/>
+      <w:proofErr w:type="gramStart"/>
+      <w:r>
+        <w:rPr>
+          <w:sz w:val="24"/>
+          <w:szCs w:val="24"/>
+        </w:rPr>
+        <w:t>widgets.HBox</w:t>
+      </w:r>
+      <w:proofErr w:type="spellEnd"/>
+      <w:proofErr w:type="gramEnd"/>
+      <w:r>
+        <w:rPr>
+          <w:sz w:val="24"/>
+          <w:szCs w:val="24"/>
+        </w:rPr>
+        <w:t>([</w:t>
+      </w:r>
+      <w:proofErr w:type="spellStart"/>
+      <w:r>
+        <w:rPr>
+          <w:sz w:val="24"/>
+          <w:szCs w:val="24"/>
+        </w:rPr>
+        <w:t>pc_label</w:t>
+      </w:r>
+      <w:proofErr w:type="spellEnd"/>
+      <w:r>
+        <w:rPr>
+          <w:sz w:val="24"/>
+          <w:szCs w:val="24"/>
+        </w:rPr>
+        <w:t xml:space="preserve">, </w:t>
+      </w:r>
+      <w:proofErr w:type="spellStart"/>
+      <w:r>
+        <w:rPr>
+          <w:sz w:val="24"/>
+          <w:szCs w:val="24"/>
+        </w:rPr>
+        <w:t>ir_label</w:t>
+      </w:r>
+      <w:proofErr w:type="spellEnd"/>
+      <w:r>
+        <w:rPr>
+          <w:sz w:val="24"/>
+          <w:szCs w:val="24"/>
+        </w:rPr>
+        <w:t xml:space="preserve">, </w:t>
+      </w:r>
+      <w:proofErr w:type="spellStart"/>
+      <w:r>
+        <w:rPr>
+          <w:sz w:val="24"/>
+          <w:szCs w:val="24"/>
+        </w:rPr>
+        <w:t>flags_label</w:t>
+      </w:r>
+      <w:proofErr w:type="spellEnd"/>
+      <w:r>
+        <w:rPr>
+          <w:sz w:val="24"/>
+          <w:szCs w:val="24"/>
+        </w:rPr>
+        <w:t>]),</w:t>
+      </w:r>
+    </w:p>
+    <w:p>
+      <w:pPr>
+        <w:pBdr>
+          <w:top w:val="single" w:sz="4" w:space="1" w:color="auto"/>
+          <w:left w:val="single" w:sz="4" w:space="4" w:color="auto"/>
+          <w:bottom w:val="single" w:sz="4" w:space="1" w:color="auto"/>
+          <w:right w:val="single" w:sz="4" w:space="4" w:color="auto"/>
+        </w:pBdr>
+        <w:ind w:firstLine="709"/>
+        <w:rPr>
+          <w:sz w:val="24"/>
+          <w:szCs w:val="24"/>
+        </w:rPr>
+      </w:pPr>
+      <w:r>
+        <w:rPr>
+          <w:sz w:val="24"/>
+          <w:szCs w:val="24"/>
+        </w:rPr>
+        <w:t xml:space="preserve">    </w:t>
+      </w:r>
+      <w:proofErr w:type="spellStart"/>
+      <w:proofErr w:type="gramStart"/>
+      <w:r>
+        <w:rPr>
+          <w:sz w:val="24"/>
+          <w:szCs w:val="24"/>
+        </w:rPr>
+        <w:t>widgets.HBox</w:t>
+      </w:r>
+      <w:proofErr w:type="spellEnd"/>
+      <w:proofErr w:type="gramEnd"/>
+      <w:r>
+        <w:rPr>
+          <w:sz w:val="24"/>
+          <w:szCs w:val="24"/>
+        </w:rPr>
+        <w:t>([</w:t>
+      </w:r>
+      <w:proofErr w:type="spellStart"/>
+      <w:r>
+        <w:rPr>
+          <w:sz w:val="24"/>
+          <w:szCs w:val="24"/>
+        </w:rPr>
+        <w:t>stack_box</w:t>
+      </w:r>
+      <w:proofErr w:type="spellEnd"/>
+      <w:r>
+        <w:rPr>
+          <w:sz w:val="24"/>
+          <w:szCs w:val="24"/>
+        </w:rPr>
+        <w:t xml:space="preserve">, </w:t>
+      </w:r>
+      <w:proofErr w:type="spellStart"/>
+      <w:r>
+        <w:rPr>
+          <w:sz w:val="24"/>
+          <w:szCs w:val="24"/>
+        </w:rPr>
+        <w:t>ram_box</w:t>
+      </w:r>
+      <w:proofErr w:type="spellEnd"/>
+      <w:r>
+        <w:rPr>
+          <w:sz w:val="24"/>
+          <w:szCs w:val="24"/>
+        </w:rPr>
+        <w:t>]),</w:t>
+      </w:r>
+    </w:p>
+    <w:p>
+      <w:pPr>
+        <w:pBdr>
+          <w:top w:val="single" w:sz="4" w:space="1" w:color="auto"/>
+          <w:left w:val="single" w:sz="4" w:space="4" w:color="auto"/>
+          <w:bottom w:val="single" w:sz="4" w:space="1" w:color="auto"/>
+          <w:right w:val="single" w:sz="4" w:space="4" w:color="auto"/>
+        </w:pBdr>
+        <w:ind w:firstLine="709"/>
+        <w:rPr>
+          <w:sz w:val="24"/>
+          <w:szCs w:val="24"/>
+        </w:rPr>
+      </w:pPr>
+      <w:r>
+        <w:rPr>
+          <w:sz w:val="24"/>
+          <w:szCs w:val="24"/>
+        </w:rPr>
+        <w:t xml:space="preserve">    </w:t>
+      </w:r>
+      <w:proofErr w:type="spellStart"/>
+      <w:proofErr w:type="gramStart"/>
+      <w:r>
+        <w:rPr>
+          <w:sz w:val="24"/>
+          <w:szCs w:val="24"/>
+        </w:rPr>
+        <w:t>widgets.HBox</w:t>
+      </w:r>
+      <w:proofErr w:type="spellEnd"/>
+      <w:proofErr w:type="gramEnd"/>
+      <w:r>
+        <w:rPr>
+          <w:sz w:val="24"/>
+          <w:szCs w:val="24"/>
+        </w:rPr>
+        <w:t>([</w:t>
+      </w:r>
+      <w:proofErr w:type="spellStart"/>
+      <w:r>
+        <w:rPr>
+          <w:sz w:val="24"/>
+          <w:szCs w:val="24"/>
+        </w:rPr>
+        <w:t>step_btn</w:t>
+      </w:r>
+      <w:proofErr w:type="spellEnd"/>
+      <w:r>
+        <w:rPr>
+          <w:sz w:val="24"/>
+          <w:szCs w:val="24"/>
+        </w:rPr>
+        <w:t xml:space="preserve">, </w:t>
+      </w:r>
+      <w:proofErr w:type="spellStart"/>
+      <w:r>
+        <w:rPr>
+          <w:sz w:val="24"/>
+          <w:szCs w:val="24"/>
+        </w:rPr>
+        <w:t>run_btn</w:t>
+      </w:r>
+      <w:proofErr w:type="spellEnd"/>
+      <w:r>
+        <w:rPr>
+          <w:sz w:val="24"/>
+          <w:szCs w:val="24"/>
+        </w:rPr>
+        <w:t xml:space="preserve">, </w:t>
+      </w:r>
+      <w:proofErr w:type="spellStart"/>
+      <w:r>
+        <w:rPr>
+          <w:sz w:val="24"/>
+          <w:szCs w:val="24"/>
+        </w:rPr>
+        <w:t>reset_btn</w:t>
+      </w:r>
+      <w:proofErr w:type="spellEnd"/>
+      <w:r>
+        <w:rPr>
+          <w:sz w:val="24"/>
+          <w:szCs w:val="24"/>
+        </w:rPr>
+        <w:t>])</w:t>
+      </w:r>
+    </w:p>
+    <w:p>
+      <w:pPr>
+        <w:pBdr>
+          <w:top w:val="single" w:sz="4" w:space="1" w:color="auto"/>
+          <w:left w:val="single" w:sz="4" w:space="4" w:color="auto"/>
+          <w:bottom w:val="single" w:sz="4" w:space="1" w:color="auto"/>
+          <w:right w:val="single" w:sz="4" w:space="4" w:color="auto"/>
+        </w:pBdr>
+        <w:ind w:firstLine="709"/>
+        <w:rPr>
+          <w:sz w:val="24"/>
+          <w:szCs w:val="24"/>
+          <w:lang w:val="ru-RU"/>
+        </w:rPr>
+      </w:pPr>
+      <w:r>
+        <w:rPr>
+          <w:sz w:val="24"/>
+          <w:szCs w:val="24"/>
+          <w:lang w:val="ru-RU"/>
+        </w:rPr>
+        <w:t>]))</w:t>
+      </w:r>
+    </w:p>
+    <w:p>
+      <w:pPr>
+        <w:ind w:firstLine="709"/>
+        <w:rPr>
+          <w:szCs w:val="28"/>
+          <w:lang w:val="ru-RU"/>
+        </w:rPr>
+      </w:pPr>
+    </w:p>
+    <w:p>
+      <w:pPr>
+        <w:ind w:firstLine="709"/>
+        <w:rPr>
+          <w:szCs w:val="28"/>
+          <w:lang w:val="ru-RU"/>
+        </w:rPr>
+      </w:pPr>
+    </w:p>
+    <w:p>
+      <w:pPr>
+        <w:ind w:firstLine="709"/>
+        <w:rPr>
+          <w:szCs w:val="28"/>
+          <w:lang w:val="ru-RU"/>
+        </w:rPr>
+      </w:pPr>
+      <w:r>
+        <w:rPr>
+          <w:szCs w:val="28"/>
+          <w:lang w:val="ru-RU"/>
+        </w:rPr>
+        <w:lastRenderedPageBreak/>
+        <w:t xml:space="preserve">Листинг </w:t>
+      </w:r>
+      <w:r>
+        <w:rPr>
+          <w:szCs w:val="28"/>
+          <w:lang w:val="ru-RU"/>
+        </w:rPr>
+        <w:t>4</w:t>
+      </w:r>
+      <w:r>
+        <w:rPr>
+          <w:szCs w:val="28"/>
+          <w:lang w:val="ru-RU"/>
+        </w:rPr>
+        <w:t xml:space="preserve"> – Код программы ассемблера</w:t>
+      </w:r>
+    </w:p>
+    <w:p>
+      <w:pPr>
+        <w:pBdr>
+          <w:top w:val="single" w:sz="4" w:space="1" w:color="auto"/>
+          <w:left w:val="single" w:sz="4" w:space="4" w:color="auto"/>
+          <w:bottom w:val="single" w:sz="4" w:space="1" w:color="auto"/>
+          <w:right w:val="single" w:sz="4" w:space="4" w:color="auto"/>
+        </w:pBdr>
+        <w:ind w:firstLine="709"/>
+        <w:rPr>
+          <w:sz w:val="24"/>
+          <w:szCs w:val="24"/>
+          <w:lang w:val="ru-RU"/>
+        </w:rPr>
+      </w:pPr>
+      <w:r>
+        <w:rPr>
+          <w:sz w:val="24"/>
+          <w:szCs w:val="24"/>
+        </w:rPr>
+        <w:t>program</w:t>
+      </w:r>
+      <w:r>
+        <w:rPr>
+          <w:sz w:val="24"/>
+          <w:szCs w:val="24"/>
+          <w:lang w:val="ru-RU"/>
+        </w:rPr>
+        <w:t xml:space="preserve"> = [</w:t>
+      </w:r>
+    </w:p>
+    <w:p>
+      <w:pPr>
+        <w:pBdr>
+          <w:top w:val="single" w:sz="4" w:space="1" w:color="auto"/>
+          <w:left w:val="single" w:sz="4" w:space="4" w:color="auto"/>
+          <w:bottom w:val="single" w:sz="4" w:space="1" w:color="auto"/>
+          <w:right w:val="single" w:sz="4" w:space="4" w:color="auto"/>
+        </w:pBdr>
+        <w:ind w:firstLine="709"/>
+        <w:rPr>
+          <w:sz w:val="24"/>
+          <w:szCs w:val="24"/>
+        </w:rPr>
+      </w:pPr>
+      <w:r>
+        <w:rPr>
+          <w:sz w:val="24"/>
+          <w:szCs w:val="24"/>
+        </w:rPr>
+        <w:t> </w:t>
+      </w:r>
+      <w:r>
+        <w:rPr>
+          <w:sz w:val="24"/>
+          <w:szCs w:val="24"/>
+          <w:lang w:val="ru-RU"/>
+        </w:rPr>
+        <w:t xml:space="preserve"> </w:t>
+      </w:r>
+      <w:r>
+        <w:rPr>
+          <w:sz w:val="24"/>
+          <w:szCs w:val="24"/>
+        </w:rPr>
+        <w:t> </w:t>
+      </w:r>
+      <w:r>
+        <w:rPr>
+          <w:sz w:val="24"/>
+          <w:szCs w:val="24"/>
+          <w:lang w:val="ru-RU"/>
+        </w:rPr>
+        <w:t xml:space="preserve"> </w:t>
+      </w:r>
+      <w:r>
+        <w:rPr>
+          <w:sz w:val="24"/>
+          <w:szCs w:val="24"/>
+        </w:rPr>
+        <w:t>"PUSH 0",</w:t>
+      </w:r>
+    </w:p>
+    <w:p>
+      <w:pPr>
+        <w:pBdr>
+          <w:top w:val="single" w:sz="4" w:space="1" w:color="auto"/>
+          <w:left w:val="single" w:sz="4" w:space="4" w:color="auto"/>
+          <w:bottom w:val="single" w:sz="4" w:space="1" w:color="auto"/>
+          <w:right w:val="single" w:sz="4" w:space="4" w:color="auto"/>
+        </w:pBdr>
+        <w:ind w:firstLine="709"/>
+        <w:rPr>
+          <w:sz w:val="24"/>
+          <w:szCs w:val="24"/>
+        </w:rPr>
+      </w:pPr>
+      <w:r>
+        <w:rPr>
+          <w:sz w:val="24"/>
+          <w:szCs w:val="24"/>
+        </w:rPr>
+        <w:t>    "STORE 190",</w:t>
+      </w:r>
+    </w:p>
+    <w:p>
+      <w:pPr>
+        <w:pBdr>
+          <w:top w:val="single" w:sz="4" w:space="1" w:color="auto"/>
+          <w:left w:val="single" w:sz="4" w:space="4" w:color="auto"/>
+          <w:bottom w:val="single" w:sz="4" w:space="1" w:color="auto"/>
+          <w:right w:val="single" w:sz="4" w:space="4" w:color="auto"/>
+        </w:pBdr>
+        <w:ind w:firstLine="709"/>
+        <w:rPr>
+          <w:sz w:val="24"/>
+          <w:szCs w:val="24"/>
+        </w:rPr>
+      </w:pPr>
+      <w:r>
+        <w:rPr>
+          <w:sz w:val="24"/>
+          <w:szCs w:val="24"/>
+        </w:rPr>
+        <w:t>    "PUSH 0",</w:t>
+      </w:r>
+    </w:p>
+    <w:p>
+      <w:pPr>
+        <w:pBdr>
+          <w:top w:val="single" w:sz="4" w:space="1" w:color="auto"/>
+          <w:left w:val="single" w:sz="4" w:space="4" w:color="auto"/>
+          <w:bottom w:val="single" w:sz="4" w:space="1" w:color="auto"/>
+          <w:right w:val="single" w:sz="4" w:space="4" w:color="auto"/>
+        </w:pBdr>
+        <w:ind w:firstLine="709"/>
+        <w:rPr>
+          <w:sz w:val="24"/>
+          <w:szCs w:val="24"/>
+        </w:rPr>
+      </w:pPr>
+      <w:r>
+        <w:rPr>
+          <w:sz w:val="24"/>
+          <w:szCs w:val="24"/>
+        </w:rPr>
+        <w:t>    "STORE 191",</w:t>
+      </w:r>
+    </w:p>
+    <w:p>
+      <w:pPr>
+        <w:pBdr>
+          <w:top w:val="single" w:sz="4" w:space="1" w:color="auto"/>
+          <w:left w:val="single" w:sz="4" w:space="4" w:color="auto"/>
+          <w:bottom w:val="single" w:sz="4" w:space="1" w:color="auto"/>
+          <w:right w:val="single" w:sz="4" w:space="4" w:color="auto"/>
+        </w:pBdr>
+        <w:ind w:firstLine="709"/>
+        <w:rPr>
+          <w:sz w:val="24"/>
+          <w:szCs w:val="24"/>
+        </w:rPr>
+      </w:pPr>
+    </w:p>
+    <w:p>
+      <w:pPr>
+        <w:pBdr>
+          <w:top w:val="single" w:sz="4" w:space="1" w:color="auto"/>
+          <w:left w:val="single" w:sz="4" w:space="4" w:color="auto"/>
+          <w:bottom w:val="single" w:sz="4" w:space="1" w:color="auto"/>
+          <w:right w:val="single" w:sz="4" w:space="4" w:color="auto"/>
+        </w:pBdr>
+        <w:ind w:firstLine="709"/>
+        <w:rPr>
+          <w:sz w:val="24"/>
+          <w:szCs w:val="24"/>
+        </w:rPr>
+      </w:pPr>
+      <w:r>
+        <w:rPr>
+          <w:sz w:val="24"/>
+          <w:szCs w:val="24"/>
+        </w:rPr>
+        <w:t>"LOOP:",</w:t>
+      </w:r>
+    </w:p>
+    <w:p>
+      <w:pPr>
+        <w:pBdr>
+          <w:top w:val="single" w:sz="4" w:space="1" w:color="auto"/>
+          <w:left w:val="single" w:sz="4" w:space="4" w:color="auto"/>
+          <w:bottom w:val="single" w:sz="4" w:space="1" w:color="auto"/>
+          <w:right w:val="single" w:sz="4" w:space="4" w:color="auto"/>
+        </w:pBdr>
+        <w:ind w:firstLine="709"/>
+        <w:rPr>
+          <w:sz w:val="24"/>
+          <w:szCs w:val="24"/>
+        </w:rPr>
+      </w:pPr>
+      <w:r>
+        <w:rPr>
+          <w:sz w:val="24"/>
+          <w:szCs w:val="24"/>
+        </w:rPr>
+        <w:t>    "LOAD 191",</w:t>
+      </w:r>
+    </w:p>
+    <w:p>
+      <w:pPr>
+        <w:pBdr>
+          <w:top w:val="single" w:sz="4" w:space="1" w:color="auto"/>
+          <w:left w:val="single" w:sz="4" w:space="4" w:color="auto"/>
+          <w:bottom w:val="single" w:sz="4" w:space="1" w:color="auto"/>
+          <w:right w:val="single" w:sz="4" w:space="4" w:color="auto"/>
+        </w:pBdr>
+        <w:ind w:firstLine="709"/>
+        <w:rPr>
+          <w:sz w:val="24"/>
+          <w:szCs w:val="24"/>
+        </w:rPr>
+      </w:pPr>
+      <w:r>
+        <w:rPr>
+          <w:sz w:val="24"/>
+          <w:szCs w:val="24"/>
+        </w:rPr>
+        <w:t>    "LOAD 199",</w:t>
+      </w:r>
+    </w:p>
+    <w:p>
+      <w:pPr>
+        <w:pBdr>
+          <w:top w:val="single" w:sz="4" w:space="1" w:color="auto"/>
+          <w:left w:val="single" w:sz="4" w:space="4" w:color="auto"/>
+          <w:bottom w:val="single" w:sz="4" w:space="1" w:color="auto"/>
+          <w:right w:val="single" w:sz="4" w:space="4" w:color="auto"/>
+        </w:pBdr>
+        <w:ind w:firstLine="709"/>
+        <w:rPr>
+          <w:sz w:val="24"/>
+          <w:szCs w:val="24"/>
+        </w:rPr>
+      </w:pPr>
+      <w:r>
+        <w:rPr>
+          <w:sz w:val="24"/>
+          <w:szCs w:val="24"/>
+        </w:rPr>
+        <w:t>    "CMP",</w:t>
+      </w:r>
+    </w:p>
+    <w:p>
+      <w:pPr>
+        <w:pBdr>
+          <w:top w:val="single" w:sz="4" w:space="1" w:color="auto"/>
+          <w:left w:val="single" w:sz="4" w:space="4" w:color="auto"/>
+          <w:bottom w:val="single" w:sz="4" w:space="1" w:color="auto"/>
+          <w:right w:val="single" w:sz="4" w:space="4" w:color="auto"/>
+        </w:pBdr>
+        <w:ind w:firstLine="709"/>
+        <w:rPr>
+          <w:sz w:val="24"/>
+          <w:szCs w:val="24"/>
+        </w:rPr>
+      </w:pPr>
+      <w:r>
+        <w:rPr>
+          <w:sz w:val="24"/>
+          <w:szCs w:val="24"/>
+        </w:rPr>
+        <w:t>    "JZ END",</w:t>
+      </w:r>
+    </w:p>
+    <w:p>
+      <w:pPr>
+        <w:pBdr>
+          <w:top w:val="single" w:sz="4" w:space="1" w:color="auto"/>
+          <w:left w:val="single" w:sz="4" w:space="4" w:color="auto"/>
+          <w:bottom w:val="single" w:sz="4" w:space="1" w:color="auto"/>
+          <w:right w:val="single" w:sz="4" w:space="4" w:color="auto"/>
+        </w:pBdr>
+        <w:ind w:firstLine="709"/>
+        <w:rPr>
+          <w:sz w:val="24"/>
+          <w:szCs w:val="24"/>
+        </w:rPr>
+      </w:pPr>
+      <w:r>
+        <w:rPr>
+          <w:sz w:val="24"/>
+          <w:szCs w:val="24"/>
+        </w:rPr>
+        <w:t>    "LOAD 190",</w:t>
+      </w:r>
+    </w:p>
+    <w:p>
+      <w:pPr>
+        <w:pBdr>
+          <w:top w:val="single" w:sz="4" w:space="1" w:color="auto"/>
+          <w:left w:val="single" w:sz="4" w:space="4" w:color="auto"/>
+          <w:bottom w:val="single" w:sz="4" w:space="1" w:color="auto"/>
+          <w:right w:val="single" w:sz="4" w:space="4" w:color="auto"/>
+        </w:pBdr>
+        <w:ind w:firstLine="709"/>
+        <w:rPr>
+          <w:sz w:val="24"/>
+          <w:szCs w:val="24"/>
+        </w:rPr>
+      </w:pPr>
+      <w:r>
+        <w:rPr>
+          <w:sz w:val="24"/>
+          <w:szCs w:val="24"/>
+        </w:rPr>
+        <w:t>    "PUSH 200",</w:t>
+      </w:r>
+    </w:p>
+    <w:p>
+      <w:pPr>
+        <w:pBdr>
+          <w:top w:val="single" w:sz="4" w:space="1" w:color="auto"/>
+          <w:left w:val="single" w:sz="4" w:space="4" w:color="auto"/>
+          <w:bottom w:val="single" w:sz="4" w:space="1" w:color="auto"/>
+          <w:right w:val="single" w:sz="4" w:space="4" w:color="auto"/>
+        </w:pBdr>
+        <w:ind w:firstLine="709"/>
+        <w:rPr>
+          <w:sz w:val="24"/>
+          <w:szCs w:val="24"/>
+        </w:rPr>
+      </w:pPr>
+      <w:r>
+        <w:rPr>
+          <w:sz w:val="24"/>
+          <w:szCs w:val="24"/>
+        </w:rPr>
+        <w:t>    "LOAD 191",</w:t>
+      </w:r>
+    </w:p>
+    <w:p>
+      <w:pPr>
+        <w:pBdr>
+          <w:top w:val="single" w:sz="4" w:space="1" w:color="auto"/>
+          <w:left w:val="single" w:sz="4" w:space="4" w:color="auto"/>
+          <w:bottom w:val="single" w:sz="4" w:space="1" w:color="auto"/>
+          <w:right w:val="single" w:sz="4" w:space="4" w:color="auto"/>
+        </w:pBdr>
+        <w:ind w:firstLine="709"/>
+        <w:rPr>
+          <w:sz w:val="24"/>
+          <w:szCs w:val="24"/>
+        </w:rPr>
+      </w:pPr>
+      <w:r>
+        <w:rPr>
+          <w:sz w:val="24"/>
+          <w:szCs w:val="24"/>
+        </w:rPr>
+        <w:t>    "ADD",</w:t>
+      </w:r>
+    </w:p>
+    <w:p>
+      <w:pPr>
+        <w:pBdr>
+          <w:top w:val="single" w:sz="4" w:space="1" w:color="auto"/>
+          <w:left w:val="single" w:sz="4" w:space="4" w:color="auto"/>
+          <w:bottom w:val="single" w:sz="4" w:space="1" w:color="auto"/>
+          <w:right w:val="single" w:sz="4" w:space="4" w:color="auto"/>
+        </w:pBdr>
+        <w:ind w:firstLine="709"/>
+        <w:rPr>
+          <w:sz w:val="24"/>
+          <w:szCs w:val="24"/>
+        </w:rPr>
+      </w:pPr>
+      <w:r>
+        <w:rPr>
+          <w:sz w:val="24"/>
+          <w:szCs w:val="24"/>
+        </w:rPr>
+        <w:t>    "LOAD",</w:t>
+      </w:r>
+    </w:p>
+    <w:p>
+      <w:pPr>
+        <w:pBdr>
+          <w:top w:val="single" w:sz="4" w:space="1" w:color="auto"/>
+          <w:left w:val="single" w:sz="4" w:space="4" w:color="auto"/>
+          <w:bottom w:val="single" w:sz="4" w:space="1" w:color="auto"/>
+          <w:right w:val="single" w:sz="4" w:space="4" w:color="auto"/>
+        </w:pBdr>
+        <w:ind w:firstLine="709"/>
+        <w:rPr>
+          <w:sz w:val="24"/>
+          <w:szCs w:val="24"/>
+        </w:rPr>
+      </w:pPr>
+      <w:r>
+        <w:rPr>
+          <w:sz w:val="24"/>
+          <w:szCs w:val="24"/>
+        </w:rPr>
+        <w:t>    "ADD",</w:t>
+      </w:r>
+    </w:p>
+    <w:p>
+      <w:pPr>
+        <w:pBdr>
+          <w:top w:val="single" w:sz="4" w:space="1" w:color="auto"/>
+          <w:left w:val="single" w:sz="4" w:space="4" w:color="auto"/>
+          <w:bottom w:val="single" w:sz="4" w:space="1" w:color="auto"/>
+          <w:right w:val="single" w:sz="4" w:space="4" w:color="auto"/>
+        </w:pBdr>
+        <w:ind w:firstLine="709"/>
+        <w:rPr>
+          <w:sz w:val="24"/>
+          <w:szCs w:val="24"/>
+        </w:rPr>
+      </w:pPr>
+      <w:r>
+        <w:rPr>
+          <w:sz w:val="24"/>
+          <w:szCs w:val="24"/>
+        </w:rPr>
+        <w:t>    "STORE 190",</w:t>
+      </w:r>
+    </w:p>
+    <w:p>
+      <w:pPr>
+        <w:pBdr>
+          <w:top w:val="single" w:sz="4" w:space="1" w:color="auto"/>
+          <w:left w:val="single" w:sz="4" w:space="4" w:color="auto"/>
+          <w:bottom w:val="single" w:sz="4" w:space="1" w:color="auto"/>
+          <w:right w:val="single" w:sz="4" w:space="4" w:color="auto"/>
+        </w:pBdr>
+        <w:ind w:firstLine="709"/>
+        <w:rPr>
+          <w:sz w:val="24"/>
+          <w:szCs w:val="24"/>
+        </w:rPr>
+      </w:pPr>
+      <w:r>
+        <w:rPr>
+          <w:sz w:val="24"/>
+          <w:szCs w:val="24"/>
+        </w:rPr>
+        <w:t>    "LOAD 191",</w:t>
+      </w:r>
+    </w:p>
+    <w:p>
+      <w:pPr>
+        <w:pBdr>
+          <w:top w:val="single" w:sz="4" w:space="1" w:color="auto"/>
+          <w:left w:val="single" w:sz="4" w:space="4" w:color="auto"/>
+          <w:bottom w:val="single" w:sz="4" w:space="1" w:color="auto"/>
+          <w:right w:val="single" w:sz="4" w:space="4" w:color="auto"/>
+        </w:pBdr>
+        <w:ind w:firstLine="709"/>
+        <w:rPr>
+          <w:sz w:val="24"/>
+          <w:szCs w:val="24"/>
+        </w:rPr>
+      </w:pPr>
+      <w:r>
+        <w:rPr>
+          <w:sz w:val="24"/>
+          <w:szCs w:val="24"/>
+        </w:rPr>
+        <w:t>    "PUSH 1",</w:t>
+      </w:r>
+    </w:p>
+    <w:p>
+      <w:pPr>
+        <w:pBdr>
+          <w:top w:val="single" w:sz="4" w:space="1" w:color="auto"/>
+          <w:left w:val="single" w:sz="4" w:space="4" w:color="auto"/>
+          <w:bottom w:val="single" w:sz="4" w:space="1" w:color="auto"/>
+          <w:right w:val="single" w:sz="4" w:space="4" w:color="auto"/>
+        </w:pBdr>
+        <w:ind w:firstLine="709"/>
+        <w:rPr>
+          <w:sz w:val="24"/>
+          <w:szCs w:val="24"/>
+        </w:rPr>
+      </w:pPr>
+      <w:r>
+        <w:rPr>
+          <w:sz w:val="24"/>
+          <w:szCs w:val="24"/>
+        </w:rPr>
+        <w:t>    "ADD",</w:t>
+      </w:r>
+    </w:p>
+    <w:p>
+      <w:pPr>
+        <w:pBdr>
+          <w:top w:val="single" w:sz="4" w:space="1" w:color="auto"/>
+          <w:left w:val="single" w:sz="4" w:space="4" w:color="auto"/>
+          <w:bottom w:val="single" w:sz="4" w:space="1" w:color="auto"/>
+          <w:right w:val="single" w:sz="4" w:space="4" w:color="auto"/>
+        </w:pBdr>
+        <w:ind w:firstLine="709"/>
+        <w:rPr>
+          <w:sz w:val="24"/>
+          <w:szCs w:val="24"/>
+        </w:rPr>
+      </w:pPr>
+      <w:r>
+        <w:rPr>
+          <w:sz w:val="24"/>
+          <w:szCs w:val="24"/>
+        </w:rPr>
+        <w:t>    "STORE 191",</w:t>
+      </w:r>
+    </w:p>
+    <w:p>
+      <w:pPr>
+        <w:pBdr>
+          <w:top w:val="single" w:sz="4" w:space="1" w:color="auto"/>
+          <w:left w:val="single" w:sz="4" w:space="4" w:color="auto"/>
+          <w:bottom w:val="single" w:sz="4" w:space="1" w:color="auto"/>
+          <w:right w:val="single" w:sz="4" w:space="4" w:color="auto"/>
+        </w:pBdr>
+        <w:ind w:firstLine="709"/>
+        <w:rPr>
+          <w:sz w:val="24"/>
+          <w:szCs w:val="24"/>
+        </w:rPr>
+      </w:pPr>
+      <w:r>
+        <w:rPr>
+          <w:sz w:val="24"/>
+          <w:szCs w:val="24"/>
+        </w:rPr>
+        <w:t>    "JMP LOOP",</w:t>
+      </w:r>
+    </w:p>
+    <w:p>
+      <w:pPr>
+        <w:pBdr>
+          <w:top w:val="single" w:sz="4" w:space="1" w:color="auto"/>
+          <w:left w:val="single" w:sz="4" w:space="4" w:color="auto"/>
+          <w:bottom w:val="single" w:sz="4" w:space="1" w:color="auto"/>
+          <w:right w:val="single" w:sz="4" w:space="4" w:color="auto"/>
+        </w:pBdr>
+        <w:ind w:firstLine="709"/>
+        <w:rPr>
+          <w:sz w:val="24"/>
+          <w:szCs w:val="24"/>
+        </w:rPr>
+      </w:pPr>
+      <w:r>
+        <w:rPr>
+          <w:sz w:val="24"/>
+          <w:szCs w:val="24"/>
+        </w:rPr>
+        <w:t>"END:",</w:t>
+      </w:r>
+    </w:p>
+    <w:p>
+      <w:pPr>
+        <w:pBdr>
+          <w:top w:val="single" w:sz="4" w:space="1" w:color="auto"/>
+          <w:left w:val="single" w:sz="4" w:space="4" w:color="auto"/>
+          <w:bottom w:val="single" w:sz="4" w:space="1" w:color="auto"/>
+          <w:right w:val="single" w:sz="4" w:space="4" w:color="auto"/>
+        </w:pBdr>
+        <w:ind w:firstLine="709"/>
+        <w:rPr>
+          <w:sz w:val="24"/>
+          <w:szCs w:val="24"/>
+        </w:rPr>
+      </w:pPr>
+      <w:r>
+        <w:rPr>
+          <w:sz w:val="24"/>
+          <w:szCs w:val="24"/>
+        </w:rPr>
+        <w:t>    "LOAD 190",</w:t>
+      </w:r>
+    </w:p>
+    <w:p>
+      <w:pPr>
+        <w:pBdr>
+          <w:top w:val="single" w:sz="4" w:space="1" w:color="auto"/>
+          <w:left w:val="single" w:sz="4" w:space="4" w:color="auto"/>
+          <w:bottom w:val="single" w:sz="4" w:space="1" w:color="auto"/>
+          <w:right w:val="single" w:sz="4" w:space="4" w:color="auto"/>
+        </w:pBdr>
+        <w:ind w:firstLine="709"/>
+        <w:rPr>
+          <w:sz w:val="24"/>
+          <w:szCs w:val="24"/>
+          <w:lang w:val="ru-RU"/>
+        </w:rPr>
+      </w:pPr>
+      <w:r>
+        <w:rPr>
+          <w:sz w:val="24"/>
+          <w:szCs w:val="24"/>
+        </w:rPr>
+        <w:t xml:space="preserve">    </w:t>
+      </w:r>
+      <w:r>
+        <w:rPr>
+          <w:sz w:val="24"/>
+          <w:szCs w:val="24"/>
+          <w:lang w:val="ru-RU"/>
+        </w:rPr>
+        <w:t>"HALT"</w:t>
+      </w:r>
+    </w:p>
+    <w:p>
+      <w:pPr>
+        <w:pBdr>
+          <w:top w:val="single" w:sz="4" w:space="1" w:color="auto"/>
+          <w:left w:val="single" w:sz="4" w:space="4" w:color="auto"/>
+          <w:bottom w:val="single" w:sz="4" w:space="1" w:color="auto"/>
+          <w:right w:val="single" w:sz="4" w:space="4" w:color="auto"/>
+        </w:pBdr>
+        <w:ind w:firstLine="709"/>
+        <w:rPr>
+          <w:sz w:val="24"/>
+          <w:szCs w:val="24"/>
+          <w:lang w:val="ru-RU"/>
+        </w:rPr>
+      </w:pPr>
+      <w:r>
+        <w:rPr>
+          <w:sz w:val="24"/>
+          <w:szCs w:val="24"/>
+          <w:lang w:val="ru-RU"/>
+        </w:rPr>
+        <w:t>]</w:t>
+      </w:r>
+    </w:p>
+    <w:p>
+      <w:pPr>
+        <w:ind w:firstLine="709"/>
+        <w:rPr>
+          <w:szCs w:val="28"/>
+          <w:lang w:val="ru-RU"/>
+        </w:rPr>
+      </w:pPr>
+      <w:r>
+        <w:rPr>
+          <w:szCs w:val="28"/>
+          <w:lang w:val="ru-RU"/>
+        </w:rPr>
+        <w:t>Листинг 5 – Код запуска программы</w:t>
+      </w:r>
+    </w:p>
+    <w:p>
+      <w:pPr>
+        <w:pBdr>
+          <w:top w:val="single" w:sz="4" w:space="1" w:color="auto"/>
+          <w:left w:val="single" w:sz="4" w:space="4" w:color="auto"/>
+          <w:bottom w:val="single" w:sz="4" w:space="1" w:color="auto"/>
+          <w:right w:val="single" w:sz="4" w:space="4" w:color="auto"/>
+        </w:pBdr>
+        <w:ind w:firstLine="709"/>
+        <w:rPr>
+          <w:sz w:val="24"/>
+          <w:szCs w:val="24"/>
+        </w:rPr>
+      </w:pPr>
+      <w:r>
+        <w:rPr>
+          <w:sz w:val="24"/>
+          <w:szCs w:val="24"/>
+        </w:rPr>
+        <w:t xml:space="preserve">def </w:t>
+      </w:r>
+      <w:proofErr w:type="spellStart"/>
+      <w:r>
+        <w:rPr>
+          <w:sz w:val="24"/>
+          <w:szCs w:val="24"/>
+        </w:rPr>
+        <w:t>load_</w:t>
+      </w:r>
+      <w:proofErr w:type="gramStart"/>
+      <w:r>
+        <w:rPr>
+          <w:sz w:val="24"/>
+          <w:szCs w:val="24"/>
+        </w:rPr>
+        <w:t>program</w:t>
+      </w:r>
+      <w:proofErr w:type="spellEnd"/>
+      <w:r>
+        <w:rPr>
+          <w:sz w:val="24"/>
+          <w:szCs w:val="24"/>
+        </w:rPr>
+        <w:t>(</w:t>
+      </w:r>
+      <w:proofErr w:type="gramEnd"/>
+      <w:r>
+        <w:rPr>
+          <w:sz w:val="24"/>
+          <w:szCs w:val="24"/>
+        </w:rPr>
+        <w:t>):</w:t>
+      </w:r>
+    </w:p>
+    <w:p>
+      <w:pPr>
+        <w:pBdr>
+          <w:top w:val="single" w:sz="4" w:space="1" w:color="auto"/>
+          <w:left w:val="single" w:sz="4" w:space="4" w:color="auto"/>
+          <w:bottom w:val="single" w:sz="4" w:space="1" w:color="auto"/>
+          <w:right w:val="single" w:sz="4" w:space="4" w:color="auto"/>
+        </w:pBdr>
+        <w:ind w:firstLine="709"/>
+        <w:rPr>
+          <w:sz w:val="24"/>
+          <w:szCs w:val="24"/>
+        </w:rPr>
+      </w:pPr>
+      <w:r>
+        <w:rPr>
+          <w:sz w:val="24"/>
+          <w:szCs w:val="24"/>
+        </w:rPr>
+        <w:t>    code = assemble(program)</w:t>
+      </w:r>
+    </w:p>
+    <w:p>
+      <w:pPr>
+        <w:pBdr>
+          <w:top w:val="single" w:sz="4" w:space="1" w:color="auto"/>
+          <w:left w:val="single" w:sz="4" w:space="4" w:color="auto"/>
+          <w:bottom w:val="single" w:sz="4" w:space="1" w:color="auto"/>
+          <w:right w:val="single" w:sz="4" w:space="4" w:color="auto"/>
+        </w:pBdr>
+        <w:ind w:firstLine="709"/>
+        <w:rPr>
+          <w:sz w:val="24"/>
+          <w:szCs w:val="24"/>
+          <w:lang w:val="ru-RU"/>
+        </w:rPr>
+      </w:pPr>
+      <w:r>
+        <w:rPr>
+          <w:sz w:val="24"/>
+          <w:szCs w:val="24"/>
+        </w:rPr>
+        <w:t xml:space="preserve">    </w:t>
+      </w:r>
+      <w:proofErr w:type="spellStart"/>
+      <w:r>
+        <w:rPr>
+          <w:sz w:val="24"/>
+          <w:szCs w:val="24"/>
+        </w:rPr>
+        <w:t>cpu.RAM</w:t>
+      </w:r>
+      <w:proofErr w:type="spellEnd"/>
+      <w:proofErr w:type="gramStart"/>
+      <w:r>
+        <w:rPr>
+          <w:sz w:val="24"/>
+          <w:szCs w:val="24"/>
+        </w:rPr>
+        <w:t>[:</w:t>
+      </w:r>
+      <w:proofErr w:type="spellStart"/>
+      <w:r>
+        <w:rPr>
+          <w:sz w:val="24"/>
+          <w:szCs w:val="24"/>
+        </w:rPr>
+        <w:t>len</w:t>
+      </w:r>
+      <w:proofErr w:type="spellEnd"/>
+      <w:proofErr w:type="gramEnd"/>
+      <w:r>
+        <w:rPr>
+          <w:sz w:val="24"/>
+          <w:szCs w:val="24"/>
+        </w:rPr>
+        <w:t>(code)] = code</w:t>
+      </w:r>
+    </w:p>
+    <w:p>
+      <w:pPr>
+        <w:pBdr>
+          <w:top w:val="single" w:sz="4" w:space="1" w:color="auto"/>
+          <w:left w:val="single" w:sz="4" w:space="4" w:color="auto"/>
+          <w:bottom w:val="single" w:sz="4" w:space="1" w:color="auto"/>
+          <w:right w:val="single" w:sz="4" w:space="4" w:color="auto"/>
+        </w:pBdr>
+        <w:ind w:firstLine="709"/>
+        <w:rPr>
+          <w:sz w:val="24"/>
+          <w:szCs w:val="24"/>
+        </w:rPr>
+      </w:pPr>
+      <w:r>
+        <w:rPr>
+          <w:sz w:val="24"/>
+          <w:szCs w:val="24"/>
+        </w:rPr>
+        <w:t xml:space="preserve">    </w:t>
+      </w:r>
+      <w:proofErr w:type="spellStart"/>
+      <w:proofErr w:type="gramStart"/>
+      <w:r>
+        <w:rPr>
+          <w:sz w:val="24"/>
+          <w:szCs w:val="24"/>
+        </w:rPr>
+        <w:t>cpu.RAM</w:t>
+      </w:r>
+      <w:proofErr w:type="spellEnd"/>
+      <w:r>
+        <w:rPr>
+          <w:sz w:val="24"/>
+          <w:szCs w:val="24"/>
+        </w:rPr>
+        <w:t>[</w:t>
+      </w:r>
+      <w:proofErr w:type="gramEnd"/>
+      <w:r>
+        <w:rPr>
+          <w:sz w:val="24"/>
+          <w:szCs w:val="24"/>
+        </w:rPr>
+        <w:t>200:210] = [1, 2, 3, 4, 5, 6, 7, 8, 9, 10]</w:t>
+      </w:r>
+    </w:p>
+    <w:p>
+      <w:pPr>
+        <w:pBdr>
+          <w:top w:val="single" w:sz="4" w:space="1" w:color="auto"/>
+          <w:left w:val="single" w:sz="4" w:space="4" w:color="auto"/>
+          <w:bottom w:val="single" w:sz="4" w:space="1" w:color="auto"/>
+          <w:right w:val="single" w:sz="4" w:space="4" w:color="auto"/>
+        </w:pBdr>
+        <w:ind w:firstLine="709"/>
+        <w:rPr>
+          <w:sz w:val="24"/>
+          <w:szCs w:val="24"/>
+          <w:lang w:val="ru-RU"/>
+        </w:rPr>
+      </w:pPr>
+      <w:r>
+        <w:rPr>
+          <w:sz w:val="24"/>
+          <w:szCs w:val="24"/>
+        </w:rPr>
+        <w:t xml:space="preserve">    </w:t>
+      </w:r>
+      <w:proofErr w:type="spellStart"/>
+      <w:proofErr w:type="gramStart"/>
+      <w:r>
+        <w:rPr>
+          <w:sz w:val="24"/>
+          <w:szCs w:val="24"/>
+        </w:rPr>
+        <w:t>cpu.RAM</w:t>
+      </w:r>
+      <w:proofErr w:type="spellEnd"/>
+      <w:r>
+        <w:rPr>
+          <w:sz w:val="24"/>
+          <w:szCs w:val="24"/>
+        </w:rPr>
+        <w:t>[</w:t>
+      </w:r>
+      <w:proofErr w:type="gramEnd"/>
+      <w:r>
+        <w:rPr>
+          <w:sz w:val="24"/>
+          <w:szCs w:val="24"/>
+        </w:rPr>
+        <w:t>199] = 10</w:t>
+      </w:r>
+    </w:p>
+    <w:p>
+      <w:pPr>
+        <w:pBdr>
+          <w:top w:val="single" w:sz="4" w:space="1" w:color="auto"/>
+          <w:left w:val="single" w:sz="4" w:space="4" w:color="auto"/>
+          <w:bottom w:val="single" w:sz="4" w:space="1" w:color="auto"/>
+          <w:right w:val="single" w:sz="4" w:space="4" w:color="auto"/>
+        </w:pBdr>
+        <w:ind w:firstLine="709"/>
+        <w:rPr>
+          <w:sz w:val="24"/>
+          <w:szCs w:val="24"/>
+        </w:rPr>
+      </w:pPr>
+      <w:proofErr w:type="spellStart"/>
+      <w:r>
+        <w:rPr>
+          <w:sz w:val="24"/>
+          <w:szCs w:val="24"/>
+        </w:rPr>
+        <w:t>load_</w:t>
+      </w:r>
+      <w:proofErr w:type="gramStart"/>
+      <w:r>
+        <w:rPr>
+          <w:sz w:val="24"/>
+          <w:szCs w:val="24"/>
+        </w:rPr>
+        <w:t>program</w:t>
+      </w:r>
+      <w:proofErr w:type="spellEnd"/>
+      <w:r>
+        <w:rPr>
+          <w:sz w:val="24"/>
+          <w:szCs w:val="24"/>
+        </w:rPr>
+        <w:t>(</w:t>
+      </w:r>
+      <w:proofErr w:type="gramEnd"/>
+      <w:r>
+        <w:rPr>
+          <w:sz w:val="24"/>
+          <w:szCs w:val="24"/>
+        </w:rPr>
+        <w:t>)</w:t>
+      </w:r>
+    </w:p>
+    <w:p>
+      <w:pPr>
+        <w:pBdr>
+          <w:top w:val="single" w:sz="4" w:space="1" w:color="auto"/>
+          <w:left w:val="single" w:sz="4" w:space="4" w:color="auto"/>
+          <w:bottom w:val="single" w:sz="4" w:space="1" w:color="auto"/>
+          <w:right w:val="single" w:sz="4" w:space="4" w:color="auto"/>
+        </w:pBdr>
+        <w:ind w:firstLine="709"/>
+        <w:rPr>
+          <w:sz w:val="24"/>
+          <w:szCs w:val="24"/>
+        </w:rPr>
+      </w:pPr>
+      <w:proofErr w:type="spellStart"/>
+      <w:r>
+        <w:rPr>
+          <w:sz w:val="24"/>
+          <w:szCs w:val="24"/>
+        </w:rPr>
+        <w:t>update_</w:t>
+      </w:r>
+      <w:proofErr w:type="gramStart"/>
+      <w:r>
+        <w:rPr>
+          <w:sz w:val="24"/>
+          <w:szCs w:val="24"/>
+        </w:rPr>
+        <w:t>gui</w:t>
+      </w:r>
+      <w:proofErr w:type="spellEnd"/>
+      <w:r>
+        <w:rPr>
+          <w:sz w:val="24"/>
+          <w:szCs w:val="24"/>
+        </w:rPr>
+        <w:t>(</w:t>
+      </w:r>
+      <w:proofErr w:type="gramEnd"/>
+      <w:r>
+        <w:rPr>
+          <w:sz w:val="24"/>
+          <w:szCs w:val="24"/>
+        </w:rPr>
+        <w:t>)</w:t>
       </w:r>
     </w:p>
     <w:p>
@@ -4566,6 +11797,95 @@
     </w:lvl>
   </w:abstractNum>
   <w:abstractNum w:abstractNumId="2" w15:restartNumberingAfterBreak="0">
+    <w:nsid w:val="18C27064"/>
+    <w:multiLevelType w:val="hybridMultilevel"/>
+    <w:tmpl w:val="5678ABEC"/>
+    <w:lvl w:ilvl="0" w:tplc="5F2ED03E">
+      <w:start w:val="5"/>
+      <w:numFmt w:val="decimal"/>
+      <w:lvlText w:val="%1."/>
+      <w:lvlJc w:val="left"/>
+      <w:pPr>
+        <w:ind w:left="720" w:hanging="360"/>
+      </w:pPr>
+      <w:rPr>
+        <w:rFonts w:hint="default"/>
+      </w:rPr>
+    </w:lvl>
+    <w:lvl w:ilvl="1" w:tplc="04190019" w:tentative="1">
+      <w:start w:val="1"/>
+      <w:numFmt w:val="lowerLetter"/>
+      <w:lvlText w:val="%2."/>
+      <w:lvlJc w:val="left"/>
+      <w:pPr>
+        <w:ind w:left="1440" w:hanging="360"/>
+      </w:pPr>
+    </w:lvl>
+    <w:lvl w:ilvl="2" w:tplc="0419001B" w:tentative="1">
+      <w:start w:val="1"/>
+      <w:numFmt w:val="lowerRoman"/>
+      <w:lvlText w:val="%3."/>
+      <w:lvlJc w:val="right"/>
+      <w:pPr>
+        <w:ind w:left="2160" w:hanging="180"/>
+      </w:pPr>
+    </w:lvl>
+    <w:lvl w:ilvl="3" w:tplc="0419000F" w:tentative="1">
+      <w:start w:val="1"/>
+      <w:numFmt w:val="decimal"/>
+      <w:lvlText w:val="%4."/>
+      <w:lvlJc w:val="left"/>
+      <w:pPr>
+        <w:ind w:left="2880" w:hanging="360"/>
+      </w:pPr>
+    </w:lvl>
+    <w:lvl w:ilvl="4" w:tplc="04190019" w:tentative="1">
+      <w:start w:val="1"/>
+      <w:numFmt w:val="lowerLetter"/>
+      <w:lvlText w:val="%5."/>
+      <w:lvlJc w:val="left"/>
+      <w:pPr>
+        <w:ind w:left="3600" w:hanging="360"/>
+      </w:pPr>
+    </w:lvl>
+    <w:lvl w:ilvl="5" w:tplc="0419001B" w:tentative="1">
+      <w:start w:val="1"/>
+      <w:numFmt w:val="lowerRoman"/>
+      <w:lvlText w:val="%6."/>
+      <w:lvlJc w:val="right"/>
+      <w:pPr>
+        <w:ind w:left="4320" w:hanging="180"/>
+      </w:pPr>
+    </w:lvl>
+    <w:lvl w:ilvl="6" w:tplc="0419000F" w:tentative="1">
+      <w:start w:val="1"/>
+      <w:numFmt w:val="decimal"/>
+      <w:lvlText w:val="%7."/>
+      <w:lvlJc w:val="left"/>
+      <w:pPr>
+        <w:ind w:left="5040" w:hanging="360"/>
+      </w:pPr>
+    </w:lvl>
+    <w:lvl w:ilvl="7" w:tplc="04190019" w:tentative="1">
+      <w:start w:val="1"/>
+      <w:numFmt w:val="lowerLetter"/>
+      <w:lvlText w:val="%8."/>
+      <w:lvlJc w:val="left"/>
+      <w:pPr>
+        <w:ind w:left="5760" w:hanging="360"/>
+      </w:pPr>
+    </w:lvl>
+    <w:lvl w:ilvl="8" w:tplc="0419001B" w:tentative="1">
+      <w:start w:val="1"/>
+      <w:numFmt w:val="lowerRoman"/>
+      <w:lvlText w:val="%9."/>
+      <w:lvlJc w:val="right"/>
+      <w:pPr>
+        <w:ind w:left="6480" w:hanging="180"/>
+      </w:pPr>
+    </w:lvl>
+  </w:abstractNum>
+  <w:abstractNum w:abstractNumId="3" w15:restartNumberingAfterBreak="0">
     <w:nsid w:val="30C235CA"/>
     <w:multiLevelType w:val="hybridMultilevel"/>
     <w:tmpl w:val="857A385C"/>
@@ -4651,7 +11971,7 @@
       </w:pPr>
     </w:lvl>
   </w:abstractNum>
-  <w:abstractNum w:abstractNumId="3" w15:restartNumberingAfterBreak="0">
+  <w:abstractNum w:abstractNumId="4" w15:restartNumberingAfterBreak="0">
     <w:nsid w:val="32007827"/>
     <w:multiLevelType w:val="multilevel"/>
     <w:tmpl w:val="954AAA78"/>
@@ -4800,7 +12120,7 @@
       </w:rPr>
     </w:lvl>
   </w:abstractNum>
-  <w:abstractNum w:abstractNumId="4" w15:restartNumberingAfterBreak="0">
+  <w:abstractNum w:abstractNumId="5" w15:restartNumberingAfterBreak="0">
     <w:nsid w:val="326F1578"/>
     <w:multiLevelType w:val="hybridMultilevel"/>
     <w:tmpl w:val="6A7A4A74"/>
@@ -4889,7 +12209,7 @@
       </w:pPr>
     </w:lvl>
   </w:abstractNum>
-  <w:abstractNum w:abstractNumId="5" w15:restartNumberingAfterBreak="0">
+  <w:abstractNum w:abstractNumId="6" w15:restartNumberingAfterBreak="0">
     <w:nsid w:val="34740EAE"/>
     <w:multiLevelType w:val="multilevel"/>
     <w:tmpl w:val="D868AB78"/>
@@ -5002,7 +12322,7 @@
       </w:pPr>
     </w:lvl>
   </w:abstractNum>
-  <w:abstractNum w:abstractNumId="6" w15:restartNumberingAfterBreak="0">
+  <w:abstractNum w:abstractNumId="7" w15:restartNumberingAfterBreak="0">
     <w:nsid w:val="41910EFC"/>
     <w:multiLevelType w:val="multilevel"/>
     <w:tmpl w:val="1B32BDCA"/>
@@ -5151,7 +12471,7 @@
       </w:rPr>
     </w:lvl>
   </w:abstractNum>
-  <w:abstractNum w:abstractNumId="7" w15:restartNumberingAfterBreak="0">
+  <w:abstractNum w:abstractNumId="8" w15:restartNumberingAfterBreak="0">
     <w:nsid w:val="41BC1B3F"/>
     <w:multiLevelType w:val="hybridMultilevel"/>
     <w:tmpl w:val="14D20CA4"/>
@@ -5240,7 +12560,7 @@
       </w:pPr>
     </w:lvl>
   </w:abstractNum>
-  <w:abstractNum w:abstractNumId="8" w15:restartNumberingAfterBreak="0">
+  <w:abstractNum w:abstractNumId="9" w15:restartNumberingAfterBreak="0">
     <w:nsid w:val="442207DF"/>
     <w:multiLevelType w:val="multilevel"/>
     <w:tmpl w:val="1C0A318C"/>
@@ -5389,7 +12709,7 @@
       </w:rPr>
     </w:lvl>
   </w:abstractNum>
-  <w:abstractNum w:abstractNumId="9" w15:restartNumberingAfterBreak="0">
+  <w:abstractNum w:abstractNumId="10" w15:restartNumberingAfterBreak="0">
     <w:nsid w:val="47640B13"/>
     <w:multiLevelType w:val="multilevel"/>
     <w:tmpl w:val="14FA219E"/>
@@ -5538,7 +12858,7 @@
       </w:rPr>
     </w:lvl>
   </w:abstractNum>
-  <w:abstractNum w:abstractNumId="10" w15:restartNumberingAfterBreak="0">
+  <w:abstractNum w:abstractNumId="11" w15:restartNumberingAfterBreak="0">
     <w:nsid w:val="60D9399A"/>
     <w:multiLevelType w:val="multilevel"/>
     <w:tmpl w:val="1C0A318C"/>
@@ -5687,7 +13007,7 @@
       </w:rPr>
     </w:lvl>
   </w:abstractNum>
-  <w:abstractNum w:abstractNumId="11" w15:restartNumberingAfterBreak="0">
+  <w:abstractNum w:abstractNumId="12" w15:restartNumberingAfterBreak="0">
     <w:nsid w:val="66255704"/>
     <w:multiLevelType w:val="multilevel"/>
     <w:tmpl w:val="FF10B07A"/>
@@ -5836,7 +13156,96 @@
       </w:rPr>
     </w:lvl>
   </w:abstractNum>
-  <w:abstractNum w:abstractNumId="12" w15:restartNumberingAfterBreak="0">
+  <w:abstractNum w:abstractNumId="13" w15:restartNumberingAfterBreak="0">
+    <w:nsid w:val="68BE1D37"/>
+    <w:multiLevelType w:val="hybridMultilevel"/>
+    <w:tmpl w:val="5678ABEC"/>
+    <w:lvl w:ilvl="0" w:tplc="FFFFFFFF">
+      <w:start w:val="5"/>
+      <w:numFmt w:val="decimal"/>
+      <w:lvlText w:val="%1."/>
+      <w:lvlJc w:val="left"/>
+      <w:pPr>
+        <w:ind w:left="720" w:hanging="360"/>
+      </w:pPr>
+      <w:rPr>
+        <w:rFonts w:hint="default"/>
+      </w:rPr>
+    </w:lvl>
+    <w:lvl w:ilvl="1" w:tplc="FFFFFFFF" w:tentative="1">
+      <w:start w:val="1"/>
+      <w:numFmt w:val="lowerLetter"/>
+      <w:lvlText w:val="%2."/>
+      <w:lvlJc w:val="left"/>
+      <w:pPr>
+        <w:ind w:left="1440" w:hanging="360"/>
+      </w:pPr>
+    </w:lvl>
+    <w:lvl w:ilvl="2" w:tplc="FFFFFFFF" w:tentative="1">
+      <w:start w:val="1"/>
+      <w:numFmt w:val="lowerRoman"/>
+      <w:lvlText w:val="%3."/>
+      <w:lvlJc w:val="right"/>
+      <w:pPr>
+        <w:ind w:left="2160" w:hanging="180"/>
+      </w:pPr>
+    </w:lvl>
+    <w:lvl w:ilvl="3" w:tplc="FFFFFFFF" w:tentative="1">
+      <w:start w:val="1"/>
+      <w:numFmt w:val="decimal"/>
+      <w:lvlText w:val="%4."/>
+      <w:lvlJc w:val="left"/>
+      <w:pPr>
+        <w:ind w:left="2880" w:hanging="360"/>
+      </w:pPr>
+    </w:lvl>
+    <w:lvl w:ilvl="4" w:tplc="FFFFFFFF" w:tentative="1">
+      <w:start w:val="1"/>
+      <w:numFmt w:val="lowerLetter"/>
+      <w:lvlText w:val="%5."/>
+      <w:lvlJc w:val="left"/>
+      <w:pPr>
+        <w:ind w:left="3600" w:hanging="360"/>
+      </w:pPr>
+    </w:lvl>
+    <w:lvl w:ilvl="5" w:tplc="FFFFFFFF" w:tentative="1">
+      <w:start w:val="1"/>
+      <w:numFmt w:val="lowerRoman"/>
+      <w:lvlText w:val="%6."/>
+      <w:lvlJc w:val="right"/>
+      <w:pPr>
+        <w:ind w:left="4320" w:hanging="180"/>
+      </w:pPr>
+    </w:lvl>
+    <w:lvl w:ilvl="6" w:tplc="FFFFFFFF" w:tentative="1">
+      <w:start w:val="1"/>
+      <w:numFmt w:val="decimal"/>
+      <w:lvlText w:val="%7."/>
+      <w:lvlJc w:val="left"/>
+      <w:pPr>
+        <w:ind w:left="5040" w:hanging="360"/>
+      </w:pPr>
+    </w:lvl>
+    <w:lvl w:ilvl="7" w:tplc="FFFFFFFF" w:tentative="1">
+      <w:start w:val="1"/>
+      <w:numFmt w:val="lowerLetter"/>
+      <w:lvlText w:val="%8."/>
+      <w:lvlJc w:val="left"/>
+      <w:pPr>
+        <w:ind w:left="5760" w:hanging="360"/>
+      </w:pPr>
+    </w:lvl>
+    <w:lvl w:ilvl="8" w:tplc="FFFFFFFF" w:tentative="1">
+      <w:start w:val="1"/>
+      <w:numFmt w:val="lowerRoman"/>
+      <w:lvlText w:val="%9."/>
+      <w:lvlJc w:val="right"/>
+      <w:pPr>
+        <w:ind w:left="6480" w:hanging="180"/>
+      </w:pPr>
+    </w:lvl>
+  </w:abstractNum>
+  <w:abstractNum w:abstractNumId="14" w15:restartNumberingAfterBreak="0">
     <w:nsid w:val="7C2B5EEB"/>
     <w:multiLevelType w:val="hybridMultilevel"/>
     <w:tmpl w:val="36F84D42"/>
@@ -5926,31 +13335,31 @@
     </w:lvl>
   </w:abstractNum>
   <w:num w:numId="1" w16cid:durableId="330834094">
+    <w:abstractNumId w:val="14"/>
+  </w:num>
+  <w:num w:numId="2" w16cid:durableId="792477988">
+    <w:abstractNumId w:val="4"/>
+  </w:num>
+  <w:num w:numId="3" w16cid:durableId="70783858">
+    <w:abstractNumId w:val="10"/>
+  </w:num>
+  <w:num w:numId="4" w16cid:durableId="1173105080">
+    <w:abstractNumId w:val="3"/>
+  </w:num>
+  <w:num w:numId="5" w16cid:durableId="182285724">
+    <w:abstractNumId w:val="11"/>
+  </w:num>
+  <w:num w:numId="6" w16cid:durableId="1549217643">
+    <w:abstractNumId w:val="6"/>
+  </w:num>
+  <w:num w:numId="7" w16cid:durableId="1856649190">
     <w:abstractNumId w:val="12"/>
   </w:num>
-  <w:num w:numId="2" w16cid:durableId="792477988">
-    <w:abstractNumId w:val="3"/>
-  </w:num>
-  <w:num w:numId="3" w16cid:durableId="70783858">
-    <w:abstractNumId w:val="9"/>
-  </w:num>
-  <w:num w:numId="4" w16cid:durableId="1173105080">
-    <w:abstractNumId w:val="2"/>
-  </w:num>
-  <w:num w:numId="5" w16cid:durableId="182285724">
-    <w:abstractNumId w:val="10"/>
-  </w:num>
-  <w:num w:numId="6" w16cid:durableId="1549217643">
-    <w:abstractNumId w:val="5"/>
-  </w:num>
-  <w:num w:numId="7" w16cid:durableId="1856649190">
-    <w:abstractNumId w:val="11"/>
-  </w:num>
   <w:num w:numId="8" w16cid:durableId="1063022301">
-    <w:abstractNumId w:val="6"/>
+    <w:abstractNumId w:val="7"/>
   </w:num>
   <w:num w:numId="9" w16cid:durableId="1212037270">
-    <w:abstractNumId w:val="4"/>
+    <w:abstractNumId w:val="5"/>
   </w:num>
   <w:num w:numId="10" w16cid:durableId="1845239125">
     <w:abstractNumId w:val="0"/>
@@ -5959,10 +13368,16 @@
     <w:abstractNumId w:val="1"/>
   </w:num>
   <w:num w:numId="12" w16cid:durableId="815685032">
+    <w:abstractNumId w:val="9"/>
+  </w:num>
+  <w:num w:numId="13" w16cid:durableId="277301143">
     <w:abstractNumId w:val="8"/>
   </w:num>
-  <w:num w:numId="13" w16cid:durableId="277301143">
-    <w:abstractNumId w:val="7"/>
+  <w:num w:numId="14" w16cid:durableId="758524290">
+    <w:abstractNumId w:val="2"/>
+  </w:num>
+  <w:num w:numId="15" w16cid:durableId="2135369925">
+    <w:abstractNumId w:val="13"/>
   </w:num>
 </w:numbering>
 </file>
@@ -18142,21 +25557,21 @@
 </a:theme>
 </file>
 
-<file path=customXml/item1.xml><?xml version="1.0" encoding="utf-8"?>
+<file path=customXml/item1.xml>
+</file>
+
+<file path=customXml/item2.xml><?xml version="1.0" encoding="utf-8"?>
 <b:Sources xmlns:b="http://schemas.openxmlformats.org/officeDocument/2006/bibliography" xmlns="http://schemas.openxmlformats.org/officeDocument/2006/bibliography" SelectedStyle="\APASixthEditionOfficeOnline.xsl" StyleName="APA" Version="6"/>
 </file>
 
-<file path=customXml/item2.xml>
+<file path=customXml/itemProps1.xml><?xml version="1.0" encoding="utf-8"?>
+<ds:datastoreItem xmlns:ds="http://schemas.openxmlformats.org/officeDocument/2006/customXml" ds:itemID="{B1977F7D-205B-4081-913C-38D41E755F92}"/>
 </file>
 
-<file path=customXml/itemProps1.xml><?xml version="1.0" encoding="utf-8"?>
+<file path=customXml/itemProps2.xml><?xml version="1.0" encoding="utf-8"?>
 <ds:datastoreItem xmlns:ds="http://schemas.openxmlformats.org/officeDocument/2006/customXml" ds:itemID="{B8B45AB8-777E-41AC-89F2-0A415BC8273D}">
   <ds:schemaRefs>
     <ds:schemaRef ds:uri="http://schemas.openxmlformats.org/officeDocument/2006/bibliography"/>
   </ds:schemaRefs>
 </ds:datastoreItem>
-</file>
-
-<file path=customXml/itemProps2.xml><?xml version="1.0" encoding="utf-8"?>
-<ds:datastoreItem xmlns:ds="http://schemas.openxmlformats.org/officeDocument/2006/customXml" ds:itemID="{B1977F7D-205B-4081-913C-38D41E755F92}"/>
 </file>